--- a/template-docx-short-report.docx
+++ b/template-docx-short-report.docx
@@ -86,7 +86,7 @@
                     </pic:cNvPicPr>
                   </pic:nvPicPr>
                   <pic:blipFill>
-                    <a:blip>
+                    <a:blip r:embed="rId1597277549">
                       <a:extLst>
                         <a:ext uri="{28A0092B-C50C-407E-A947-70E740481C1C}">
                           <a14:useLocalDpi xmlns:a14="http://schemas.microsoft.com/office/drawing/2010/main" val="0"/>
@@ -154,7 +154,7 @@
         <w:t xml:space="preserve">AAGI Program Report</w:t>
       </w:r>
     </w:p>
-    <w:bookmarkStart w:id="1597277551" w:name="my-report-title"/>
+    <w:bookmarkStart w:id="1597277552" w:name="my-report-title"/>
     <w:p>
       <w:pPr>
         <w:pStyle w:val="Heading1"/>
@@ -163,7 +163,7 @@
         <w:t xml:space="preserve">My Report Title</w:t>
       </w:r>
     </w:p>
-    <w:bookmarkStart w:id="1597277550" w:name="report-for-abc2026-001abc"/>
+    <w:bookmarkStart w:id="1597277551" w:name="report-for-abc2026-001abc"/>
     <w:p>
       <w:pPr>
         <w:pStyle w:val="Heading2"/>
@@ -214,7 +214,7 @@
       <w:r>
         <w:t xml:space="preserve"> </w:t>
       </w:r>
-      <w:hyperlink r:id="rId1597277549">
+      <w:hyperlink r:id="rId1597277550">
         <w:r>
           <w:rPr>
             <w:rStyle w:val="Hyperlink"/>
@@ -233,14 +233,14 @@
         <w:t xml:space="preserve">Last updated: 2026-04-09</w:t>
       </w:r>
     </w:p>
-    <w:bookmarkEnd w:id="1597277550"/>
     <w:bookmarkEnd w:id="1597277551"/>
+    <w:bookmarkEnd w:id="1597277552"/>
     <w:p>
       <w:pPr>
         <w:pStyle w:val="BodyText"/>
       </w:pPr>
     </w:p>
-    <w:bookmarkStart w:id="1597277552" w:name="executive-summary"/>
+    <w:bookmarkStart w:id="1597277553" w:name="executive-summary"/>
     <w:p>
       <w:pPr>
         <w:pStyle w:val="Heading1"/>
@@ -263,8 +263,8 @@
         <w:t xml:space="preserve">Summarise the work provided by AAGI and the main results.</w:t>
       </w:r>
     </w:p>
-    <w:bookmarkEnd w:id="1597277552"/>
-    <w:bookmarkStart w:id="1597277553" w:name="key-findings"/>
+    <w:bookmarkEnd w:id="1597277553"/>
+    <w:bookmarkStart w:id="1597277554" w:name="key-findings"/>
     <w:p>
       <w:pPr>
         <w:pStyle w:val="Heading1"/>
@@ -327,8 +327,8 @@
         <w:t xml:space="preserve">— This is an example of an AAGI note callout.</w:t>
       </w:r>
     </w:p>
-    <w:bookmarkEnd w:id="1597277553"/>
-    <w:bookmarkStart w:id="1597277554" w:name="methods-brief"/>
+    <w:bookmarkEnd w:id="1597277554"/>
+    <w:bookmarkStart w:id="1597277555" w:name="methods-brief"/>
     <w:p>
       <w:pPr>
         <w:pStyle w:val="Heading1"/>
@@ -345,8 +345,8 @@
         <w:t xml:space="preserve">Briefly describe the analysis approach and any key assumptions.</w:t>
       </w:r>
     </w:p>
-    <w:bookmarkEnd w:id="1597277554"/>
-    <w:bookmarkStart w:id="1597277555" w:name="results-brief"/>
+    <w:bookmarkEnd w:id="1597277555"/>
+    <w:bookmarkStart w:id="1597277556" w:name="results-brief"/>
     <w:p>
       <w:pPr>
         <w:pStyle w:val="Heading1"/>
@@ -363,8 +363,8 @@
         <w:t xml:space="preserve">Summarise the primary results, with 1–2 key figures/tables as needed.</w:t>
       </w:r>
     </w:p>
-    <w:bookmarkEnd w:id="1597277555"/>
-    <w:bookmarkStart w:id="1597277557" w:name="references"/>
+    <w:bookmarkEnd w:id="1597277556"/>
+    <w:bookmarkStart w:id="1597277558" w:name="references"/>
     <w:p>
       <w:pPr>
         <w:pStyle w:val="Heading1"/>
@@ -373,9 +373,9 @@
         <w:t xml:space="preserve">References</w:t>
       </w:r>
     </w:p>
-    <w:bookmarkStart w:id="1597277556" w:name="refs"/>
-    <w:bookmarkEnd w:id="1597277556"/>
+    <w:bookmarkStart w:id="1597277557" w:name="refs"/>
     <w:bookmarkEnd w:id="1597277557"/>
+    <w:bookmarkEnd w:id="1597277558"/>
     <w:sectPr>
       <w:footerReference r:id="rId5" w:type="even"/>
       <w:footerReference r:id="rId6" w:type="default"/>

--- a/template-docx-short-report.docx
+++ b/template-docx-short-report.docx
@@ -37,7 +37,7 @@
         <w:pStyle w:val="Date"/>
       </w:pPr>
       <w:r>
-        <w:t xml:space="preserve">April 9, 2026</w:t>
+        <w:t xml:space="preserve">April 10, 2026</w:t>
       </w:r>
     </w:p>
     <w:sdt>
@@ -230,7 +230,7 @@
           <w:i/>
           <w:iCs/>
         </w:rPr>
-        <w:t xml:space="preserve">Last updated: 2026-04-09</w:t>
+        <w:t xml:space="preserve">Last updated: 2026-04-10</w:t>
       </w:r>
     </w:p>
     <w:bookmarkEnd w:id="1597277551"/>

--- a/template-docx-short-report.docx
+++ b/template-docx-short-report.docx
@@ -4,68 +4,12 @@
   <w:body>
     <w:p>
       <w:pPr>
-        <w:pStyle w:val="Subtitle"/>
-      </w:pPr>
-      <w:r>
-        <w:t xml:space="preserve">My Report Title</w:t>
-      </w:r>
-      <w:r>
-        <w:t xml:space="preserve"> </w:t>
-      </w:r>
-      <w:r>
-        <w:t xml:space="preserve">Report for ABC2026-001ABC</w:t>
+        <w:pStyle w:val="Date"/>
+      </w:pPr>
+      <w:r>
+        <w:t xml:space="preserve">April 10, 2026</w:t>
       </w:r>
     </w:p>
-    <w:p>
-      <w:pPr>
-        <w:pStyle w:val="Author"/>
-      </w:pPr>
-      <w:r>
-        <w:t xml:space="preserve">Prepared for: collab_partner_org (partner@example.com)</w:t>
-      </w:r>
-    </w:p>
-    <w:p>
-      <w:pPr>
-        <w:pStyle w:val="Author"/>
-      </w:pPr>
-      <w:r>
-        <w:t xml:space="preserve">Prepared by: Alice A., Bob B.</w:t>
-      </w:r>
-    </w:p>
-    <w:p>
-      <w:pPr>
-        <w:pStyle w:val="Date"/>
-      </w:pPr>
-      <w:r>
-        <w:t xml:space="preserve">April 10, 2026</w:t>
-      </w:r>
-    </w:p>
-    <w:sdt>
-      <w:sdtPr>
-        <w:docPartObj>
-          <w:docPartGallery w:val="Table of Contents"/>
-          <w:docPartUnique/>
-        </w:docPartObj>
-      </w:sdtPr>
-      <w:sdtContent>
-        <w:p>
-          <w:pPr>
-            <w:pStyle w:val="TOCHeading"/>
-          </w:pPr>
-          <w:r>
-            <w:t xml:space="preserve">Table of contents</w:t>
-          </w:r>
-        </w:p>
-        <w:p>
-          <w:r>
-            <w:fldChar w:fldCharType="begin" w:dirty="true"/>
-            <w:instrText xml:space="preserve">TOC \o "1-3" \h \z \u</w:instrText>
-            <w:fldChar w:fldCharType="separate"/>
-            <w:fldChar w:fldCharType="end"/>
-          </w:r>
-        </w:p>
-      </w:sdtContent>
-    </w:sdt>
     <w:p>
       <w:pPr>
         <w:pStyle w:val="FirstParagraph"/>
@@ -75,24 +19,24 @@
           <wp:inline>
             <wp:extent cx="1714500" cy="819150"/>
             <wp:effectExtent b="0" l="0" r="0" t="0"/>
-            <wp:docPr descr="" title="" id="1597277547" name="Picture"/>
+            <wp:docPr descr="" title="" id="19" name="Picture"/>
             <a:graphic>
               <a:graphicData uri="http://schemas.openxmlformats.org/drawingml/2006/picture">
                 <pic:pic>
                   <pic:nvPicPr>
-                    <pic:cNvPr descr="AAGI_logo.svg" id="1597277548" name="Picture"/>
+                    <pic:cNvPr descr="AAGI_logo.svg" id="20" name="Picture"/>
                     <pic:cNvPicPr>
                       <a:picLocks noChangeArrowheads="1" noChangeAspect="1"/>
                     </pic:cNvPicPr>
                   </pic:nvPicPr>
                   <pic:blipFill>
-                    <a:blip r:embed="rId1597277549">
+                    <a:blip r:embed="rId21">
                       <a:extLst>
                         <a:ext uri="{28A0092B-C50C-407E-A947-70E740481C1C}">
                           <a14:useLocalDpi xmlns:a14="http://schemas.microsoft.com/office/drawing/2010/main" val="0"/>
                         </a:ext>
                         <a:ext uri="{96DAC541-7B7A-43D3-8B79-37D633B846F1}">
-                          <asvg:svgBlip xmlns:asvg="http://schemas.microsoft.com/office/drawing/2016/SVG/main" r:embed="rId1597277546"/>
+                          <asvg:svgBlip xmlns:asvg="http://schemas.microsoft.com/office/drawing/2016/SVG/main" r:embed="rId18"/>
                         </a:ext>
                       </a:extLst>
                     </a:blip>
@@ -154,7 +98,7 @@
         <w:t xml:space="preserve">AAGI Program Report</w:t>
       </w:r>
     </w:p>
-    <w:bookmarkStart w:id="1597277552" w:name="my-report-title"/>
+    <w:bookmarkStart w:id="24" w:name="my-report-title"/>
     <w:p>
       <w:pPr>
         <w:pStyle w:val="Heading1"/>
@@ -163,7 +107,7 @@
         <w:t xml:space="preserve">My Report Title</w:t>
       </w:r>
     </w:p>
-    <w:bookmarkStart w:id="1597277551" w:name="report-for-abc2026-001abc"/>
+    <w:bookmarkStart w:id="23" w:name="report-for-abc2026-001abc"/>
     <w:p>
       <w:pPr>
         <w:pStyle w:val="Heading2"/>
@@ -214,7 +158,7 @@
       <w:r>
         <w:t xml:space="preserve"> </w:t>
       </w:r>
-      <w:hyperlink r:id="rId1597277550">
+      <w:hyperlink r:id="rId22">
         <w:r>
           <w:rPr>
             <w:rStyle w:val="Hyperlink"/>
@@ -233,14 +177,9 @@
         <w:t xml:space="preserve">Last updated: 2026-04-10</w:t>
       </w:r>
     </w:p>
-    <w:bookmarkEnd w:id="1597277551"/>
-    <w:bookmarkEnd w:id="1597277552"/>
-    <w:p>
-      <w:pPr>
-        <w:pStyle w:val="BodyText"/>
-      </w:pPr>
-    </w:p>
-    <w:bookmarkStart w:id="1597277553" w:name="executive-summary"/>
+    <w:bookmarkEnd w:id="23"/>
+    <w:bookmarkEnd w:id="24"/>
+    <w:bookmarkStart w:id="25" w:name="executive-summary"/>
     <w:p>
       <w:pPr>
         <w:pStyle w:val="Heading1"/>
@@ -263,8 +202,8 @@
         <w:t xml:space="preserve">Summarise the work provided by AAGI and the main results.</w:t>
       </w:r>
     </w:p>
-    <w:bookmarkEnd w:id="1597277553"/>
-    <w:bookmarkStart w:id="1597277554" w:name="key-findings"/>
+    <w:bookmarkEnd w:id="25"/>
+    <w:bookmarkStart w:id="26" w:name="key-findings"/>
     <w:p>
       <w:pPr>
         <w:pStyle w:val="Heading1"/>
@@ -327,8 +266,8 @@
         <w:t xml:space="preserve">— This is an example of an AAGI note callout.</w:t>
       </w:r>
     </w:p>
-    <w:bookmarkEnd w:id="1597277554"/>
-    <w:bookmarkStart w:id="1597277555" w:name="methods-brief"/>
+    <w:bookmarkEnd w:id="26"/>
+    <w:bookmarkStart w:id="27" w:name="methods-brief"/>
     <w:p>
       <w:pPr>
         <w:pStyle w:val="Heading1"/>
@@ -345,8 +284,8 @@
         <w:t xml:space="preserve">Briefly describe the analysis approach and any key assumptions.</w:t>
       </w:r>
     </w:p>
-    <w:bookmarkEnd w:id="1597277555"/>
-    <w:bookmarkStart w:id="1597277556" w:name="results-brief"/>
+    <w:bookmarkEnd w:id="27"/>
+    <w:bookmarkStart w:id="28" w:name="results-brief"/>
     <w:p>
       <w:pPr>
         <w:pStyle w:val="Heading1"/>
@@ -363,8 +302,8 @@
         <w:t xml:space="preserve">Summarise the primary results, with 1–2 key figures/tables as needed.</w:t>
       </w:r>
     </w:p>
-    <w:bookmarkEnd w:id="1597277556"/>
-    <w:bookmarkStart w:id="1597277558" w:name="references"/>
+    <w:bookmarkEnd w:id="28"/>
+    <w:bookmarkStart w:id="34" w:name="references"/>
     <w:p>
       <w:pPr>
         <w:pStyle w:val="Heading1"/>
@@ -373,16 +312,75 @@
         <w:t xml:space="preserve">References</w:t>
       </w:r>
     </w:p>
-    <w:bookmarkStart w:id="1597277557" w:name="refs"/>
-    <w:bookmarkEnd w:id="1597277557"/>
-    <w:bookmarkEnd w:id="1597277558"/>
+    <w:bookmarkStart w:id="29" w:name="refs"/>
+    <w:bookmarkEnd w:id="29"/>
+    <w:p>
+      <w:pPr>
+        <w:pStyle w:val="FirstParagraph"/>
+      </w:pPr>
+      <w:r>
+        <w:drawing>
+          <wp:inline>
+            <wp:extent cx="6642100" cy="788045"/>
+            <wp:effectExtent b="0" l="0" r="0" t="0"/>
+            <wp:docPr descr="" title="" id="31" name="Picture"/>
+            <a:graphic>
+              <a:graphicData uri="http://schemas.openxmlformats.org/drawingml/2006/picture">
+                <pic:pic>
+                  <pic:nvPicPr>
+                    <pic:cNvPr descr="_extensions/AAGI-AUS/aagi/assets/AAGI_SP_Logo_Block-Portrait.svg" id="32" name="Picture"/>
+                    <pic:cNvPicPr>
+                      <a:picLocks noChangeArrowheads="1" noChangeAspect="1"/>
+                    </pic:cNvPicPr>
+                  </pic:nvPicPr>
+                  <pic:blipFill>
+                    <a:blip r:embed="rId33">
+                      <a:extLst>
+                        <a:ext uri="{28A0092B-C50C-407E-A947-70E740481C1C}">
+                          <a14:useLocalDpi xmlns:a14="http://schemas.microsoft.com/office/drawing/2010/main" val="0"/>
+                        </a:ext>
+                        <a:ext uri="{96DAC541-7B7A-43D3-8B79-37D633B846F1}">
+                          <asvg:svgBlip xmlns:asvg="http://schemas.microsoft.com/office/drawing/2016/SVG/main" r:embed="rId30"/>
+                        </a:ext>
+                      </a:extLst>
+                    </a:blip>
+                    <a:stretch>
+                      <a:fillRect/>
+                    </a:stretch>
+                  </pic:blipFill>
+                  <pic:spPr bwMode="auto">
+                    <a:xfrm>
+                      <a:off x="0" y="0"/>
+                      <a:ext cx="6642100" cy="788045"/>
+                    </a:xfrm>
+                    <a:prstGeom prst="rect">
+                      <a:avLst/>
+                    </a:prstGeom>
+                    <a:noFill/>
+                    <a:ln w="9525">
+                      <a:noFill/>
+                      <a:headEnd/>
+                      <a:tailEnd/>
+                    </a:ln>
+                  </pic:spPr>
+                </pic:pic>
+              </a:graphicData>
+            </a:graphic>
+          </wp:inline>
+        </w:drawing>
+      </w:r>
+    </w:p>
+    <w:bookmarkEnd w:id="34"/>
     <w:sectPr>
-      <w:footerReference r:id="rId5" w:type="even"/>
-      <w:footerReference r:id="rId6" w:type="default"/>
-      <w:footerReference r:id="rId7" w:type="first"/>
+      <w:headerReference r:id="rId4" w:type="even"/>
+      <w:headerReference r:id="rId5" w:type="default"/>
+      <w:headerReference r:id="rId6" w:type="first"/>
+      <w:footerReference r:id="rId7" w:type="even"/>
+      <w:footerReference r:id="rId8" w:type="default"/>
+      <w:footerReference r:id="rId9" w:type="first"/>
       <w:type w:val="nextPage"/>
       <w:pgSz w:h="16838" w:orient="portrait" w:w="11906"/>
-      <w:pgMar w:bottom="1440" w:footer="708" w:gutter="0" w:header="0" w:left="1440" w:right="1440" w:top="1440"/>
+      <w:pgMar w:bottom="765" w:footer="708" w:gutter="0" w:header="708" w:left="720" w:right="720" w:top="765"/>
       <w:pgNumType w:fmt="decimal"/>
       <w:formProt w:val="false"/>
       <w:textDirection w:val="lrTb"/>
@@ -411,225 +409,140 @@
 </w:ftr>
 </file>
 
-<file path=word/footer10.xml><?xml version="1.0" encoding="utf-8"?>
-<w:ftr xmlns:o="urn:schemas-microsoft-com:office:office" xmlns:r="http://schemas.openxmlformats.org/officeDocument/2006/relationships" xmlns:v="urn:schemas-microsoft-com:vml" xmlns:w="http://schemas.openxmlformats.org/wordprocessingml/2006/main" xmlns:w10="urn:schemas-microsoft-com:office:word" xmlns:wp="http://schemas.openxmlformats.org/drawingml/2006/wordprocessingDrawing" xmlns:pic="http://schemas.openxmlformats.org/drawingml/2006/picture" xmlns:wps="http://schemas.microsoft.com/office/word/2010/wordprocessingShape" xmlns:wpg="http://schemas.microsoft.com/office/word/2010/wordprocessingGroup" xmlns:mc="http://schemas.openxmlformats.org/markup-compatibility/2006" xmlns:wp14="http://schemas.microsoft.com/office/word/2010/wordprocessingDrawing" xmlns:w14="http://schemas.microsoft.com/office/word/2010/wordml" xmlns:w15="http://schemas.microsoft.com/office/word/2012/wordml" mc:Ignorable="w14 wp14 w15">
-  <w:p xmlns:wp14="http://schemas.microsoft.com/office/word/2010/wordml" wp14:textId="77777777">
+<file path=word/footer2.xml><?xml version="1.0" encoding="utf-8"?>
+<w:ftr xmlns:o="urn:schemas-microsoft-com:office:office" xmlns:r="http://schemas.openxmlformats.org/officeDocument/2006/relationships" xmlns:v="urn:schemas-microsoft-com:vml" xmlns:w="http://schemas.openxmlformats.org/wordprocessingml/2006/main" xmlns:w10="urn:schemas-microsoft-com:office:word" xmlns:wp="http://schemas.openxmlformats.org/drawingml/2006/wordprocessingDrawing" xmlns:pic="http://schemas.openxmlformats.org/drawingml/2006/picture" xmlns:wps="http://schemas.microsoft.com/office/word/2010/wordprocessingShape" xmlns:wpg="http://schemas.microsoft.com/office/word/2010/wordprocessingGroup" xmlns:mc="http://schemas.openxmlformats.org/markup-compatibility/2006" xmlns:wp14="http://schemas.microsoft.com/office/word/2010/wordprocessingDrawing" xmlns:w14="http://schemas.microsoft.com/office/word/2010/wordml" xmlns:w15="http://schemas.microsoft.com/office/word/2012/wordml" xmlns:a="http://schemas.openxmlformats.org/drawingml/2006/main" xmlns:a14="http://schemas.microsoft.com/office/drawing/2010/main" mc:Ignorable="w14 wp14 w15">
+  <w:p xmlns:wp14="http://schemas.microsoft.com/office/word/2010/wordml" wp14:textId="5B501FBC">
     <w:pPr>
       <w:pStyle w:val="Footer"/>
-      <w:jc w:val="end"/>
-      <w:rPr/>
+      <w:pBdr>
+        <w:bottom w:val="single" w:color="000000" w:sz="6" w:space="1"/>
+      </w:pBdr>
+    </w:pPr>
+  </w:p>
+  <w:p xmlns:wp14="http://schemas.microsoft.com/office/word/2010/wordml" wp14:textId="3A72888E">
+    <w:pPr>
+      <w:pStyle w:val="Footer"/>
     </w:pPr>
     <w:r>
-      <w:rPr/>
-      <w:fldChar w:fldCharType="begin"/>
-    </w:r>
-    <w:r>
-      <w:rPr/>
-      <w:instrText xml:space="preserve"> PAGE </w:instrText>
-    </w:r>
-    <w:r>
-      <w:rPr/>
-      <w:fldChar w:fldCharType="separate"/>
-    </w:r>
-    <w:r>
-      <w:rPr/>
-      <w:t>12</w:t>
-    </w:r>
-    <w:r>
-      <w:rPr/>
-      <w:fldChar w:fldCharType="end"/>
-    </w:r>
-  </w:p>
-</w:ftr>
-</file>
-
-<file path=word/footer11.xml><?xml version="1.0" encoding="utf-8"?>
-<w:ftr xmlns:o="urn:schemas-microsoft-com:office:office" xmlns:r="http://schemas.openxmlformats.org/officeDocument/2006/relationships" xmlns:v="urn:schemas-microsoft-com:vml" xmlns:w="http://schemas.openxmlformats.org/wordprocessingml/2006/main" xmlns:w10="urn:schemas-microsoft-com:office:word" xmlns:wp="http://schemas.openxmlformats.org/drawingml/2006/wordprocessingDrawing" xmlns:pic="http://schemas.openxmlformats.org/drawingml/2006/picture" xmlns:wps="http://schemas.microsoft.com/office/word/2010/wordprocessingShape" xmlns:wpg="http://schemas.microsoft.com/office/word/2010/wordprocessingGroup" xmlns:mc="http://schemas.openxmlformats.org/markup-compatibility/2006" xmlns:wp14="http://schemas.microsoft.com/office/word/2010/wordprocessingDrawing" xmlns:w14="http://schemas.microsoft.com/office/word/2010/wordml" xmlns:w15="http://schemas.microsoft.com/office/word/2012/wordml" mc:Ignorable="w14 wp14 w15">
-  <w:p xmlns:wp14="http://schemas.microsoft.com/office/word/2010/wordml" wp14:textId="77777777"/>
-</w:ftr>
-</file>
-
-<file path=word/footer2.xml><?xml version="1.0" encoding="utf-8"?>
-<w:ftr xmlns:o="urn:schemas-microsoft-com:office:office" xmlns:r="http://schemas.openxmlformats.org/officeDocument/2006/relationships" xmlns:v="urn:schemas-microsoft-com:vml" xmlns:w="http://schemas.openxmlformats.org/wordprocessingml/2006/main" xmlns:w10="urn:schemas-microsoft-com:office:word" xmlns:wp="http://schemas.openxmlformats.org/drawingml/2006/wordprocessingDrawing" xmlns:pic="http://schemas.openxmlformats.org/drawingml/2006/picture" xmlns:wps="http://schemas.microsoft.com/office/word/2010/wordprocessingShape" xmlns:wpg="http://schemas.microsoft.com/office/word/2010/wordprocessingGroup" xmlns:mc="http://schemas.openxmlformats.org/markup-compatibility/2006" xmlns:wp14="http://schemas.microsoft.com/office/word/2010/wordprocessingDrawing" xmlns:w14="http://schemas.microsoft.com/office/word/2010/wordml" xmlns:w15="http://schemas.microsoft.com/office/word/2012/wordml" mc:Ignorable="w14 wp14 w15">
-  <w:p xmlns:wp14="http://schemas.microsoft.com/office/word/2010/wordml" wp14:textId="77777777">
-    <w:pPr>
-      <w:pStyle w:val="Footer"/>
-      <w:jc w:val="center"/>
-      <w:rPr/>
-    </w:pPr>
-    <w:r>
-      <w:rPr/>
+      <w:drawing>
+        <wp:inline xmlns:wp14="http://schemas.microsoft.com/office/word/2010/wordprocessingDrawing" wp14:editId="552B5981" wp14:anchorId="41EB455F">
+          <wp:extent cx="6619875" cy="781745"/>
+          <wp:effectExtent l="0" t="0" r="0" b="0"/>
+          <wp:docPr id="1983009645" name="drawing"/>
+          <wp:cNvGraphicFramePr>
+            <a:graphicFrameLocks noChangeAspect="1"/>
+          </wp:cNvGraphicFramePr>
+          <a:graphic>
+            <a:graphicData xmlns:a="http://schemas.openxmlformats.org/drawingml/2006/main" uri="http://schemas.openxmlformats.org/drawingml/2006/picture">
+              <pic:pic xmlns:pic="http://schemas.openxmlformats.org/drawingml/2006/picture">
+                <pic:nvPicPr>
+                  <pic:cNvPr id="1041358849" name="Picture 1041358849"/>
+                  <pic:cNvPicPr/>
+                </pic:nvPicPr>
+                <pic:blipFill>
+                  <a:blip xmlns:r="http://schemas.openxmlformats.org/officeDocument/2006/relationships" r:embed="rId1010425490">
+                    <a:extLst>
+                      <a:ext uri="{28A0092B-C50C-407E-A947-70E740481C1C}">
+                        <a14:useLocalDpi xmlns:a14="http://schemas.microsoft.com/office/drawing/2010/main"/>
+                      </a:ext>
+                    </a:extLst>
+                  </a:blip>
+                  <a:stretch>
+                    <a:fillRect/>
+                  </a:stretch>
+                </pic:blipFill>
+                <pic:spPr>
+                  <a:xfrm rot="0">
+                    <a:off x="0" y="0"/>
+                    <a:ext cx="6619875" cy="781745"/>
+                  </a:xfrm>
+                  <a:prstGeom prst="rect">
+                    <a:avLst/>
+                  </a:prstGeom>
+                </pic:spPr>
+              </pic:pic>
+            </a:graphicData>
+          </a:graphic>
+        </wp:inline>
+      </w:drawing>
     </w:r>
   </w:p>
 </w:ftr>
 </file>
 
 <file path=word/footer3.xml><?xml version="1.0" encoding="utf-8"?>
-<w:ftr xmlns:o="urn:schemas-microsoft-com:office:office" xmlns:r="http://schemas.openxmlformats.org/officeDocument/2006/relationships" xmlns:v="urn:schemas-microsoft-com:vml" xmlns:w="http://schemas.openxmlformats.org/wordprocessingml/2006/main" xmlns:w10="urn:schemas-microsoft-com:office:word" xmlns:wp="http://schemas.openxmlformats.org/drawingml/2006/wordprocessingDrawing" xmlns:pic="http://schemas.openxmlformats.org/drawingml/2006/picture" xmlns:wps="http://schemas.microsoft.com/office/word/2010/wordprocessingShape" xmlns:wpg="http://schemas.microsoft.com/office/word/2010/wordprocessingGroup" xmlns:mc="http://schemas.openxmlformats.org/markup-compatibility/2006" xmlns:wp14="http://schemas.microsoft.com/office/word/2010/wordprocessingDrawing" xmlns:w14="http://schemas.microsoft.com/office/word/2010/wordml" xmlns:w15="http://schemas.microsoft.com/office/word/2012/wordml" mc:Ignorable="w14 wp14 w15">
+<w:ftr xmlns:o="urn:schemas-microsoft-com:office:office" xmlns:r="http://schemas.openxmlformats.org/officeDocument/2006/relationships" xmlns:v="urn:schemas-microsoft-com:vml" xmlns:w="http://schemas.openxmlformats.org/wordprocessingml/2006/main" xmlns:w10="urn:schemas-microsoft-com:office:word" xmlns:wp="http://schemas.openxmlformats.org/drawingml/2006/wordprocessingDrawing" xmlns:pic="http://schemas.openxmlformats.org/drawingml/2006/picture" xmlns:wps="http://schemas.microsoft.com/office/word/2010/wordprocessingShape" xmlns:wpg="http://schemas.microsoft.com/office/word/2010/wordprocessingGroup" xmlns:mc="http://schemas.openxmlformats.org/markup-compatibility/2006" xmlns:wp14="http://schemas.microsoft.com/office/word/2010/wordprocessingDrawing" xmlns:w14="http://schemas.microsoft.com/office/word/2010/wordml" xmlns:w15="http://schemas.microsoft.com/office/word/2012/wordml" xmlns:a="http://schemas.openxmlformats.org/drawingml/2006/main" mc:Ignorable="w14 wp14 w15">
   <w:p xmlns:wp14="http://schemas.microsoft.com/office/word/2010/wordml" wp14:textId="77777777">
     <w:pPr>
       <w:pStyle w:val="Footer"/>
-      <w:jc w:val="center"/>
+      <w:pBdr>
+        <w:bottom w:val="single" w:color="000000" w:sz="6" w:space="1"/>
+      </w:pBdr>
       <w:rPr/>
     </w:pPr>
     <w:r>
       <w:rPr/>
+      <w:drawing>
+        <wp:anchor xmlns:wp14="http://schemas.microsoft.com/office/word/2010/wordprocessingDrawing" distT="0" distB="0" distL="0" distR="0" simplePos="0" relativeHeight="5" behindDoc="1" locked="0" layoutInCell="1" allowOverlap="1" wp14:anchorId="1F391316" wp14:editId="7777777">
+          <wp:simplePos x="0" y="0"/>
+          <wp:positionH relativeFrom="column">
+            <wp:posOffset>-473710</wp:posOffset>
+          </wp:positionH>
+          <wp:positionV relativeFrom="paragraph">
+            <wp:posOffset>82550</wp:posOffset>
+          </wp:positionV>
+          <wp:extent cx="7585075" cy="1080770"/>
+          <wp:effectExtent l="0" t="0" r="0" b="0"/>
+          <wp:wrapNone/>
+          <wp:docPr id="5" name="Picture 2" descr="A black and purple logo&#10;&#10;Description automatically generated"/>
+          <wp:cNvGraphicFramePr>
+            <a:graphicFrameLocks xmlns:a="http://schemas.openxmlformats.org/drawingml/2006/main" noChangeAspect="1"/>
+          </wp:cNvGraphicFramePr>
+          <a:graphic xmlns:a="http://schemas.openxmlformats.org/drawingml/2006/main">
+            <a:graphicData uri="http://schemas.openxmlformats.org/drawingml/2006/picture">
+              <pic:pic xmlns:pic="http://schemas.openxmlformats.org/drawingml/2006/picture">
+                <pic:nvPicPr>
+                  <pic:cNvPr id="5" name="Picture 2" descr="A black and purple logo&#10;&#10;Description automatically generated"/>
+                  <pic:cNvPicPr>
+                    <a:picLocks noChangeAspect="1" noChangeArrowheads="1"/>
+                  </pic:cNvPicPr>
+                </pic:nvPicPr>
+                <pic:blipFill>
+                  <a:blip r:embed="rId1"/>
+                  <a:stretch>
+                    <a:fillRect/>
+                  </a:stretch>
+                </pic:blipFill>
+                <pic:spPr bwMode="auto">
+                  <a:xfrm>
+                    <a:off x="0" y="0"/>
+                    <a:ext cx="7585075" cy="1080770"/>
+                  </a:xfrm>
+                  <a:prstGeom prst="rect">
+                    <a:avLst/>
+                  </a:prstGeom>
+                  <a:noFill/>
+                </pic:spPr>
+              </pic:pic>
+            </a:graphicData>
+          </a:graphic>
+        </wp:anchor>
+      </w:drawing>
     </w:r>
   </w:p>
-</w:ftr>
-</file>
-
-<file path=word/footer4.xml><?xml version="1.0" encoding="utf-8"?>
-<w:ftr xmlns:o="urn:schemas-microsoft-com:office:office" xmlns:r="http://schemas.openxmlformats.org/officeDocument/2006/relationships" xmlns:v="urn:schemas-microsoft-com:vml" xmlns:w="http://schemas.openxmlformats.org/wordprocessingml/2006/main" xmlns:w10="urn:schemas-microsoft-com:office:word" xmlns:wp="http://schemas.openxmlformats.org/drawingml/2006/wordprocessingDrawing" xmlns:pic="http://schemas.openxmlformats.org/drawingml/2006/picture" xmlns:wps="http://schemas.microsoft.com/office/word/2010/wordprocessingShape" xmlns:wpg="http://schemas.microsoft.com/office/word/2010/wordprocessingGroup" xmlns:mc="http://schemas.openxmlformats.org/markup-compatibility/2006" xmlns:wp14="http://schemas.microsoft.com/office/word/2010/wordprocessingDrawing" xmlns:w14="http://schemas.microsoft.com/office/word/2010/wordml" xmlns:w15="http://schemas.microsoft.com/office/word/2012/wordml" mc:Ignorable="w14 wp14 w15">
   <w:p xmlns:wp14="http://schemas.microsoft.com/office/word/2010/wordml" wp14:textId="77777777">
     <w:pPr>
       <w:pStyle w:val="Footer"/>
-      <w:rPr/>
+      <w:rPr>
+        <w:sz w:val="52"/>
+        <w:szCs w:val="52"/>
+      </w:rPr>
     </w:pPr>
     <w:r>
-      <w:rPr/>
-    </w:r>
-  </w:p>
-</w:ftr>
-</file>
-
-<file path=word/footer5.xml><?xml version="1.0" encoding="utf-8"?>
-<w:ftr xmlns:o="urn:schemas-microsoft-com:office:office" xmlns:r="http://schemas.openxmlformats.org/officeDocument/2006/relationships" xmlns:v="urn:schemas-microsoft-com:vml" xmlns:w="http://schemas.openxmlformats.org/wordprocessingml/2006/main" xmlns:w10="urn:schemas-microsoft-com:office:word" xmlns:wp="http://schemas.openxmlformats.org/drawingml/2006/wordprocessingDrawing" xmlns:pic="http://schemas.openxmlformats.org/drawingml/2006/picture" xmlns:wps="http://schemas.microsoft.com/office/word/2010/wordprocessingShape" xmlns:wpg="http://schemas.microsoft.com/office/word/2010/wordprocessingGroup" xmlns:mc="http://schemas.openxmlformats.org/markup-compatibility/2006" xmlns:wp14="http://schemas.microsoft.com/office/word/2010/wordprocessingDrawing" xmlns:w14="http://schemas.microsoft.com/office/word/2010/wordml" xmlns:w15="http://schemas.microsoft.com/office/word/2012/wordml" mc:Ignorable="w14 wp14 w15">
-  <w:p xmlns:wp14="http://schemas.microsoft.com/office/word/2010/wordml" wp14:textId="77777777">
-    <w:pPr>
-      <w:pStyle w:val="Footer"/>
-      <w:jc w:val="end"/>
-      <w:rPr/>
-    </w:pPr>
-    <w:r>
-      <w:rPr/>
-      <w:fldChar w:fldCharType="begin"/>
-    </w:r>
-    <w:r>
-      <w:rPr/>
-      <w:instrText xml:space="preserve"> PAGE </w:instrText>
-    </w:r>
-    <w:r>
-      <w:rPr/>
-      <w:fldChar w:fldCharType="separate"/>
-    </w:r>
-    <w:r>
-      <w:rPr/>
-      <w:t>1</w:t>
-    </w:r>
-    <w:r>
-      <w:rPr/>
-      <w:fldChar w:fldCharType="end"/>
-    </w:r>
-  </w:p>
-</w:ftr>
-</file>
-
-<file path=word/footer6.xml><?xml version="1.0" encoding="utf-8"?>
-<w:ftr xmlns:o="urn:schemas-microsoft-com:office:office" xmlns:r="http://schemas.openxmlformats.org/officeDocument/2006/relationships" xmlns:v="urn:schemas-microsoft-com:vml" xmlns:w="http://schemas.openxmlformats.org/wordprocessingml/2006/main" xmlns:w10="urn:schemas-microsoft-com:office:word" xmlns:wp="http://schemas.openxmlformats.org/drawingml/2006/wordprocessingDrawing" xmlns:pic="http://schemas.openxmlformats.org/drawingml/2006/picture" xmlns:wps="http://schemas.microsoft.com/office/word/2010/wordprocessingShape" xmlns:wpg="http://schemas.microsoft.com/office/word/2010/wordprocessingGroup" xmlns:mc="http://schemas.openxmlformats.org/markup-compatibility/2006" xmlns:wp14="http://schemas.microsoft.com/office/word/2010/wordprocessingDrawing" xmlns:w14="http://schemas.microsoft.com/office/word/2010/wordml" xmlns:w15="http://schemas.microsoft.com/office/word/2012/wordml" mc:Ignorable="w14 wp14 w15">
-  <w:p xmlns:wp14="http://schemas.microsoft.com/office/word/2010/wordml" wp14:textId="77777777">
-    <w:pPr>
-      <w:pStyle w:val="Footer"/>
-      <w:jc w:val="end"/>
-      <w:rPr/>
-    </w:pPr>
-    <w:r>
-      <w:rPr/>
-      <w:fldChar w:fldCharType="begin"/>
-    </w:r>
-    <w:r>
-      <w:rPr/>
-      <w:instrText xml:space="preserve"> PAGE </w:instrText>
-    </w:r>
-    <w:r>
-      <w:rPr/>
-      <w:fldChar w:fldCharType="separate"/>
-    </w:r>
-    <w:r>
-      <w:rPr/>
-      <w:t>1</w:t>
-    </w:r>
-    <w:r>
-      <w:rPr/>
-      <w:fldChar w:fldCharType="end"/>
-    </w:r>
-  </w:p>
-</w:ftr>
-</file>
-
-<file path=word/footer7.xml><?xml version="1.0" encoding="utf-8"?>
-<w:ftr xmlns:o="urn:schemas-microsoft-com:office:office" xmlns:r="http://schemas.openxmlformats.org/officeDocument/2006/relationships" xmlns:v="urn:schemas-microsoft-com:vml" xmlns:w="http://schemas.openxmlformats.org/wordprocessingml/2006/main" xmlns:w10="urn:schemas-microsoft-com:office:word" xmlns:wp="http://schemas.openxmlformats.org/drawingml/2006/wordprocessingDrawing" xmlns:pic="http://schemas.openxmlformats.org/drawingml/2006/picture" xmlns:wps="http://schemas.microsoft.com/office/word/2010/wordprocessingShape" xmlns:wpg="http://schemas.microsoft.com/office/word/2010/wordprocessingGroup" xmlns:mc="http://schemas.openxmlformats.org/markup-compatibility/2006" xmlns:wp14="http://schemas.microsoft.com/office/word/2010/wordprocessingDrawing" xmlns:w14="http://schemas.microsoft.com/office/word/2010/wordml" xmlns:w15="http://schemas.microsoft.com/office/word/2012/wordml" mc:Ignorable="w14 wp14 w15">
-  <w:p xmlns:wp14="http://schemas.microsoft.com/office/word/2010/wordml" wp14:textId="77777777">
-    <w:pPr>
-      <w:pStyle w:val="Footer"/>
-      <w:rPr/>
-    </w:pPr>
-    <w:r>
-      <w:rPr/>
-    </w:r>
-  </w:p>
-</w:ftr>
-</file>
-
-<file path=word/footer8.xml><?xml version="1.0" encoding="utf-8"?>
-<w:ftr xmlns:o="urn:schemas-microsoft-com:office:office" xmlns:r="http://schemas.openxmlformats.org/officeDocument/2006/relationships" xmlns:v="urn:schemas-microsoft-com:vml" xmlns:w="http://schemas.openxmlformats.org/wordprocessingml/2006/main" xmlns:w10="urn:schemas-microsoft-com:office:word" xmlns:wp="http://schemas.openxmlformats.org/drawingml/2006/wordprocessingDrawing" xmlns:pic="http://schemas.openxmlformats.org/drawingml/2006/picture" xmlns:wps="http://schemas.microsoft.com/office/word/2010/wordprocessingShape" xmlns:wpg="http://schemas.microsoft.com/office/word/2010/wordprocessingGroup" xmlns:mc="http://schemas.openxmlformats.org/markup-compatibility/2006" xmlns:wp14="http://schemas.microsoft.com/office/word/2010/wordprocessingDrawing" xmlns:w14="http://schemas.microsoft.com/office/word/2010/wordml" xmlns:w15="http://schemas.microsoft.com/office/word/2012/wordml" mc:Ignorable="w14 wp14 w15">
-  <w:p xmlns:wp14="http://schemas.microsoft.com/office/word/2010/wordml" wp14:textId="77777777">
-    <w:pPr>
-      <w:pStyle w:val="Footer"/>
-      <w:jc w:val="end"/>
-      <w:rPr/>
-    </w:pPr>
-    <w:r>
-      <w:rPr/>
-      <w:fldChar w:fldCharType="begin"/>
-    </w:r>
-    <w:r>
-      <w:rPr/>
-      <w:instrText xml:space="preserve"> PAGE </w:instrText>
-    </w:r>
-    <w:r>
-      <w:rPr/>
-      <w:fldChar w:fldCharType="separate"/>
-    </w:r>
-    <w:r>
-      <w:rPr/>
-      <w:t>2</w:t>
-    </w:r>
-    <w:r>
-      <w:rPr/>
-      <w:fldChar w:fldCharType="end"/>
-    </w:r>
-  </w:p>
-</w:ftr>
-</file>
-
-<file path=word/footer9.xml><?xml version="1.0" encoding="utf-8"?>
-<w:ftr xmlns:o="urn:schemas-microsoft-com:office:office" xmlns:r="http://schemas.openxmlformats.org/officeDocument/2006/relationships" xmlns:v="urn:schemas-microsoft-com:vml" xmlns:w="http://schemas.openxmlformats.org/wordprocessingml/2006/main" xmlns:w10="urn:schemas-microsoft-com:office:word" xmlns:wp="http://schemas.openxmlformats.org/drawingml/2006/wordprocessingDrawing" xmlns:pic="http://schemas.openxmlformats.org/drawingml/2006/picture" xmlns:wps="http://schemas.microsoft.com/office/word/2010/wordprocessingShape" xmlns:wpg="http://schemas.microsoft.com/office/word/2010/wordprocessingGroup" xmlns:mc="http://schemas.openxmlformats.org/markup-compatibility/2006" xmlns:wp14="http://schemas.microsoft.com/office/word/2010/wordprocessingDrawing" xmlns:w14="http://schemas.microsoft.com/office/word/2010/wordml" xmlns:w15="http://schemas.microsoft.com/office/word/2012/wordml" mc:Ignorable="w14 wp14 w15">
-  <w:p xmlns:wp14="http://schemas.microsoft.com/office/word/2010/wordml" wp14:textId="77777777">
-    <w:pPr>
-      <w:pStyle w:val="Footer"/>
-      <w:jc w:val="end"/>
-      <w:rPr/>
-    </w:pPr>
-    <w:r>
-      <w:rPr/>
-      <w:fldChar w:fldCharType="begin"/>
-    </w:r>
-    <w:r>
-      <w:rPr/>
-      <w:instrText xml:space="preserve"> PAGE </w:instrText>
-    </w:r>
-    <w:r>
-      <w:rPr/>
-      <w:fldChar w:fldCharType="separate"/>
-    </w:r>
-    <w:r>
-      <w:rPr/>
-      <w:t>2</w:t>
-    </w:r>
-    <w:r>
-      <w:rPr/>
-      <w:fldChar w:fldCharType="end"/>
+      <w:rPr>
+        <w:sz w:val="52"/>
+        <w:szCs w:val="52"/>
+      </w:rPr>
     </w:r>
   </w:p>
 </w:ftr>
@@ -669,7 +582,7 @@
 </file>
 
 <file path=word/header2.xml><?xml version="1.0" encoding="utf-8"?>
-<w:hdr xmlns:o="urn:schemas-microsoft-com:office:office" xmlns:r="http://schemas.openxmlformats.org/officeDocument/2006/relationships" xmlns:v="urn:schemas-microsoft-com:vml" xmlns:w="http://schemas.openxmlformats.org/wordprocessingml/2006/main" xmlns:w10="urn:schemas-microsoft-com:office:word" xmlns:wp="http://schemas.openxmlformats.org/drawingml/2006/wordprocessingDrawing" xmlns:pic="http://schemas.openxmlformats.org/drawingml/2006/picture" xmlns:wps="http://schemas.microsoft.com/office/word/2010/wordprocessingShape" xmlns:wpg="http://schemas.microsoft.com/office/word/2010/wordprocessingGroup" xmlns:mc="http://schemas.openxmlformats.org/markup-compatibility/2006" xmlns:wp14="http://schemas.microsoft.com/office/word/2010/wordprocessingDrawing" xmlns:w14="http://schemas.microsoft.com/office/word/2010/wordml" xmlns:w15="http://schemas.microsoft.com/office/word/2012/wordml" mc:Ignorable="w14 wp14 w15">
+<w:hdr xmlns:o="urn:schemas-microsoft-com:office:office" xmlns:r="http://schemas.openxmlformats.org/officeDocument/2006/relationships" xmlns:v="urn:schemas-microsoft-com:vml" xmlns:w="http://schemas.openxmlformats.org/wordprocessingml/2006/main" xmlns:w10="urn:schemas-microsoft-com:office:word" xmlns:wp="http://schemas.openxmlformats.org/drawingml/2006/wordprocessingDrawing" xmlns:pic="http://schemas.openxmlformats.org/drawingml/2006/picture" xmlns:wps="http://schemas.microsoft.com/office/word/2010/wordprocessingShape" xmlns:wpg="http://schemas.microsoft.com/office/word/2010/wordprocessingGroup" xmlns:mc="http://schemas.openxmlformats.org/markup-compatibility/2006" xmlns:wp14="http://schemas.microsoft.com/office/word/2010/wordprocessingDrawing" xmlns:w14="http://schemas.microsoft.com/office/word/2010/wordml" xmlns:w15="http://schemas.microsoft.com/office/word/2012/wordml" xmlns:a="http://schemas.openxmlformats.org/drawingml/2006/main" mc:Ignorable="w14 wp14 w15">
   <w:p xmlns:wp14="http://schemas.microsoft.com/office/word/2010/wordml" wp14:textId="77777777">
     <w:pPr>
       <w:pStyle w:val="Header"/>
@@ -677,25 +590,59 @@
     </w:pPr>
     <w:r>
       <w:rPr/>
-    </w:r>
-  </w:p>
-  <w:p xmlns:wp14="http://schemas.microsoft.com/office/word/2010/wordml" wp14:textId="77777777">
-    <w:pPr>
-      <w:pStyle w:val="Header"/>
-      <w:pBdr>
-        <w:bottom w:val="single" w:color="000000" w:sz="2" w:space="1"/>
-      </w:pBdr>
-      <w:rPr/>
-    </w:pPr>
-    <w:r>
-      <w:rPr/>
+      <w:drawing>
+        <wp:anchor xmlns:wp14="http://schemas.microsoft.com/office/word/2010/wordprocessingDrawing" distT="0" distB="0" distL="0" distR="0" simplePos="0" relativeHeight="3" behindDoc="1" locked="0" layoutInCell="1" allowOverlap="1" wp14:anchorId="60F38DA0" wp14:editId="7777777">
+          <wp:simplePos x="0" y="0"/>
+          <wp:positionH relativeFrom="column">
+            <wp:posOffset>5013325</wp:posOffset>
+          </wp:positionH>
+          <wp:positionV relativeFrom="paragraph">
+            <wp:posOffset>-219075</wp:posOffset>
+          </wp:positionV>
+          <wp:extent cx="1828800" cy="873125"/>
+          <wp:effectExtent l="0" t="0" r="0" b="0"/>
+          <wp:wrapNone/>
+          <wp:docPr id="2" name="Picture 1" descr="A logo with text on it&#10;&#10;Description automatically generated"/>
+          <wp:cNvGraphicFramePr>
+            <a:graphicFrameLocks xmlns:a="http://schemas.openxmlformats.org/drawingml/2006/main" noChangeAspect="1"/>
+          </wp:cNvGraphicFramePr>
+          <a:graphic xmlns:a="http://schemas.openxmlformats.org/drawingml/2006/main">
+            <a:graphicData uri="http://schemas.openxmlformats.org/drawingml/2006/picture">
+              <pic:pic xmlns:pic="http://schemas.openxmlformats.org/drawingml/2006/picture">
+                <pic:nvPicPr>
+                  <pic:cNvPr id="2" name="Picture 1" descr="A logo with text on it&#10;&#10;Description automatically generated"/>
+                  <pic:cNvPicPr>
+                    <a:picLocks noChangeAspect="1" noChangeArrowheads="1"/>
+                  </pic:cNvPicPr>
+                </pic:nvPicPr>
+                <pic:blipFill>
+                  <a:blip r:embed="rId1"/>
+                  <a:stretch>
+                    <a:fillRect/>
+                  </a:stretch>
+                </pic:blipFill>
+                <pic:spPr bwMode="auto">
+                  <a:xfrm>
+                    <a:off x="0" y="0"/>
+                    <a:ext cx="1828800" cy="873125"/>
+                  </a:xfrm>
+                  <a:prstGeom prst="rect">
+                    <a:avLst/>
+                  </a:prstGeom>
+                  <a:noFill/>
+                </pic:spPr>
+              </pic:pic>
+            </a:graphicData>
+          </a:graphic>
+        </wp:anchor>
+      </w:drawing>
     </w:r>
   </w:p>
 </w:hdr>
 </file>
 
 <file path=word/header3.xml><?xml version="1.0" encoding="utf-8"?>
-<w:hdr xmlns:o="urn:schemas-microsoft-com:office:office" xmlns:r="http://schemas.openxmlformats.org/officeDocument/2006/relationships" xmlns:v="urn:schemas-microsoft-com:vml" xmlns:w="http://schemas.openxmlformats.org/wordprocessingml/2006/main" xmlns:w10="urn:schemas-microsoft-com:office:word" xmlns:wp="http://schemas.openxmlformats.org/drawingml/2006/wordprocessingDrawing" xmlns:pic="http://schemas.openxmlformats.org/drawingml/2006/picture" xmlns:wps="http://schemas.microsoft.com/office/word/2010/wordprocessingShape" xmlns:wpg="http://schemas.microsoft.com/office/word/2010/wordprocessingGroup" xmlns:mc="http://schemas.openxmlformats.org/markup-compatibility/2006" xmlns:wp14="http://schemas.microsoft.com/office/word/2010/wordprocessingDrawing" xmlns:w14="http://schemas.microsoft.com/office/word/2010/wordml" xmlns:w15="http://schemas.microsoft.com/office/word/2012/wordml" mc:Ignorable="w14 wp14 w15">
+<w:hdr xmlns:o="urn:schemas-microsoft-com:office:office" xmlns:r="http://schemas.openxmlformats.org/officeDocument/2006/relationships" xmlns:v="urn:schemas-microsoft-com:vml" xmlns:w="http://schemas.openxmlformats.org/wordprocessingml/2006/main" xmlns:w10="urn:schemas-microsoft-com:office:word" xmlns:wp="http://schemas.openxmlformats.org/drawingml/2006/wordprocessingDrawing" xmlns:pic="http://schemas.openxmlformats.org/drawingml/2006/picture" xmlns:wps="http://schemas.microsoft.com/office/word/2010/wordprocessingShape" xmlns:wpg="http://schemas.microsoft.com/office/word/2010/wordprocessingGroup" xmlns:mc="http://schemas.openxmlformats.org/markup-compatibility/2006" xmlns:wp14="http://schemas.microsoft.com/office/word/2010/wordprocessingDrawing" xmlns:w14="http://schemas.microsoft.com/office/word/2010/wordml" xmlns:w15="http://schemas.microsoft.com/office/word/2012/wordml" xmlns:a="http://schemas.openxmlformats.org/drawingml/2006/main" mc:Ignorable="w14 wp14 w15">
   <w:p xmlns:wp14="http://schemas.microsoft.com/office/word/2010/wordml" wp14:textId="77777777">
     <w:pPr>
       <w:pStyle w:val="Header"/>
@@ -703,429 +650,59 @@
     </w:pPr>
     <w:r>
       <w:rPr/>
-    </w:r>
-  </w:p>
-  <w:p xmlns:wp14="http://schemas.microsoft.com/office/word/2010/wordml" wp14:textId="77777777">
-    <w:pPr>
-      <w:pStyle w:val="Header"/>
-      <w:pBdr>
-        <w:bottom w:val="single" w:color="000000" w:sz="2" w:space="1"/>
-      </w:pBdr>
-      <w:rPr/>
-    </w:pPr>
-    <w:r>
-      <w:rPr/>
-    </w:r>
-  </w:p>
-</w:hdr>
-</file>
-
-<file path=word/header4.xml><?xml version="1.0" encoding="utf-8"?>
-<w:hdr xmlns:o="urn:schemas-microsoft-com:office:office" xmlns:r="http://schemas.openxmlformats.org/officeDocument/2006/relationships" xmlns:v="urn:schemas-microsoft-com:vml" xmlns:w="http://schemas.openxmlformats.org/wordprocessingml/2006/main" xmlns:w10="urn:schemas-microsoft-com:office:word" xmlns:wp="http://schemas.openxmlformats.org/drawingml/2006/wordprocessingDrawing" xmlns:pic="http://schemas.openxmlformats.org/drawingml/2006/picture" xmlns:wps="http://schemas.microsoft.com/office/word/2010/wordprocessingShape" xmlns:wpg="http://schemas.microsoft.com/office/word/2010/wordprocessingGroup" xmlns:mc="http://schemas.openxmlformats.org/markup-compatibility/2006" xmlns:wp14="http://schemas.microsoft.com/office/word/2010/wordprocessingDrawing" xmlns:w14="http://schemas.microsoft.com/office/word/2010/wordml" xmlns:w15="http://schemas.microsoft.com/office/word/2012/wordml" mc:Ignorable="w14 wp14 w15">
-  <w:p xmlns:wp14="http://schemas.microsoft.com/office/word/2010/wordml" wp14:textId="77777777">
-    <w:pPr>
-      <w:pStyle w:val="Header"/>
-      <w:rPr/>
-    </w:pPr>
-    <w:r>
-      <w:rPr/>
-    </w:r>
-  </w:p>
-</w:hdr>
-</file>
-
-<file path=word/header5.xml><?xml version="1.0" encoding="utf-8"?>
-<w:hdr xmlns:o="urn:schemas-microsoft-com:office:office" xmlns:r="http://schemas.openxmlformats.org/officeDocument/2006/relationships" xmlns:v="urn:schemas-microsoft-com:vml" xmlns:w="http://schemas.openxmlformats.org/wordprocessingml/2006/main" xmlns:w10="urn:schemas-microsoft-com:office:word" xmlns:wp="http://schemas.openxmlformats.org/drawingml/2006/wordprocessingDrawing" xmlns:pic="http://schemas.openxmlformats.org/drawingml/2006/picture" xmlns:wps="http://schemas.microsoft.com/office/word/2010/wordprocessingShape" xmlns:wpg="http://schemas.microsoft.com/office/word/2010/wordprocessingGroup" xmlns:mc="http://schemas.openxmlformats.org/markup-compatibility/2006" xmlns:wp14="http://schemas.microsoft.com/office/word/2010/wordprocessingDrawing" xmlns:w14="http://schemas.microsoft.com/office/word/2010/wordml" xmlns:w15="http://schemas.microsoft.com/office/word/2012/wordml" mc:Ignorable="w14 wp14 w15">
-  <w:p xmlns:wp14="http://schemas.microsoft.com/office/word/2010/wordml" wp14:textId="77777777">
-    <w:pPr>
-      <w:pStyle w:val="Header"/>
-      <w:rPr/>
-    </w:pPr>
-    <w:r>
-      <w:rPr/>
-    </w:r>
-  </w:p>
-  <w:p xmlns:wp14="http://schemas.microsoft.com/office/word/2010/wordml" wp14:textId="77777777">
-    <w:pPr>
-      <w:pStyle w:val="Header"/>
-      <w:pBdr>
-        <w:bottom w:val="single" w:color="000000" w:sz="2" w:space="1"/>
-      </w:pBdr>
-      <w:tabs>
-        <w:tab w:val="clear" w:pos="4513"/>
-        <w:tab w:val="center" w:leader="none" w:pos="4536"/>
-      </w:tabs>
-      <w:rPr/>
-    </w:pPr>
-    <w:r>
-      <w:rPr/>
-      <w:fldChar w:fldCharType="begin"/>
-    </w:r>
-    <w:r>
-      <w:rPr/>
-      <w:instrText xml:space="preserve"> STYLEREF "heading 1" \n </w:instrText>
-    </w:r>
-    <w:r>
-      <w:rPr/>
-      <w:fldChar w:fldCharType="separate"/>
-    </w:r>
-    <w:r>
-      <w:rPr/>
-      <w:t>B</w:t>
-    </w:r>
-    <w:r>
-      <w:rPr/>
-      <w:fldChar w:fldCharType="end"/>
-    </w:r>
-    <w:r>
-      <w:rPr/>
-      <w:t xml:space="preserve">   </w:t>
-    </w:r>
-    <w:r>
-      <w:rPr/>
-      <w:fldChar w:fldCharType="begin"/>
-    </w:r>
-    <w:r>
-      <w:rPr/>
-      <w:instrText xml:space="preserve"> STYLEREF "heading 1" </w:instrText>
-    </w:r>
-    <w:r>
-      <w:rPr/>
-      <w:fldChar w:fldCharType="separate"/>
-    </w:r>
-    <w:r>
-      <w:rPr/>
-      <w:t>This is another appendix</w:t>
-    </w:r>
-    <w:r>
-      <w:rPr/>
-      <w:fldChar w:fldCharType="end"/>
-    </w:r>
-  </w:p>
-</w:hdr>
-</file>
-
-<file path=word/header6.xml><?xml version="1.0" encoding="utf-8"?>
-<w:hdr xmlns:o="urn:schemas-microsoft-com:office:office" xmlns:r="http://schemas.openxmlformats.org/officeDocument/2006/relationships" xmlns:v="urn:schemas-microsoft-com:vml" xmlns:w="http://schemas.openxmlformats.org/wordprocessingml/2006/main" xmlns:w10="urn:schemas-microsoft-com:office:word" xmlns:wp="http://schemas.openxmlformats.org/drawingml/2006/wordprocessingDrawing" xmlns:pic="http://schemas.openxmlformats.org/drawingml/2006/picture" xmlns:wps="http://schemas.microsoft.com/office/word/2010/wordprocessingShape" xmlns:wpg="http://schemas.microsoft.com/office/word/2010/wordprocessingGroup" xmlns:mc="http://schemas.openxmlformats.org/markup-compatibility/2006" xmlns:wp14="http://schemas.microsoft.com/office/word/2010/wordprocessingDrawing" xmlns:w14="http://schemas.microsoft.com/office/word/2010/wordml" xmlns:w15="http://schemas.microsoft.com/office/word/2012/wordml" mc:Ignorable="w14 wp14 w15">
-  <w:p xmlns:wp14="http://schemas.microsoft.com/office/word/2010/wordml" wp14:textId="77777777">
-    <w:pPr>
-      <w:pStyle w:val="Header"/>
-      <w:rPr/>
-    </w:pPr>
-    <w:r>
-      <w:rPr/>
-    </w:r>
-  </w:p>
-  <w:p xmlns:wp14="http://schemas.microsoft.com/office/word/2010/wordml" wp14:textId="77777777">
-    <w:pPr>
-      <w:pStyle w:val="Header"/>
-      <w:pBdr>
-        <w:bottom w:val="single" w:color="000000" w:sz="2" w:space="1"/>
-      </w:pBdr>
-      <w:tabs>
-        <w:tab w:val="clear" w:pos="4513"/>
-        <w:tab w:val="center" w:leader="none" w:pos="4536"/>
-      </w:tabs>
-      <w:rPr/>
-    </w:pPr>
-    <w:r>
-      <w:rPr/>
-      <w:fldChar w:fldCharType="begin"/>
-    </w:r>
-    <w:r>
-      <w:rPr/>
-      <w:instrText xml:space="preserve"> STYLEREF "heading 1" \n </w:instrText>
-    </w:r>
-    <w:r>
-      <w:rPr/>
-      <w:fldChar w:fldCharType="separate"/>
-    </w:r>
-    <w:r>
-      <w:rPr/>
-      <w:t>B</w:t>
-    </w:r>
-    <w:r>
-      <w:rPr/>
-      <w:fldChar w:fldCharType="end"/>
-    </w:r>
-    <w:r>
-      <w:rPr/>
-      <w:t xml:space="preserve">   </w:t>
-    </w:r>
-    <w:r>
-      <w:rPr/>
-      <w:fldChar w:fldCharType="begin"/>
-    </w:r>
-    <w:r>
-      <w:rPr/>
-      <w:instrText xml:space="preserve"> STYLEREF "heading 1" </w:instrText>
-    </w:r>
-    <w:r>
-      <w:rPr/>
-      <w:fldChar w:fldCharType="separate"/>
-    </w:r>
-    <w:r>
-      <w:rPr/>
-      <w:t>This is another appendix</w:t>
-    </w:r>
-    <w:r>
-      <w:rPr/>
-      <w:fldChar w:fldCharType="end"/>
+      <w:drawing>
+        <wp:anchor xmlns:wp14="http://schemas.microsoft.com/office/word/2010/wordprocessingDrawing" distT="0" distB="0" distL="0" distR="0" simplePos="0" relativeHeight="3" behindDoc="1" locked="0" layoutInCell="1" allowOverlap="1" wp14:anchorId="2A5E858A" wp14:editId="7777777">
+          <wp:simplePos x="0" y="0"/>
+          <wp:positionH relativeFrom="column">
+            <wp:posOffset>5013325</wp:posOffset>
+          </wp:positionH>
+          <wp:positionV relativeFrom="paragraph">
+            <wp:posOffset>-219075</wp:posOffset>
+          </wp:positionV>
+          <wp:extent cx="1828800" cy="873125"/>
+          <wp:effectExtent l="0" t="0" r="0" b="0"/>
+          <wp:wrapNone/>
+          <wp:docPr id="3" name="Picture 1" descr="A logo with text on it&#10;&#10;Description automatically generated"/>
+          <wp:cNvGraphicFramePr>
+            <a:graphicFrameLocks xmlns:a="http://schemas.openxmlformats.org/drawingml/2006/main" noChangeAspect="1"/>
+          </wp:cNvGraphicFramePr>
+          <a:graphic xmlns:a="http://schemas.openxmlformats.org/drawingml/2006/main">
+            <a:graphicData uri="http://schemas.openxmlformats.org/drawingml/2006/picture">
+              <pic:pic xmlns:pic="http://schemas.openxmlformats.org/drawingml/2006/picture">
+                <pic:nvPicPr>
+                  <pic:cNvPr id="3" name="Picture 1" descr="A logo with text on it&#10;&#10;Description automatically generated"/>
+                  <pic:cNvPicPr>
+                    <a:picLocks noChangeAspect="1" noChangeArrowheads="1"/>
+                  </pic:cNvPicPr>
+                </pic:nvPicPr>
+                <pic:blipFill>
+                  <a:blip r:embed="rId1"/>
+                  <a:stretch>
+                    <a:fillRect/>
+                  </a:stretch>
+                </pic:blipFill>
+                <pic:spPr bwMode="auto">
+                  <a:xfrm>
+                    <a:off x="0" y="0"/>
+                    <a:ext cx="1828800" cy="873125"/>
+                  </a:xfrm>
+                  <a:prstGeom prst="rect">
+                    <a:avLst/>
+                  </a:prstGeom>
+                  <a:noFill/>
+                </pic:spPr>
+              </pic:pic>
+            </a:graphicData>
+          </a:graphic>
+        </wp:anchor>
+      </w:drawing>
     </w:r>
   </w:p>
 </w:hdr>
 </file>
 
 <file path=word/numbering.xml><?xml version="1.0" encoding="utf-8"?>
-<w:numbering xmlns:mc="http://schemas.openxmlformats.org/markup-compatibility/2006" xmlns:o="urn:schemas-microsoft-com:office:office" xmlns:r="http://schemas.openxmlformats.org/officeDocument/2006/relationships" xmlns:v="urn:schemas-microsoft-com:vml" xmlns:w="http://schemas.openxmlformats.org/wordprocessingml/2006/main" xmlns:w14="http://schemas.microsoft.com/office/word/2010/wordml" mc:Ignorable="w14">
-  <w:abstractNum w:abstractNumId="1">
-    <w:lvl w:ilvl="0">
-      <w:start w:val="1"/>
-      <w:numFmt w:val="decimal"/>
-      <w:lvlText w:val="%1"/>
-      <w:lvlJc w:val="start"/>
-      <w:pPr>
-        <w:tabs>
-          <w:tab w:pos="0" w:val="num"/>
-        </w:tabs>
-        <w:ind w:hanging="432" w:start="432"/>
-      </w:pPr>
-      <w:rPr/>
-    </w:lvl>
-    <w:lvl w:ilvl="1">
-      <w:start w:val="1"/>
-      <w:numFmt w:val="decimal"/>
-      <w:pStyle w:val="Heading2"/>
-      <w:lvlText w:val="%1.%2"/>
-      <w:lvlJc w:val="start"/>
-      <w:pPr>
-        <w:tabs>
-          <w:tab w:pos="0" w:val="num"/>
-        </w:tabs>
-        <w:ind w:hanging="576" w:start="576"/>
-      </w:pPr>
-      <w:rPr/>
-    </w:lvl>
-    <w:lvl w:ilvl="2">
-      <w:start w:val="1"/>
-      <w:numFmt w:val="decimal"/>
-      <w:pStyle w:val="Heading3"/>
-      <w:lvlText w:val="%1.%2.%3"/>
-      <w:lvlJc w:val="start"/>
-      <w:pPr>
-        <w:tabs>
-          <w:tab w:pos="0" w:val="num"/>
-        </w:tabs>
-        <w:ind w:hanging="720" w:start="720"/>
-      </w:pPr>
-      <w:rPr/>
-    </w:lvl>
-    <w:lvl w:ilvl="3">
-      <w:start w:val="1"/>
-      <w:numFmt w:val="decimal"/>
-      <w:pStyle w:val="Heading4"/>
-      <w:lvlText w:val="%1.%2.%3.%4"/>
-      <w:lvlJc w:val="start"/>
-      <w:pPr>
-        <w:tabs>
-          <w:tab w:pos="0" w:val="num"/>
-        </w:tabs>
-        <w:ind w:hanging="864" w:start="864"/>
-      </w:pPr>
-      <w:rPr/>
-    </w:lvl>
-    <w:lvl w:ilvl="4">
-      <w:start w:val="1"/>
-      <w:numFmt w:val="decimal"/>
-      <w:pStyle w:val="Heading5"/>
-      <w:lvlText w:val="%1.%2.%3.%4.%5"/>
-      <w:lvlJc w:val="start"/>
-      <w:pPr>
-        <w:tabs>
-          <w:tab w:pos="0" w:val="num"/>
-        </w:tabs>
-        <w:ind w:hanging="1008" w:start="1008"/>
-      </w:pPr>
-      <w:rPr/>
-    </w:lvl>
-    <w:lvl w:ilvl="5">
-      <w:start w:val="1"/>
-      <w:numFmt w:val="decimal"/>
-      <w:pStyle w:val="Heading6"/>
-      <w:lvlText w:val="%1.%2.%3.%4.%5.%6"/>
-      <w:lvlJc w:val="start"/>
-      <w:pPr>
-        <w:tabs>
-          <w:tab w:pos="0" w:val="num"/>
-        </w:tabs>
-        <w:ind w:hanging="1152" w:start="1152"/>
-      </w:pPr>
-      <w:rPr/>
-    </w:lvl>
-    <w:lvl w:ilvl="6">
-      <w:start w:val="1"/>
-      <w:numFmt w:val="decimal"/>
-      <w:pStyle w:val="Heading7"/>
-      <w:lvlText w:val="%1.%2.%3.%4.%5.%6.%7"/>
-      <w:lvlJc w:val="start"/>
-      <w:pPr>
-        <w:tabs>
-          <w:tab w:pos="0" w:val="num"/>
-        </w:tabs>
-        <w:ind w:hanging="1296" w:start="1296"/>
-      </w:pPr>
-      <w:rPr/>
-    </w:lvl>
-    <w:lvl w:ilvl="7">
-      <w:start w:val="1"/>
-      <w:numFmt w:val="decimal"/>
-      <w:pStyle w:val="Heading8"/>
-      <w:lvlText w:val="%1.%2.%3.%4.%5.%6.%7.%8"/>
-      <w:lvlJc w:val="start"/>
-      <w:pPr>
-        <w:tabs>
-          <w:tab w:pos="0" w:val="num"/>
-        </w:tabs>
-        <w:ind w:hanging="1440" w:start="1440"/>
-      </w:pPr>
-      <w:rPr/>
-    </w:lvl>
-    <w:lvl w:ilvl="8">
-      <w:start w:val="1"/>
-      <w:numFmt w:val="decimal"/>
-      <w:pStyle w:val="Heading9"/>
-      <w:lvlText w:val="%1.%2.%3.%4.%5.%6.%7.%8.%9"/>
-      <w:lvlJc w:val="start"/>
-      <w:pPr>
-        <w:tabs>
-          <w:tab w:pos="0" w:val="num"/>
-        </w:tabs>
-        <w:ind w:hanging="1584" w:start="1584"/>
-      </w:pPr>
-      <w:rPr/>
-    </w:lvl>
-    <w:nsid w:val="78c4657a"/>
-  </w:abstractNum>
-  <w:abstractNum w:abstractNumId="2">
-    <w:lvl w:ilvl="0">
-      <w:start w:val="1"/>
-      <w:numFmt w:val="upperLetter"/>
-      <w:lvlText w:val="%1"/>
-      <w:lvlJc w:val="start"/>
-      <w:pPr>
-        <w:tabs>
-          <w:tab w:pos="0" w:val="num"/>
-        </w:tabs>
-        <w:ind w:hanging="432" w:start="432"/>
-      </w:pPr>
-      <w:rPr/>
-    </w:lvl>
-    <w:lvl w:ilvl="1">
-      <w:start w:val="1"/>
-      <w:numFmt w:val="decimal"/>
-      <w:lvlText w:val="%1.%2"/>
-      <w:lvlJc w:val="start"/>
-      <w:pPr>
-        <w:tabs>
-          <w:tab w:pos="0" w:val="num"/>
-        </w:tabs>
-        <w:ind w:hanging="576" w:start="576"/>
-      </w:pPr>
-      <w:rPr/>
-    </w:lvl>
-    <w:lvl w:ilvl="2">
-      <w:start w:val="1"/>
-      <w:numFmt w:val="decimal"/>
-      <w:lvlText w:val="%1.%2.%3"/>
-      <w:lvlJc w:val="start"/>
-      <w:pPr>
-        <w:tabs>
-          <w:tab w:pos="0" w:val="num"/>
-        </w:tabs>
-        <w:ind w:hanging="720" w:start="720"/>
-      </w:pPr>
-      <w:rPr/>
-    </w:lvl>
-    <w:lvl w:ilvl="3">
-      <w:start w:val="1"/>
-      <w:numFmt w:val="decimal"/>
-      <w:lvlText w:val="%1.%2.%3.%4"/>
-      <w:lvlJc w:val="start"/>
-      <w:pPr>
-        <w:tabs>
-          <w:tab w:pos="0" w:val="num"/>
-        </w:tabs>
-        <w:ind w:hanging="864" w:start="864"/>
-      </w:pPr>
-      <w:rPr/>
-    </w:lvl>
-    <w:lvl w:ilvl="4">
-      <w:start w:val="1"/>
-      <w:numFmt w:val="decimal"/>
-      <w:lvlText w:val="%1.%2.%3.%4.%5"/>
-      <w:lvlJc w:val="start"/>
-      <w:pPr>
-        <w:tabs>
-          <w:tab w:pos="0" w:val="num"/>
-        </w:tabs>
-        <w:ind w:hanging="1008" w:start="1008"/>
-      </w:pPr>
-      <w:rPr/>
-    </w:lvl>
-    <w:lvl w:ilvl="5">
-      <w:start w:val="1"/>
-      <w:numFmt w:val="decimal"/>
-      <w:lvlText w:val="%1.%2.%3.%4.%5.%6"/>
-      <w:lvlJc w:val="start"/>
-      <w:pPr>
-        <w:tabs>
-          <w:tab w:pos="0" w:val="num"/>
-        </w:tabs>
-        <w:ind w:hanging="1152" w:start="1152"/>
-      </w:pPr>
-      <w:rPr/>
-    </w:lvl>
-    <w:lvl w:ilvl="6">
-      <w:start w:val="1"/>
-      <w:numFmt w:val="decimal"/>
-      <w:lvlText w:val="%1.%2.%3.%4.%5.%6.%7"/>
-      <w:lvlJc w:val="start"/>
-      <w:pPr>
-        <w:tabs>
-          <w:tab w:pos="0" w:val="num"/>
-        </w:tabs>
-        <w:ind w:hanging="1296" w:start="1296"/>
-      </w:pPr>
-      <w:rPr/>
-    </w:lvl>
-    <w:lvl w:ilvl="7">
-      <w:start w:val="1"/>
-      <w:numFmt w:val="decimal"/>
-      <w:lvlText w:val="%1.%2.%3.%4.%5.%6.%7.%8"/>
-      <w:lvlJc w:val="start"/>
-      <w:pPr>
-        <w:tabs>
-          <w:tab w:pos="0" w:val="num"/>
-        </w:tabs>
-        <w:ind w:hanging="1440" w:start="1440"/>
-      </w:pPr>
-      <w:rPr/>
-    </w:lvl>
-    <w:lvl w:ilvl="8">
-      <w:start w:val="1"/>
-      <w:numFmt w:val="decimal"/>
-      <w:lvlText w:val="%1.%2.%3.%4.%5.%6.%7.%8.%9"/>
-      <w:lvlJc w:val="start"/>
-      <w:pPr>
-        <w:tabs>
-          <w:tab w:pos="0" w:val="num"/>
-        </w:tabs>
-        <w:ind w:hanging="1584" w:start="1584"/>
-      </w:pPr>
-      <w:rPr/>
-    </w:lvl>
-    <w:nsid w:val="74ccf13a"/>
-  </w:abstractNum>
+<w:numbering xmlns:w="http://schemas.openxmlformats.org/wordprocessingml/2006/main">
   <w:abstractNum w:abstractNumId="990">
     <w:nsid w:val="0000A990"/>
     <w:multiLevelType w:val="multilevel"/>
@@ -1305,12 +882,6 @@
       </w:rPr>
     </w:lvl>
   </w:abstractNum>
-  <w:num w:numId="1">
-    <w:abstractNumId w:val="1"/>
-  </w:num>
-  <w:num w:numId="2">
-    <w:abstractNumId w:val="2"/>
-  </w:num>
   <w:num w:numId="1000">
     <w:abstractNumId w:val="990"/>
   </w:num>
@@ -1720,7 +1291,7 @@
   <w:style w:default="1" w:styleId="Normal" w:type="paragraph">
     <w:name w:val="Normal"/>
     <w:qFormat/>
-    <w:rsid w:val="002127d5"/>
+    <w:rsid w:val="00d81110"/>
     <w:pPr>
       <w:widowControl/>
       <w:bidi w:val="0"/>
@@ -1744,7 +1315,7 @@
     <w:link w:val="Heading1Char"/>
     <w:uiPriority w:val="9"/>
     <w:qFormat/>
-    <w:rsid w:val="00f351c2"/>
+    <w:rsid w:val="002310d8"/>
     <w:pPr>
       <w:keepNext w:val="true"/>
       <w:keepLines/>
@@ -1754,7 +1325,7 @@
     <w:rPr>
       <w:rFonts w:cs="" w:cstheme="majorBidi" w:eastAsia="" w:eastAsiaTheme="majorEastAsia"/>
       <w:b/>
-      <w:sz w:val="40"/>
+      <w:sz w:val="28"/>
       <w:szCs w:val="40"/>
     </w:rPr>
   </w:style>
@@ -1766,21 +1337,17 @@
     <w:uiPriority w:val="9"/>
     <w:unhideWhenUsed/>
     <w:qFormat/>
-    <w:rsid w:val="00f351c2"/>
+    <w:rsid w:val="002310d8"/>
     <w:pPr>
       <w:keepNext w:val="true"/>
       <w:keepLines/>
-      <w:numPr>
-        <w:ilvl w:val="1"/>
-        <w:numId w:val="1"/>
-      </w:numPr>
       <w:spacing w:after="80" w:before="160"/>
       <w:outlineLvl w:val="1"/>
     </w:pPr>
     <w:rPr>
       <w:rFonts w:cs="" w:cstheme="majorBidi" w:eastAsia="" w:eastAsiaTheme="majorEastAsia"/>
       <w:b/>
-      <w:sz w:val="32"/>
+      <w:sz w:val="24"/>
       <w:szCs w:val="32"/>
     </w:rPr>
   </w:style>
@@ -1792,20 +1359,16 @@
     <w:uiPriority w:val="9"/>
     <w:unhideWhenUsed/>
     <w:qFormat/>
-    <w:rsid w:val="0074022a"/>
+    <w:rsid w:val="00b70818"/>
     <w:pPr>
       <w:keepNext w:val="true"/>
       <w:keepLines/>
-      <w:numPr>
-        <w:ilvl w:val="2"/>
-        <w:numId w:val="1"/>
-      </w:numPr>
       <w:spacing w:after="80" w:before="160"/>
       <w:outlineLvl w:val="2"/>
     </w:pPr>
     <w:rPr>
       <w:rFonts w:cs="" w:cstheme="majorBidi" w:eastAsia="" w:eastAsiaTheme="majorEastAsia"/>
-      <w:sz w:val="28"/>
+      <w:b/>
       <w:szCs w:val="28"/>
     </w:rPr>
   </w:style>
@@ -1818,14 +1381,10 @@
     <w:semiHidden/>
     <w:unhideWhenUsed/>
     <w:qFormat/>
-    <w:rsid w:val="00a1493a"/>
+    <w:rsid w:val="00df663f"/>
     <w:pPr>
       <w:keepNext w:val="true"/>
       <w:keepLines/>
-      <w:numPr>
-        <w:ilvl w:val="3"/>
-        <w:numId w:val="1"/>
-      </w:numPr>
       <w:spacing w:after="40" w:before="80"/>
       <w:outlineLvl w:val="3"/>
     </w:pPr>
@@ -1843,14 +1402,10 @@
     <w:semiHidden/>
     <w:unhideWhenUsed/>
     <w:qFormat/>
-    <w:rsid w:val="006a7e05"/>
+    <w:rsid w:val="007d57a7"/>
     <w:pPr>
       <w:keepNext w:val="true"/>
       <w:keepLines/>
-      <w:numPr>
-        <w:ilvl w:val="4"/>
-        <w:numId w:val="1"/>
-      </w:numPr>
       <w:spacing w:after="40" w:before="80"/>
       <w:outlineLvl w:val="4"/>
     </w:pPr>
@@ -1868,14 +1423,10 @@
     <w:semiHidden/>
     <w:unhideWhenUsed/>
     <w:qFormat/>
-    <w:rsid w:val="006a7e05"/>
+    <w:rsid w:val="007d57a7"/>
     <w:pPr>
       <w:keepNext w:val="true"/>
       <w:keepLines/>
-      <w:numPr>
-        <w:ilvl w:val="5"/>
-        <w:numId w:val="1"/>
-      </w:numPr>
       <w:spacing w:after="0" w:before="40"/>
       <w:outlineLvl w:val="5"/>
     </w:pPr>
@@ -1895,14 +1446,10 @@
     <w:semiHidden/>
     <w:unhideWhenUsed/>
     <w:qFormat/>
-    <w:rsid w:val="006a7e05"/>
+    <w:rsid w:val="007d57a7"/>
     <w:pPr>
       <w:keepNext w:val="true"/>
       <w:keepLines/>
-      <w:numPr>
-        <w:ilvl w:val="6"/>
-        <w:numId w:val="1"/>
-      </w:numPr>
       <w:spacing w:after="0" w:before="40"/>
       <w:outlineLvl w:val="6"/>
     </w:pPr>
@@ -1920,14 +1467,10 @@
     <w:semiHidden/>
     <w:unhideWhenUsed/>
     <w:qFormat/>
-    <w:rsid w:val="006a7e05"/>
+    <w:rsid w:val="007d57a7"/>
     <w:pPr>
       <w:keepNext w:val="true"/>
       <w:keepLines/>
-      <w:numPr>
-        <w:ilvl w:val="7"/>
-        <w:numId w:val="1"/>
-      </w:numPr>
       <w:spacing w:after="0" w:before="0"/>
       <w:outlineLvl w:val="7"/>
     </w:pPr>
@@ -1947,14 +1490,10 @@
     <w:semiHidden/>
     <w:unhideWhenUsed/>
     <w:qFormat/>
-    <w:rsid w:val="006a7e05"/>
+    <w:rsid w:val="007d57a7"/>
     <w:pPr>
       <w:keepNext w:val="true"/>
       <w:keepLines/>
-      <w:numPr>
-        <w:ilvl w:val="8"/>
-        <w:numId w:val="1"/>
-      </w:numPr>
       <w:spacing w:after="0" w:before="0"/>
       <w:outlineLvl w:val="8"/>
     </w:pPr>
@@ -1977,11 +1516,11 @@
     <w:link w:val="Heading1"/>
     <w:uiPriority w:val="9"/>
     <w:qFormat/>
-    <w:rsid w:val="00f351c2"/>
+    <w:rsid w:val="002310d8"/>
     <w:rPr>
       <w:rFonts w:ascii="Proxima Nova Medium" w:cs="" w:cstheme="majorBidi" w:eastAsia="" w:eastAsiaTheme="majorEastAsia" w:hAnsi="Proxima Nova Medium"/>
       <w:b/>
-      <w:sz w:val="40"/>
+      <w:sz w:val="28"/>
       <w:szCs w:val="40"/>
     </w:rPr>
   </w:style>
@@ -1991,11 +1530,11 @@
     <w:link w:val="Heading2"/>
     <w:uiPriority w:val="9"/>
     <w:qFormat/>
-    <w:rsid w:val="00f351c2"/>
+    <w:rsid w:val="002310d8"/>
     <w:rPr>
       <w:rFonts w:ascii="Proxima Nova Medium" w:cs="" w:cstheme="majorBidi" w:eastAsia="" w:eastAsiaTheme="majorEastAsia" w:hAnsi="Proxima Nova Medium"/>
       <w:b/>
-      <w:sz w:val="32"/>
+      <w:sz w:val="24"/>
       <w:szCs w:val="32"/>
     </w:rPr>
   </w:style>
@@ -2005,10 +1544,10 @@
     <w:link w:val="Heading3"/>
     <w:uiPriority w:val="9"/>
     <w:qFormat/>
-    <w:rsid w:val="0074022a"/>
+    <w:rsid w:val="00b70818"/>
     <w:rPr>
       <w:rFonts w:ascii="Proxima Nova Medium" w:cs="" w:cstheme="majorBidi" w:eastAsia="" w:eastAsiaTheme="majorEastAsia" w:hAnsi="Proxima Nova Medium"/>
-      <w:sz w:val="28"/>
+      <w:b/>
       <w:szCs w:val="28"/>
     </w:rPr>
   </w:style>
@@ -2019,7 +1558,7 @@
     <w:uiPriority w:val="9"/>
     <w:semiHidden/>
     <w:qFormat/>
-    <w:rsid w:val="00a1493a"/>
+    <w:rsid w:val="00df663f"/>
     <w:rPr>
       <w:rFonts w:ascii="Proxima Nova Medium" w:cs="" w:cstheme="majorBidi" w:eastAsia="" w:eastAsiaTheme="majorEastAsia" w:hAnsi="Proxima Nova Medium"/>
       <w:iCs/>
@@ -2032,7 +1571,7 @@
     <w:uiPriority w:val="9"/>
     <w:semiHidden/>
     <w:qFormat/>
-    <w:rsid w:val="006a7e05"/>
+    <w:rsid w:val="007d57a7"/>
     <w:rPr>
       <w:rFonts w:cs="" w:cstheme="majorBidi" w:eastAsia="" w:eastAsiaTheme="majorEastAsia"/>
       <w:color w:themeColor="accent1" w:themeShade="bf" w:val="0F4761"/>
@@ -2045,7 +1584,7 @@
     <w:uiPriority w:val="9"/>
     <w:semiHidden/>
     <w:qFormat/>
-    <w:rsid w:val="006a7e05"/>
+    <w:rsid w:val="007d57a7"/>
     <w:rPr>
       <w:rFonts w:cs="" w:cstheme="majorBidi" w:eastAsia="" w:eastAsiaTheme="majorEastAsia"/>
       <w:i/>
@@ -2060,7 +1599,7 @@
     <w:uiPriority w:val="9"/>
     <w:semiHidden/>
     <w:qFormat/>
-    <w:rsid w:val="006a7e05"/>
+    <w:rsid w:val="007d57a7"/>
     <w:rPr>
       <w:rFonts w:cs="" w:cstheme="majorBidi" w:eastAsia="" w:eastAsiaTheme="majorEastAsia"/>
       <w:color w:themeColor="text1" w:themeTint="a6" w:val="595959"/>
@@ -2073,7 +1612,7 @@
     <w:uiPriority w:val="9"/>
     <w:semiHidden/>
     <w:qFormat/>
-    <w:rsid w:val="006a7e05"/>
+    <w:rsid w:val="007d57a7"/>
     <w:rPr>
       <w:rFonts w:cs="" w:cstheme="majorBidi" w:eastAsia="" w:eastAsiaTheme="majorEastAsia"/>
       <w:i/>
@@ -2088,7 +1627,7 @@
     <w:uiPriority w:val="9"/>
     <w:semiHidden/>
     <w:qFormat/>
-    <w:rsid w:val="006a7e05"/>
+    <w:rsid w:val="007d57a7"/>
     <w:rPr>
       <w:rFonts w:cs="" w:cstheme="majorBidi" w:eastAsia="" w:eastAsiaTheme="majorEastAsia"/>
       <w:color w:themeColor="text1" w:themeTint="d8" w:val="272727"/>
@@ -2100,14 +1639,13 @@
     <w:link w:val="Title"/>
     <w:uiPriority w:val="10"/>
     <w:qFormat/>
-    <w:rsid w:val="00a1493a"/>
+    <w:rsid w:val="002310d8"/>
     <w:rPr>
       <w:rFonts w:ascii="Proxima Nova Medium" w:cs="" w:cstheme="majorBidi" w:eastAsia="" w:eastAsiaTheme="majorEastAsia" w:hAnsi="Proxima Nova Medium"/>
       <w:b/>
-      <w:color w:val="00808B"/>
       <w:spacing w:val="-10"/>
       <w:kern w:val="2"/>
-      <w:sz w:val="48"/>
+      <w:sz w:val="36"/>
       <w:szCs w:val="56"/>
     </w:rPr>
   </w:style>
@@ -2117,7 +1655,7 @@
     <w:link w:val="Subtitle"/>
     <w:uiPriority w:val="11"/>
     <w:qFormat/>
-    <w:rsid w:val="00a1493a"/>
+    <w:rsid w:val="002310d8"/>
     <w:rPr>
       <w:rFonts w:ascii="Proxima Nova Medium" w:cs="" w:cstheme="majorBidi" w:eastAsia="" w:eastAsiaTheme="majorEastAsia" w:hAnsi="Proxima Nova Medium"/>
       <w:spacing w:val="15"/>
@@ -2131,11 +1669,11 @@
     <w:link w:val="Quote"/>
     <w:uiPriority w:val="29"/>
     <w:qFormat/>
-    <w:rsid w:val="002127d5"/>
-    <w:rPr>
-      <w:rFonts w:ascii="Proxima Nova Medium" w:hAnsi="Proxima Nova Medium"/>
+    <w:rsid w:val="007d57a7"/>
+    <w:rPr>
       <w:i/>
       <w:iCs/>
+      <w:color w:themeColor="text1" w:themeTint="bf" w:val="404040"/>
     </w:rPr>
   </w:style>
   <w:style w:styleId="IntenseEmphasis" w:type="character">
@@ -2143,7 +1681,7 @@
     <w:basedOn w:val="DefaultParagraphFont"/>
     <w:uiPriority w:val="21"/>
     <w:qFormat/>
-    <w:rsid w:val="002127d5"/>
+    <w:rsid w:val="00df663f"/>
     <w:rPr>
       <w:i/>
       <w:iCs/>
@@ -2156,7 +1694,7 @@
     <w:link w:val="IntenseQuote"/>
     <w:uiPriority w:val="30"/>
     <w:qFormat/>
-    <w:rsid w:val="002127d5"/>
+    <w:rsid w:val="00df663f"/>
     <w:rPr>
       <w:rFonts w:ascii="Proxima Nova Medium" w:hAnsi="Proxima Nova Medium"/>
       <w:i/>
@@ -2169,7 +1707,7 @@
     <w:basedOn w:val="DefaultParagraphFont"/>
     <w:uiPriority w:val="32"/>
     <w:qFormat/>
-    <w:rsid w:val="002127d5"/>
+    <w:rsid w:val="00df663f"/>
     <w:rPr>
       <w:b/>
       <w:bCs/>
@@ -2178,12 +1716,30 @@
       <w:spacing w:val="5"/>
     </w:rPr>
   </w:style>
+  <w:style w:customStyle="1" w:styleId="HeaderChar" w:type="character">
+    <w:name w:val="Header Char"/>
+    <w:basedOn w:val="DefaultParagraphFont"/>
+    <w:link w:val="Header"/>
+    <w:uiPriority w:val="99"/>
+    <w:qFormat/>
+    <w:rsid w:val="007d57a7"/>
+    <w:rPr/>
+  </w:style>
+  <w:style w:customStyle="1" w:styleId="FooterChar" w:type="character">
+    <w:name w:val="Footer Char"/>
+    <w:basedOn w:val="DefaultParagraphFont"/>
+    <w:link w:val="Footer"/>
+    <w:uiPriority w:val="99"/>
+    <w:qFormat/>
+    <w:rsid w:val="007d57a7"/>
+    <w:rPr/>
+  </w:style>
   <w:style w:styleId="Hyperlink" w:type="character">
     <w:name w:val="Hyperlink"/>
     <w:basedOn w:val="DefaultParagraphFont"/>
     <w:uiPriority w:val="99"/>
     <w:unhideWhenUsed/>
-    <w:rsid w:val="00a55c2e"/>
+    <w:rsid w:val="007d57a7"/>
     <w:rPr>
       <w:color w:themeColor="hyperlink" w:val="467886"/>
       <w:u w:val="single"/>
@@ -2196,32 +1752,10 @@
     <w:semiHidden/>
     <w:unhideWhenUsed/>
     <w:qFormat/>
-    <w:rsid w:val="00a55c2e"/>
+    <w:rsid w:val="007d57a7"/>
     <w:rPr>
       <w:color w:val="605E5C"/>
       <w:shd w:fill="E1DFDD" w:val="clear"/>
-    </w:rPr>
-  </w:style>
-  <w:style w:customStyle="1" w:styleId="HeaderChar" w:type="character">
-    <w:name w:val="Header Char"/>
-    <w:basedOn w:val="DefaultParagraphFont"/>
-    <w:link w:val="Header"/>
-    <w:uiPriority w:val="99"/>
-    <w:qFormat/>
-    <w:rsid w:val="00a471d4"/>
-    <w:rPr>
-      <w:rFonts w:ascii="Proxima Nova Medium" w:hAnsi="Proxima Nova Medium"/>
-    </w:rPr>
-  </w:style>
-  <w:style w:customStyle="1" w:styleId="FooterChar" w:type="character">
-    <w:name w:val="Footer Char"/>
-    <w:basedOn w:val="DefaultParagraphFont"/>
-    <w:link w:val="Footer"/>
-    <w:uiPriority w:val="99"/>
-    <w:qFormat/>
-    <w:rsid w:val="00a471d4"/>
-    <w:rPr>
-      <w:rFonts w:ascii="Proxima Nova Medium" w:hAnsi="Proxima Nova Medium"/>
     </w:rPr>
   </w:style>
   <w:style w:styleId="SubtleEmphasis" w:type="character">
@@ -2229,22 +1763,22 @@
     <w:basedOn w:val="DefaultParagraphFont"/>
     <w:uiPriority w:val="19"/>
     <w:qFormat/>
-    <w:rsid w:val="00a1493a"/>
+    <w:rsid w:val="00df663f"/>
     <w:rPr>
       <w:i/>
       <w:iCs/>
       <w:color w:val="auto"/>
     </w:rPr>
   </w:style>
-  <w:style w:styleId="Strong" w:type="character">
-    <w:name w:val="Strong"/>
+  <w:style w:styleId="Emphasis" w:type="character">
+    <w:name w:val="Emphasis"/>
     <w:basedOn w:val="DefaultParagraphFont"/>
-    <w:uiPriority w:val="22"/>
-    <w:qFormat/>
-    <w:rsid w:val="002127d5"/>
-    <w:rPr>
-      <w:b/>
-      <w:bCs/>
+    <w:uiPriority w:val="20"/>
+    <w:qFormat/>
+    <w:rsid w:val="00df663f"/>
+    <w:rPr>
+      <w:i/>
+      <w:iCs/>
     </w:rPr>
   </w:style>
   <w:style w:styleId="SubtleReference" w:type="character">
@@ -2252,24 +1786,10 @@
     <w:basedOn w:val="DefaultParagraphFont"/>
     <w:uiPriority w:val="31"/>
     <w:qFormat/>
-    <w:rsid w:val="002127d5"/>
+    <w:rsid w:val="00df663f"/>
     <w:rPr>
       <w:smallCaps/>
-      <w:color w:themeColor="text1" w:val="000000"/>
-    </w:rPr>
-  </w:style>
-  <w:style w:styleId="BookTitle" w:type="character">
-    <w:name w:val="Book Title"/>
-    <w:basedOn w:val="DefaultParagraphFont"/>
-    <w:uiPriority w:val="33"/>
-    <w:qFormat/>
-    <w:rsid w:val="002127d5"/>
-    <w:rPr>
-      <w:b/>
-      <w:bCs/>
-      <w:i/>
-      <w:iCs/>
-      <w:spacing w:val="5"/>
+      <w:color w:val="auto"/>
     </w:rPr>
   </w:style>
   <w:style w:styleId="IndexLink" w:type="character">
@@ -2315,7 +1835,7 @@
     <w:uiPriority w:val="35"/>
     <w:unhideWhenUsed/>
     <w:qFormat/>
-    <w:rsid w:val="002127d5"/>
+    <w:rsid w:val="00d81110"/>
     <w:pPr>
       <w:spacing w:after="200" w:before="0" w:line="240" w:lineRule="auto"/>
     </w:pPr>
@@ -2345,7 +1865,7 @@
     <w:link w:val="TitleChar"/>
     <w:uiPriority w:val="10"/>
     <w:qFormat/>
-    <w:rsid w:val="00a1493a"/>
+    <w:rsid w:val="002310d8"/>
     <w:pPr>
       <w:spacing w:after="80" w:before="0" w:line="240" w:lineRule="auto"/>
       <w:contextualSpacing/>
@@ -2353,10 +1873,9 @@
     <w:rPr>
       <w:rFonts w:cs="" w:cstheme="majorBidi" w:eastAsia="" w:eastAsiaTheme="majorEastAsia"/>
       <w:b/>
-      <w:color w:val="00808B"/>
       <w:spacing w:val="-10"/>
       <w:kern w:val="2"/>
-      <w:sz w:val="48"/>
+      <w:sz w:val="36"/>
       <w:szCs w:val="56"/>
     </w:rPr>
   </w:style>
@@ -2367,7 +1886,7 @@
     <w:link w:val="SubtitleChar"/>
     <w:uiPriority w:val="11"/>
     <w:qFormat/>
-    <w:rsid w:val="00a1493a"/>
+    <w:rsid w:val="002310d8"/>
     <w:pPr/>
     <w:rPr>
       <w:rFonts w:cs="" w:cstheme="majorBidi" w:eastAsia="" w:eastAsiaTheme="majorEastAsia"/>
@@ -2383,7 +1902,7 @@
     <w:link w:val="QuoteChar"/>
     <w:uiPriority w:val="29"/>
     <w:qFormat/>
-    <w:rsid w:val="002127d5"/>
+    <w:rsid w:val="007d57a7"/>
     <w:pPr>
       <w:spacing w:after="160" w:before="160"/>
       <w:jc w:val="center"/>
@@ -2391,6 +1910,7 @@
     <w:rPr>
       <w:i/>
       <w:iCs/>
+      <w:color w:themeColor="text1" w:themeTint="bf" w:val="404040"/>
     </w:rPr>
   </w:style>
   <w:style w:styleId="ListParagraph" w:type="paragraph">
@@ -2398,7 +1918,7 @@
     <w:basedOn w:val="Normal"/>
     <w:uiPriority w:val="34"/>
     <w:qFormat/>
-    <w:rsid w:val="006a7e05"/>
+    <w:rsid w:val="007d57a7"/>
     <w:pPr>
       <w:spacing w:after="160" w:before="0"/>
       <w:ind w:start="720"/>
@@ -2413,7 +1933,7 @@
     <w:link w:val="IntenseQuoteChar"/>
     <w:uiPriority w:val="30"/>
     <w:qFormat/>
-    <w:rsid w:val="002127d5"/>
+    <w:rsid w:val="00df663f"/>
     <w:pPr>
       <w:pBdr>
         <w:top w:color="0F4761" w:space="10" w:sz="4" w:themeColor="accent1" w:themeShade="bf" w:val="single"/>
@@ -2429,11 +1949,52 @@
       <w:color w:val="00808B"/>
     </w:rPr>
   </w:style>
+  <w:style w:styleId="HeaderandFooter" w:type="paragraph">
+    <w:name w:val="Header and Footer"/>
+    <w:basedOn w:val="Normal"/>
+    <w:qFormat/>
+    <w:pPr/>
+    <w:rPr/>
+  </w:style>
+  <w:style w:styleId="Header" w:type="paragraph">
+    <w:name w:val="header"/>
+    <w:basedOn w:val="Normal"/>
+    <w:link w:val="HeaderChar"/>
+    <w:uiPriority w:val="99"/>
+    <w:unhideWhenUsed/>
+    <w:rsid w:val="007d57a7"/>
+    <w:pPr>
+      <w:tabs>
+        <w:tab w:pos="720" w:val="clear"/>
+        <w:tab w:leader="none" w:pos="4513" w:val="center"/>
+        <w:tab w:leader="none" w:pos="9026" w:val="right"/>
+      </w:tabs>
+      <w:spacing w:after="0" w:before="0" w:line="240" w:lineRule="auto"/>
+    </w:pPr>
+    <w:rPr/>
+  </w:style>
+  <w:style w:styleId="Footer" w:type="paragraph">
+    <w:name w:val="footer"/>
+    <w:basedOn w:val="Normal"/>
+    <w:link w:val="FooterChar"/>
+    <w:uiPriority w:val="99"/>
+    <w:unhideWhenUsed/>
+    <w:rsid w:val="007d57a7"/>
+    <w:pPr>
+      <w:tabs>
+        <w:tab w:pos="720" w:val="clear"/>
+        <w:tab w:leader="none" w:pos="4513" w:val="center"/>
+        <w:tab w:leader="none" w:pos="9026" w:val="right"/>
+      </w:tabs>
+      <w:spacing w:after="0" w:before="0" w:line="240" w:lineRule="auto"/>
+    </w:pPr>
+    <w:rPr/>
+  </w:style>
   <w:style w:styleId="NoSpacing" w:type="paragraph">
     <w:name w:val="No Spacing"/>
     <w:uiPriority w:val="1"/>
     <w:qFormat/>
-    <w:rsid w:val="00a55c2e"/>
+    <w:rsid w:val="002310d8"/>
     <w:pPr>
       <w:widowControl/>
       <w:bidi w:val="0"/>
@@ -2450,47 +2011,6 @@
       <w14:ligatures w14:val="standardContextual"/>
     </w:rPr>
   </w:style>
-  <w:style w:styleId="HeaderandFooter" w:type="paragraph">
-    <w:name w:val="Header and Footer"/>
-    <w:basedOn w:val="Normal"/>
-    <w:qFormat/>
-    <w:pPr/>
-    <w:rPr/>
-  </w:style>
-  <w:style w:styleId="Header" w:type="paragraph">
-    <w:name w:val="header"/>
-    <w:basedOn w:val="Normal"/>
-    <w:link w:val="HeaderChar"/>
-    <w:uiPriority w:val="99"/>
-    <w:unhideWhenUsed/>
-    <w:rsid w:val="00a471d4"/>
-    <w:pPr>
-      <w:tabs>
-        <w:tab w:pos="720" w:val="clear"/>
-        <w:tab w:leader="none" w:pos="4513" w:val="center"/>
-        <w:tab w:leader="none" w:pos="9026" w:val="right"/>
-      </w:tabs>
-      <w:spacing w:after="0" w:before="0" w:line="240" w:lineRule="auto"/>
-    </w:pPr>
-    <w:rPr/>
-  </w:style>
-  <w:style w:styleId="Footer" w:type="paragraph">
-    <w:name w:val="footer"/>
-    <w:basedOn w:val="Normal"/>
-    <w:link w:val="FooterChar"/>
-    <w:uiPriority w:val="99"/>
-    <w:unhideWhenUsed/>
-    <w:rsid w:val="00a471d4"/>
-    <w:pPr>
-      <w:tabs>
-        <w:tab w:pos="720" w:val="clear"/>
-        <w:tab w:leader="none" w:pos="4513" w:val="center"/>
-        <w:tab w:leader="none" w:pos="9026" w:val="right"/>
-      </w:tabs>
-      <w:spacing w:after="0" w:before="0" w:line="240" w:lineRule="auto"/>
-    </w:pPr>
-    <w:rPr/>
-  </w:style>
   <w:style w:styleId="IndexHeading" w:type="paragraph">
     <w:name w:val="index heading"/>
     <w:basedOn w:val="Heading"/>
@@ -2504,12 +2024,8 @@
     <w:uiPriority w:val="39"/>
     <w:unhideWhenUsed/>
     <w:qFormat/>
-    <w:rsid w:val="002127d5"/>
-    <w:pPr>
-      <w:numPr>
-        <w:ilvl w:val="0"/>
-        <w:numId w:val="1"/>
-      </w:numPr>
+    <w:rsid w:val="00df663f"/>
+    <w:pPr>
       <w:spacing w:after="0" w:before="240"/>
       <w:outlineLvl w:val="9"/>
     </w:pPr>
@@ -2529,7 +2045,7 @@
     <w:autoRedefine/>
     <w:uiPriority w:val="39"/>
     <w:unhideWhenUsed/>
-    <w:rsid w:val="00f351c2"/>
+    <w:rsid w:val="004132f0"/>
     <w:pPr>
       <w:spacing w:after="100" w:before="0"/>
     </w:pPr>
@@ -2542,7 +2058,7 @@
     <w:autoRedefine/>
     <w:uiPriority w:val="39"/>
     <w:unhideWhenUsed/>
-    <w:rsid w:val="0074022a"/>
+    <w:rsid w:val="004132f0"/>
     <w:pPr>
       <w:spacing w:after="100" w:before="0"/>
       <w:ind w:start="220"/>
@@ -2556,67 +2072,11 @@
     <w:autoRedefine/>
     <w:uiPriority w:val="39"/>
     <w:unhideWhenUsed/>
-    <w:rsid w:val="0074022a"/>
+    <w:rsid w:val="004132f0"/>
     <w:pPr>
       <w:spacing w:after="100" w:before="0"/>
       <w:ind w:start="440"/>
     </w:pPr>
-    <w:rPr/>
-  </w:style>
-  <w:style w:styleId="Bibliography" w:type="paragraph">
-    <w:name w:val="Bibliography"/>
-    <w:basedOn w:val="Normal"/>
-    <w:next w:val="Normal"/>
-    <w:uiPriority w:val="37"/>
-    <w:unhideWhenUsed/>
-    <w:qFormat/>
-    <w:rsid w:val="002127d5"/>
-    <w:pPr>
-      <w:jc w:val="start"/>
-    </w:pPr>
-    <w:rPr/>
-  </w:style>
-  <w:style w:styleId="TOC4" w:type="paragraph">
-    <w:name w:val="toc 4"/>
-    <w:basedOn w:val="Index"/>
-    <w:pPr/>
-    <w:rPr/>
-  </w:style>
-  <w:style w:styleId="TOC5" w:type="paragraph">
-    <w:name w:val="toc 5"/>
-    <w:basedOn w:val="Index"/>
-    <w:pPr/>
-    <w:rPr/>
-  </w:style>
-  <w:style w:styleId="TOC6" w:type="paragraph">
-    <w:name w:val="toc 6"/>
-    <w:basedOn w:val="Index"/>
-    <w:pPr/>
-    <w:rPr/>
-  </w:style>
-  <w:style w:styleId="TOC7" w:type="paragraph">
-    <w:name w:val="toc 7"/>
-    <w:basedOn w:val="Index"/>
-    <w:pPr/>
-    <w:rPr/>
-  </w:style>
-  <w:style w:styleId="TOC8" w:type="paragraph">
-    <w:name w:val="toc 8"/>
-    <w:basedOn w:val="Index"/>
-    <w:pPr/>
-    <w:rPr/>
-  </w:style>
-  <w:style w:styleId="TOC9" w:type="paragraph">
-    <w:name w:val="toc 9"/>
-    <w:basedOn w:val="Index"/>
-    <w:pPr/>
-    <w:rPr/>
-  </w:style>
-  <w:style w:styleId="FrameContents" w:type="paragraph">
-    <w:name w:val="Frame Contents"/>
-    <w:basedOn w:val="Normal"/>
-    <w:qFormat/>
-    <w:pPr/>
     <w:rPr/>
   </w:style>
   <w:style w:default="1" w:styleId="NoList" w:type="numbering">
@@ -2625,12 +2085,6 @@
     <w:semiHidden/>
     <w:unhideWhenUsed/>
     <w:qFormat/>
-  </w:style>
-  <w:style w:customStyle="1" w:styleId="Style11" w:type="numbering">
-    <w:name w:val="Style1"/>
-    <w:uiPriority w:val="99"/>
-    <w:qFormat/>
-    <w:rsid w:val="00d751f5"/>
   </w:style>
   <w:style w:default="1" w:styleId="TableNormal" w:type="table">
     <w:name w:val="Normal Table"/>
@@ -2650,7 +2104,7 @@
     <w:name w:val="Table Grid"/>
     <w:basedOn w:val="TableNormal"/>
     <w:uiPriority w:val="39"/>
-    <w:rsid w:val="00a1493a"/>
+    <w:rsid w:val="00d81110"/>
     <w:pPr>
       <w:spacing w:after="0" w:line="240" w:lineRule="auto"/>
     </w:pPr>
@@ -2665,11 +2119,11 @@
       </w:tblBorders>
     </w:tblPr>
   </w:style>
-  <w:style w:customStyle="1" w:styleId="AAGITableStyle" w:type="table">
-    <w:name w:val="AAGI Table Style"/>
+  <w:style w:customStyle="1" w:styleId="AAGITable" w:type="table">
+    <w:name w:val="AAGI Table"/>
     <w:basedOn w:val="TableNormal"/>
     <w:uiPriority w:val="99"/>
-    <w:rsid w:val="00a1493a"/>
+    <w:rsid w:val="00d81110"/>
     <w:pPr>
       <w:spacing w:after="0" w:line="240" w:lineRule="auto"/>
       <w:jc w:val="left"/>
@@ -2690,7 +2144,6 @@
     <w:tblStylePr w:type="firstRow">
       <w:rPr>
         <w:color w:themeColor="background1" w:val="ffffff"/>
-        <w:sz w:val="22"/>
       </w:rPr>
       <w:tblPr/>
       <w:tcPr>

--- a/template-docx-short-report.docx
+++ b/template-docx-short-report.docx
@@ -4,12 +4,68 @@
   <w:body>
     <w:p>
       <w:pPr>
+        <w:pStyle w:val="Subtitle"/>
+      </w:pPr>
+      <w:r>
+        <w:t xml:space="preserve">My Report Title</w:t>
+      </w:r>
+      <w:r>
+        <w:t xml:space="preserve"> </w:t>
+      </w:r>
+      <w:r>
+        <w:t xml:space="preserve">Report for ABC2026-001ABC</w:t>
+      </w:r>
+    </w:p>
+    <w:p>
+      <w:pPr>
+        <w:pStyle w:val="Author"/>
+      </w:pPr>
+      <w:r>
+        <w:t xml:space="preserve">Prepared for: collab_partner_org (partner@example.com)</w:t>
+      </w:r>
+    </w:p>
+    <w:p>
+      <w:pPr>
+        <w:pStyle w:val="Author"/>
+      </w:pPr>
+      <w:r>
+        <w:t xml:space="preserve">Prepared by: Alice A., Bob B.</w:t>
+      </w:r>
+    </w:p>
+    <w:p>
+      <w:pPr>
         <w:pStyle w:val="Date"/>
       </w:pPr>
       <w:r>
         <w:t xml:space="preserve">April 10, 2026</w:t>
       </w:r>
     </w:p>
+    <w:sdt>
+      <w:sdtPr>
+        <w:docPartObj>
+          <w:docPartGallery w:val="Table of Contents"/>
+          <w:docPartUnique/>
+        </w:docPartObj>
+      </w:sdtPr>
+      <w:sdtContent>
+        <w:p>
+          <w:pPr>
+            <w:pStyle w:val="TOCHeading"/>
+          </w:pPr>
+          <w:r>
+            <w:t xml:space="preserve">Table of contents</w:t>
+          </w:r>
+        </w:p>
+        <w:p>
+          <w:r>
+            <w:fldChar w:fldCharType="begin" w:dirty="true"/>
+            <w:instrText xml:space="preserve">TOC \o "1-3" \h \z \u</w:instrText>
+            <w:fldChar w:fldCharType="separate"/>
+            <w:fldChar w:fldCharType="end"/>
+          </w:r>
+        </w:p>
+      </w:sdtContent>
+    </w:sdt>
     <w:p>
       <w:pPr>
         <w:pStyle w:val="FirstParagraph"/>
@@ -19,24 +75,24 @@
           <wp:inline>
             <wp:extent cx="1714500" cy="819150"/>
             <wp:effectExtent b="0" l="0" r="0" t="0"/>
-            <wp:docPr descr="" title="" id="19" name="Picture"/>
+            <wp:docPr descr="" title="" id="1597277547" name="Picture"/>
             <a:graphic>
               <a:graphicData uri="http://schemas.openxmlformats.org/drawingml/2006/picture">
                 <pic:pic>
                   <pic:nvPicPr>
-                    <pic:cNvPr descr="AAGI_logo.svg" id="20" name="Picture"/>
+                    <pic:cNvPr descr="AAGI_logo.svg" id="1597277548" name="Picture"/>
                     <pic:cNvPicPr>
                       <a:picLocks noChangeArrowheads="1" noChangeAspect="1"/>
                     </pic:cNvPicPr>
                   </pic:nvPicPr>
                   <pic:blipFill>
-                    <a:blip r:embed="rId21">
+                    <a:blip r:embed="rId1597277549">
                       <a:extLst>
                         <a:ext uri="{28A0092B-C50C-407E-A947-70E740481C1C}">
                           <a14:useLocalDpi xmlns:a14="http://schemas.microsoft.com/office/drawing/2010/main" val="0"/>
                         </a:ext>
                         <a:ext uri="{96DAC541-7B7A-43D3-8B79-37D633B846F1}">
-                          <asvg:svgBlip xmlns:asvg="http://schemas.microsoft.com/office/drawing/2016/SVG/main" r:embed="rId18"/>
+                          <asvg:svgBlip xmlns:asvg="http://schemas.microsoft.com/office/drawing/2016/SVG/main" r:embed="rId1597277546"/>
                         </a:ext>
                       </a:extLst>
                     </a:blip>
@@ -98,7 +154,7 @@
         <w:t xml:space="preserve">AAGI Program Report</w:t>
       </w:r>
     </w:p>
-    <w:bookmarkStart w:id="24" w:name="my-report-title"/>
+    <w:bookmarkStart w:id="1597277552" w:name="my-report-title"/>
     <w:p>
       <w:pPr>
         <w:pStyle w:val="Heading1"/>
@@ -107,7 +163,7 @@
         <w:t xml:space="preserve">My Report Title</w:t>
       </w:r>
     </w:p>
-    <w:bookmarkStart w:id="23" w:name="report-for-abc2026-001abc"/>
+    <w:bookmarkStart w:id="1597277551" w:name="report-for-abc2026-001abc"/>
     <w:p>
       <w:pPr>
         <w:pStyle w:val="Heading2"/>
@@ -158,7 +214,7 @@
       <w:r>
         <w:t xml:space="preserve"> </w:t>
       </w:r>
-      <w:hyperlink r:id="rId22">
+      <w:hyperlink r:id="rId1597277550">
         <w:r>
           <w:rPr>
             <w:rStyle w:val="Hyperlink"/>
@@ -177,9 +233,14 @@
         <w:t xml:space="preserve">Last updated: 2026-04-10</w:t>
       </w:r>
     </w:p>
-    <w:bookmarkEnd w:id="23"/>
-    <w:bookmarkEnd w:id="24"/>
-    <w:bookmarkStart w:id="25" w:name="executive-summary"/>
+    <w:bookmarkEnd w:id="1597277551"/>
+    <w:bookmarkEnd w:id="1597277552"/>
+    <w:p>
+      <w:pPr>
+        <w:pStyle w:val="BodyText"/>
+      </w:pPr>
+    </w:p>
+    <w:bookmarkStart w:id="1597277553" w:name="executive-summary"/>
     <w:p>
       <w:pPr>
         <w:pStyle w:val="Heading1"/>
@@ -202,8 +263,8 @@
         <w:t xml:space="preserve">Summarise the work provided by AAGI and the main results.</w:t>
       </w:r>
     </w:p>
-    <w:bookmarkEnd w:id="25"/>
-    <w:bookmarkStart w:id="26" w:name="key-findings"/>
+    <w:bookmarkEnd w:id="1597277553"/>
+    <w:bookmarkStart w:id="1597277554" w:name="key-findings"/>
     <w:p>
       <w:pPr>
         <w:pStyle w:val="Heading1"/>
@@ -266,8 +327,8 @@
         <w:t xml:space="preserve">— This is an example of an AAGI note callout.</w:t>
       </w:r>
     </w:p>
-    <w:bookmarkEnd w:id="26"/>
-    <w:bookmarkStart w:id="27" w:name="methods-brief"/>
+    <w:bookmarkEnd w:id="1597277554"/>
+    <w:bookmarkStart w:id="1597277555" w:name="methods-brief"/>
     <w:p>
       <w:pPr>
         <w:pStyle w:val="Heading1"/>
@@ -284,8 +345,8 @@
         <w:t xml:space="preserve">Briefly describe the analysis approach and any key assumptions.</w:t>
       </w:r>
     </w:p>
-    <w:bookmarkEnd w:id="27"/>
-    <w:bookmarkStart w:id="28" w:name="results-brief"/>
+    <w:bookmarkEnd w:id="1597277555"/>
+    <w:bookmarkStart w:id="1597277556" w:name="results-brief"/>
     <w:p>
       <w:pPr>
         <w:pStyle w:val="Heading1"/>
@@ -302,8 +363,8 @@
         <w:t xml:space="preserve">Summarise the primary results, with 1–2 key figures/tables as needed.</w:t>
       </w:r>
     </w:p>
-    <w:bookmarkEnd w:id="28"/>
-    <w:bookmarkStart w:id="34" w:name="references"/>
+    <w:bookmarkEnd w:id="1597277556"/>
+    <w:bookmarkStart w:id="1597277558" w:name="references"/>
     <w:p>
       <w:pPr>
         <w:pStyle w:val="Heading1"/>
@@ -312,75 +373,16 @@
         <w:t xml:space="preserve">References</w:t>
       </w:r>
     </w:p>
-    <w:bookmarkStart w:id="29" w:name="refs"/>
-    <w:bookmarkEnd w:id="29"/>
-    <w:p>
-      <w:pPr>
-        <w:pStyle w:val="FirstParagraph"/>
-      </w:pPr>
-      <w:r>
-        <w:drawing>
-          <wp:inline>
-            <wp:extent cx="6642100" cy="788045"/>
-            <wp:effectExtent b="0" l="0" r="0" t="0"/>
-            <wp:docPr descr="" title="" id="31" name="Picture"/>
-            <a:graphic>
-              <a:graphicData uri="http://schemas.openxmlformats.org/drawingml/2006/picture">
-                <pic:pic>
-                  <pic:nvPicPr>
-                    <pic:cNvPr descr="_extensions/AAGI-AUS/aagi/assets/AAGI_SP_Logo_Block-Portrait.svg" id="32" name="Picture"/>
-                    <pic:cNvPicPr>
-                      <a:picLocks noChangeArrowheads="1" noChangeAspect="1"/>
-                    </pic:cNvPicPr>
-                  </pic:nvPicPr>
-                  <pic:blipFill>
-                    <a:blip r:embed="rId33">
-                      <a:extLst>
-                        <a:ext uri="{28A0092B-C50C-407E-A947-70E740481C1C}">
-                          <a14:useLocalDpi xmlns:a14="http://schemas.microsoft.com/office/drawing/2010/main" val="0"/>
-                        </a:ext>
-                        <a:ext uri="{96DAC541-7B7A-43D3-8B79-37D633B846F1}">
-                          <asvg:svgBlip xmlns:asvg="http://schemas.microsoft.com/office/drawing/2016/SVG/main" r:embed="rId30"/>
-                        </a:ext>
-                      </a:extLst>
-                    </a:blip>
-                    <a:stretch>
-                      <a:fillRect/>
-                    </a:stretch>
-                  </pic:blipFill>
-                  <pic:spPr bwMode="auto">
-                    <a:xfrm>
-                      <a:off x="0" y="0"/>
-                      <a:ext cx="6642100" cy="788045"/>
-                    </a:xfrm>
-                    <a:prstGeom prst="rect">
-                      <a:avLst/>
-                    </a:prstGeom>
-                    <a:noFill/>
-                    <a:ln w="9525">
-                      <a:noFill/>
-                      <a:headEnd/>
-                      <a:tailEnd/>
-                    </a:ln>
-                  </pic:spPr>
-                </pic:pic>
-              </a:graphicData>
-            </a:graphic>
-          </wp:inline>
-        </w:drawing>
-      </w:r>
-    </w:p>
-    <w:bookmarkEnd w:id="34"/>
+    <w:bookmarkStart w:id="1597277557" w:name="refs"/>
+    <w:bookmarkEnd w:id="1597277557"/>
+    <w:bookmarkEnd w:id="1597277558"/>
     <w:sectPr>
-      <w:headerReference r:id="rId4" w:type="even"/>
-      <w:headerReference r:id="rId5" w:type="default"/>
-      <w:headerReference r:id="rId6" w:type="first"/>
-      <w:footerReference r:id="rId7" w:type="even"/>
-      <w:footerReference r:id="rId8" w:type="default"/>
-      <w:footerReference r:id="rId9" w:type="first"/>
+      <w:footerReference r:id="rId5" w:type="even"/>
+      <w:footerReference r:id="rId6" w:type="default"/>
+      <w:footerReference r:id="rId7" w:type="first"/>
       <w:type w:val="nextPage"/>
       <w:pgSz w:h="16838" w:orient="portrait" w:w="11906"/>
-      <w:pgMar w:bottom="765" w:footer="708" w:gutter="0" w:header="708" w:left="720" w:right="720" w:top="765"/>
+      <w:pgMar w:bottom="1440" w:footer="708" w:gutter="0" w:header="0" w:left="1440" w:right="1440" w:top="1440"/>
       <w:pgNumType w:fmt="decimal"/>
       <w:formProt w:val="false"/>
       <w:textDirection w:val="lrTb"/>
@@ -409,140 +411,225 @@
 </w:ftr>
 </file>
 
+<file path=word/footer10.xml><?xml version="1.0" encoding="utf-8"?>
+<w:ftr xmlns:o="urn:schemas-microsoft-com:office:office" xmlns:r="http://schemas.openxmlformats.org/officeDocument/2006/relationships" xmlns:v="urn:schemas-microsoft-com:vml" xmlns:w="http://schemas.openxmlformats.org/wordprocessingml/2006/main" xmlns:w10="urn:schemas-microsoft-com:office:word" xmlns:wp="http://schemas.openxmlformats.org/drawingml/2006/wordprocessingDrawing" xmlns:pic="http://schemas.openxmlformats.org/drawingml/2006/picture" xmlns:wps="http://schemas.microsoft.com/office/word/2010/wordprocessingShape" xmlns:wpg="http://schemas.microsoft.com/office/word/2010/wordprocessingGroup" xmlns:mc="http://schemas.openxmlformats.org/markup-compatibility/2006" xmlns:wp14="http://schemas.microsoft.com/office/word/2010/wordprocessingDrawing" xmlns:w14="http://schemas.microsoft.com/office/word/2010/wordml" xmlns:w15="http://schemas.microsoft.com/office/word/2012/wordml" mc:Ignorable="w14 wp14 w15">
+  <w:p xmlns:wp14="http://schemas.microsoft.com/office/word/2010/wordml" wp14:textId="77777777">
+    <w:pPr>
+      <w:pStyle w:val="Footer"/>
+      <w:jc w:val="end"/>
+      <w:rPr/>
+    </w:pPr>
+    <w:r>
+      <w:rPr/>
+      <w:fldChar w:fldCharType="begin"/>
+    </w:r>
+    <w:r>
+      <w:rPr/>
+      <w:instrText xml:space="preserve"> PAGE </w:instrText>
+    </w:r>
+    <w:r>
+      <w:rPr/>
+      <w:fldChar w:fldCharType="separate"/>
+    </w:r>
+    <w:r>
+      <w:rPr/>
+      <w:t>12</w:t>
+    </w:r>
+    <w:r>
+      <w:rPr/>
+      <w:fldChar w:fldCharType="end"/>
+    </w:r>
+  </w:p>
+</w:ftr>
+</file>
+
+<file path=word/footer11.xml><?xml version="1.0" encoding="utf-8"?>
+<w:ftr xmlns:o="urn:schemas-microsoft-com:office:office" xmlns:r="http://schemas.openxmlformats.org/officeDocument/2006/relationships" xmlns:v="urn:schemas-microsoft-com:vml" xmlns:w="http://schemas.openxmlformats.org/wordprocessingml/2006/main" xmlns:w10="urn:schemas-microsoft-com:office:word" xmlns:wp="http://schemas.openxmlformats.org/drawingml/2006/wordprocessingDrawing" xmlns:pic="http://schemas.openxmlformats.org/drawingml/2006/picture" xmlns:wps="http://schemas.microsoft.com/office/word/2010/wordprocessingShape" xmlns:wpg="http://schemas.microsoft.com/office/word/2010/wordprocessingGroup" xmlns:mc="http://schemas.openxmlformats.org/markup-compatibility/2006" xmlns:wp14="http://schemas.microsoft.com/office/word/2010/wordprocessingDrawing" xmlns:w14="http://schemas.microsoft.com/office/word/2010/wordml" xmlns:w15="http://schemas.microsoft.com/office/word/2012/wordml" mc:Ignorable="w14 wp14 w15">
+  <w:p xmlns:wp14="http://schemas.microsoft.com/office/word/2010/wordml" wp14:textId="77777777"/>
+</w:ftr>
+</file>
+
 <file path=word/footer2.xml><?xml version="1.0" encoding="utf-8"?>
-<w:ftr xmlns:o="urn:schemas-microsoft-com:office:office" xmlns:r="http://schemas.openxmlformats.org/officeDocument/2006/relationships" xmlns:v="urn:schemas-microsoft-com:vml" xmlns:w="http://schemas.openxmlformats.org/wordprocessingml/2006/main" xmlns:w10="urn:schemas-microsoft-com:office:word" xmlns:wp="http://schemas.openxmlformats.org/drawingml/2006/wordprocessingDrawing" xmlns:pic="http://schemas.openxmlformats.org/drawingml/2006/picture" xmlns:wps="http://schemas.microsoft.com/office/word/2010/wordprocessingShape" xmlns:wpg="http://schemas.microsoft.com/office/word/2010/wordprocessingGroup" xmlns:mc="http://schemas.openxmlformats.org/markup-compatibility/2006" xmlns:wp14="http://schemas.microsoft.com/office/word/2010/wordprocessingDrawing" xmlns:w14="http://schemas.microsoft.com/office/word/2010/wordml" xmlns:w15="http://schemas.microsoft.com/office/word/2012/wordml" xmlns:a="http://schemas.openxmlformats.org/drawingml/2006/main" xmlns:a14="http://schemas.microsoft.com/office/drawing/2010/main" mc:Ignorable="w14 wp14 w15">
-  <w:p xmlns:wp14="http://schemas.microsoft.com/office/word/2010/wordml" wp14:textId="5B501FBC">
+<w:ftr xmlns:o="urn:schemas-microsoft-com:office:office" xmlns:r="http://schemas.openxmlformats.org/officeDocument/2006/relationships" xmlns:v="urn:schemas-microsoft-com:vml" xmlns:w="http://schemas.openxmlformats.org/wordprocessingml/2006/main" xmlns:w10="urn:schemas-microsoft-com:office:word" xmlns:wp="http://schemas.openxmlformats.org/drawingml/2006/wordprocessingDrawing" xmlns:pic="http://schemas.openxmlformats.org/drawingml/2006/picture" xmlns:wps="http://schemas.microsoft.com/office/word/2010/wordprocessingShape" xmlns:wpg="http://schemas.microsoft.com/office/word/2010/wordprocessingGroup" xmlns:mc="http://schemas.openxmlformats.org/markup-compatibility/2006" xmlns:wp14="http://schemas.microsoft.com/office/word/2010/wordprocessingDrawing" xmlns:w14="http://schemas.microsoft.com/office/word/2010/wordml" xmlns:w15="http://schemas.microsoft.com/office/word/2012/wordml" mc:Ignorable="w14 wp14 w15">
+  <w:p xmlns:wp14="http://schemas.microsoft.com/office/word/2010/wordml" wp14:textId="77777777">
     <w:pPr>
       <w:pStyle w:val="Footer"/>
-      <w:pBdr>
-        <w:bottom w:val="single" w:color="000000" w:sz="6" w:space="1"/>
-      </w:pBdr>
-    </w:pPr>
-  </w:p>
-  <w:p xmlns:wp14="http://schemas.microsoft.com/office/word/2010/wordml" wp14:textId="3A72888E">
-    <w:pPr>
-      <w:pStyle w:val="Footer"/>
-    </w:pPr>
-    <w:r>
-      <w:drawing>
-        <wp:inline xmlns:wp14="http://schemas.microsoft.com/office/word/2010/wordprocessingDrawing" wp14:editId="552B5981" wp14:anchorId="41EB455F">
-          <wp:extent cx="6619875" cy="781745"/>
-          <wp:effectExtent l="0" t="0" r="0" b="0"/>
-          <wp:docPr id="1983009645" name="drawing"/>
-          <wp:cNvGraphicFramePr>
-            <a:graphicFrameLocks noChangeAspect="1"/>
-          </wp:cNvGraphicFramePr>
-          <a:graphic>
-            <a:graphicData xmlns:a="http://schemas.openxmlformats.org/drawingml/2006/main" uri="http://schemas.openxmlformats.org/drawingml/2006/picture">
-              <pic:pic xmlns:pic="http://schemas.openxmlformats.org/drawingml/2006/picture">
-                <pic:nvPicPr>
-                  <pic:cNvPr id="1041358849" name="Picture 1041358849"/>
-                  <pic:cNvPicPr/>
-                </pic:nvPicPr>
-                <pic:blipFill>
-                  <a:blip xmlns:r="http://schemas.openxmlformats.org/officeDocument/2006/relationships" r:embed="rId1010425490">
-                    <a:extLst>
-                      <a:ext uri="{28A0092B-C50C-407E-A947-70E740481C1C}">
-                        <a14:useLocalDpi xmlns:a14="http://schemas.microsoft.com/office/drawing/2010/main"/>
-                      </a:ext>
-                    </a:extLst>
-                  </a:blip>
-                  <a:stretch>
-                    <a:fillRect/>
-                  </a:stretch>
-                </pic:blipFill>
-                <pic:spPr>
-                  <a:xfrm rot="0">
-                    <a:off x="0" y="0"/>
-                    <a:ext cx="6619875" cy="781745"/>
-                  </a:xfrm>
-                  <a:prstGeom prst="rect">
-                    <a:avLst/>
-                  </a:prstGeom>
-                </pic:spPr>
-              </pic:pic>
-            </a:graphicData>
-          </a:graphic>
-        </wp:inline>
-      </w:drawing>
+      <w:jc w:val="center"/>
+      <w:rPr/>
+    </w:pPr>
+    <w:r>
+      <w:rPr/>
     </w:r>
   </w:p>
 </w:ftr>
 </file>
 
 <file path=word/footer3.xml><?xml version="1.0" encoding="utf-8"?>
-<w:ftr xmlns:o="urn:schemas-microsoft-com:office:office" xmlns:r="http://schemas.openxmlformats.org/officeDocument/2006/relationships" xmlns:v="urn:schemas-microsoft-com:vml" xmlns:w="http://schemas.openxmlformats.org/wordprocessingml/2006/main" xmlns:w10="urn:schemas-microsoft-com:office:word" xmlns:wp="http://schemas.openxmlformats.org/drawingml/2006/wordprocessingDrawing" xmlns:pic="http://schemas.openxmlformats.org/drawingml/2006/picture" xmlns:wps="http://schemas.microsoft.com/office/word/2010/wordprocessingShape" xmlns:wpg="http://schemas.microsoft.com/office/word/2010/wordprocessingGroup" xmlns:mc="http://schemas.openxmlformats.org/markup-compatibility/2006" xmlns:wp14="http://schemas.microsoft.com/office/word/2010/wordprocessingDrawing" xmlns:w14="http://schemas.microsoft.com/office/word/2010/wordml" xmlns:w15="http://schemas.microsoft.com/office/word/2012/wordml" xmlns:a="http://schemas.openxmlformats.org/drawingml/2006/main" mc:Ignorable="w14 wp14 w15">
+<w:ftr xmlns:o="urn:schemas-microsoft-com:office:office" xmlns:r="http://schemas.openxmlformats.org/officeDocument/2006/relationships" xmlns:v="urn:schemas-microsoft-com:vml" xmlns:w="http://schemas.openxmlformats.org/wordprocessingml/2006/main" xmlns:w10="urn:schemas-microsoft-com:office:word" xmlns:wp="http://schemas.openxmlformats.org/drawingml/2006/wordprocessingDrawing" xmlns:pic="http://schemas.openxmlformats.org/drawingml/2006/picture" xmlns:wps="http://schemas.microsoft.com/office/word/2010/wordprocessingShape" xmlns:wpg="http://schemas.microsoft.com/office/word/2010/wordprocessingGroup" xmlns:mc="http://schemas.openxmlformats.org/markup-compatibility/2006" xmlns:wp14="http://schemas.microsoft.com/office/word/2010/wordprocessingDrawing" xmlns:w14="http://schemas.microsoft.com/office/word/2010/wordml" xmlns:w15="http://schemas.microsoft.com/office/word/2012/wordml" mc:Ignorable="w14 wp14 w15">
   <w:p xmlns:wp14="http://schemas.microsoft.com/office/word/2010/wordml" wp14:textId="77777777">
     <w:pPr>
       <w:pStyle w:val="Footer"/>
-      <w:pBdr>
-        <w:bottom w:val="single" w:color="000000" w:sz="6" w:space="1"/>
-      </w:pBdr>
-      <w:rPr/>
-    </w:pPr>
-    <w:r>
-      <w:rPr/>
-      <w:drawing>
-        <wp:anchor xmlns:wp14="http://schemas.microsoft.com/office/word/2010/wordprocessingDrawing" distT="0" distB="0" distL="0" distR="0" simplePos="0" relativeHeight="5" behindDoc="1" locked="0" layoutInCell="1" allowOverlap="1" wp14:anchorId="1F391316" wp14:editId="7777777">
-          <wp:simplePos x="0" y="0"/>
-          <wp:positionH relativeFrom="column">
-            <wp:posOffset>-473710</wp:posOffset>
-          </wp:positionH>
-          <wp:positionV relativeFrom="paragraph">
-            <wp:posOffset>82550</wp:posOffset>
-          </wp:positionV>
-          <wp:extent cx="7585075" cy="1080770"/>
-          <wp:effectExtent l="0" t="0" r="0" b="0"/>
-          <wp:wrapNone/>
-          <wp:docPr id="5" name="Picture 2" descr="A black and purple logo&#10;&#10;Description automatically generated"/>
-          <wp:cNvGraphicFramePr>
-            <a:graphicFrameLocks xmlns:a="http://schemas.openxmlformats.org/drawingml/2006/main" noChangeAspect="1"/>
-          </wp:cNvGraphicFramePr>
-          <a:graphic xmlns:a="http://schemas.openxmlformats.org/drawingml/2006/main">
-            <a:graphicData uri="http://schemas.openxmlformats.org/drawingml/2006/picture">
-              <pic:pic xmlns:pic="http://schemas.openxmlformats.org/drawingml/2006/picture">
-                <pic:nvPicPr>
-                  <pic:cNvPr id="5" name="Picture 2" descr="A black and purple logo&#10;&#10;Description automatically generated"/>
-                  <pic:cNvPicPr>
-                    <a:picLocks noChangeAspect="1" noChangeArrowheads="1"/>
-                  </pic:cNvPicPr>
-                </pic:nvPicPr>
-                <pic:blipFill>
-                  <a:blip r:embed="rId1"/>
-                  <a:stretch>
-                    <a:fillRect/>
-                  </a:stretch>
-                </pic:blipFill>
-                <pic:spPr bwMode="auto">
-                  <a:xfrm>
-                    <a:off x="0" y="0"/>
-                    <a:ext cx="7585075" cy="1080770"/>
-                  </a:xfrm>
-                  <a:prstGeom prst="rect">
-                    <a:avLst/>
-                  </a:prstGeom>
-                  <a:noFill/>
-                </pic:spPr>
-              </pic:pic>
-            </a:graphicData>
-          </a:graphic>
-        </wp:anchor>
-      </w:drawing>
+      <w:jc w:val="center"/>
+      <w:rPr/>
+    </w:pPr>
+    <w:r>
+      <w:rPr/>
     </w:r>
   </w:p>
+</w:ftr>
+</file>
+
+<file path=word/footer4.xml><?xml version="1.0" encoding="utf-8"?>
+<w:ftr xmlns:o="urn:schemas-microsoft-com:office:office" xmlns:r="http://schemas.openxmlformats.org/officeDocument/2006/relationships" xmlns:v="urn:schemas-microsoft-com:vml" xmlns:w="http://schemas.openxmlformats.org/wordprocessingml/2006/main" xmlns:w10="urn:schemas-microsoft-com:office:word" xmlns:wp="http://schemas.openxmlformats.org/drawingml/2006/wordprocessingDrawing" xmlns:pic="http://schemas.openxmlformats.org/drawingml/2006/picture" xmlns:wps="http://schemas.microsoft.com/office/word/2010/wordprocessingShape" xmlns:wpg="http://schemas.microsoft.com/office/word/2010/wordprocessingGroup" xmlns:mc="http://schemas.openxmlformats.org/markup-compatibility/2006" xmlns:wp14="http://schemas.microsoft.com/office/word/2010/wordprocessingDrawing" xmlns:w14="http://schemas.microsoft.com/office/word/2010/wordml" xmlns:w15="http://schemas.microsoft.com/office/word/2012/wordml" mc:Ignorable="w14 wp14 w15">
   <w:p xmlns:wp14="http://schemas.microsoft.com/office/word/2010/wordml" wp14:textId="77777777">
     <w:pPr>
       <w:pStyle w:val="Footer"/>
-      <w:rPr>
-        <w:sz w:val="52"/>
-        <w:szCs w:val="52"/>
-      </w:rPr>
-    </w:pPr>
-    <w:r>
-      <w:rPr>
-        <w:sz w:val="52"/>
-        <w:szCs w:val="52"/>
-      </w:rPr>
+      <w:rPr/>
+    </w:pPr>
+    <w:r>
+      <w:rPr/>
+    </w:r>
+  </w:p>
+</w:ftr>
+</file>
+
+<file path=word/footer5.xml><?xml version="1.0" encoding="utf-8"?>
+<w:ftr xmlns:o="urn:schemas-microsoft-com:office:office" xmlns:r="http://schemas.openxmlformats.org/officeDocument/2006/relationships" xmlns:v="urn:schemas-microsoft-com:vml" xmlns:w="http://schemas.openxmlformats.org/wordprocessingml/2006/main" xmlns:w10="urn:schemas-microsoft-com:office:word" xmlns:wp="http://schemas.openxmlformats.org/drawingml/2006/wordprocessingDrawing" xmlns:pic="http://schemas.openxmlformats.org/drawingml/2006/picture" xmlns:wps="http://schemas.microsoft.com/office/word/2010/wordprocessingShape" xmlns:wpg="http://schemas.microsoft.com/office/word/2010/wordprocessingGroup" xmlns:mc="http://schemas.openxmlformats.org/markup-compatibility/2006" xmlns:wp14="http://schemas.microsoft.com/office/word/2010/wordprocessingDrawing" xmlns:w14="http://schemas.microsoft.com/office/word/2010/wordml" xmlns:w15="http://schemas.microsoft.com/office/word/2012/wordml" mc:Ignorable="w14 wp14 w15">
+  <w:p xmlns:wp14="http://schemas.microsoft.com/office/word/2010/wordml" wp14:textId="77777777">
+    <w:pPr>
+      <w:pStyle w:val="Footer"/>
+      <w:jc w:val="end"/>
+      <w:rPr/>
+    </w:pPr>
+    <w:r>
+      <w:rPr/>
+      <w:fldChar w:fldCharType="begin"/>
+    </w:r>
+    <w:r>
+      <w:rPr/>
+      <w:instrText xml:space="preserve"> PAGE </w:instrText>
+    </w:r>
+    <w:r>
+      <w:rPr/>
+      <w:fldChar w:fldCharType="separate"/>
+    </w:r>
+    <w:r>
+      <w:rPr/>
+      <w:t>1</w:t>
+    </w:r>
+    <w:r>
+      <w:rPr/>
+      <w:fldChar w:fldCharType="end"/>
+    </w:r>
+  </w:p>
+</w:ftr>
+</file>
+
+<file path=word/footer6.xml><?xml version="1.0" encoding="utf-8"?>
+<w:ftr xmlns:o="urn:schemas-microsoft-com:office:office" xmlns:r="http://schemas.openxmlformats.org/officeDocument/2006/relationships" xmlns:v="urn:schemas-microsoft-com:vml" xmlns:w="http://schemas.openxmlformats.org/wordprocessingml/2006/main" xmlns:w10="urn:schemas-microsoft-com:office:word" xmlns:wp="http://schemas.openxmlformats.org/drawingml/2006/wordprocessingDrawing" xmlns:pic="http://schemas.openxmlformats.org/drawingml/2006/picture" xmlns:wps="http://schemas.microsoft.com/office/word/2010/wordprocessingShape" xmlns:wpg="http://schemas.microsoft.com/office/word/2010/wordprocessingGroup" xmlns:mc="http://schemas.openxmlformats.org/markup-compatibility/2006" xmlns:wp14="http://schemas.microsoft.com/office/word/2010/wordprocessingDrawing" xmlns:w14="http://schemas.microsoft.com/office/word/2010/wordml" xmlns:w15="http://schemas.microsoft.com/office/word/2012/wordml" mc:Ignorable="w14 wp14 w15">
+  <w:p xmlns:wp14="http://schemas.microsoft.com/office/word/2010/wordml" wp14:textId="77777777">
+    <w:pPr>
+      <w:pStyle w:val="Footer"/>
+      <w:jc w:val="end"/>
+      <w:rPr/>
+    </w:pPr>
+    <w:r>
+      <w:rPr/>
+      <w:fldChar w:fldCharType="begin"/>
+    </w:r>
+    <w:r>
+      <w:rPr/>
+      <w:instrText xml:space="preserve"> PAGE </w:instrText>
+    </w:r>
+    <w:r>
+      <w:rPr/>
+      <w:fldChar w:fldCharType="separate"/>
+    </w:r>
+    <w:r>
+      <w:rPr/>
+      <w:t>1</w:t>
+    </w:r>
+    <w:r>
+      <w:rPr/>
+      <w:fldChar w:fldCharType="end"/>
+    </w:r>
+  </w:p>
+</w:ftr>
+</file>
+
+<file path=word/footer7.xml><?xml version="1.0" encoding="utf-8"?>
+<w:ftr xmlns:o="urn:schemas-microsoft-com:office:office" xmlns:r="http://schemas.openxmlformats.org/officeDocument/2006/relationships" xmlns:v="urn:schemas-microsoft-com:vml" xmlns:w="http://schemas.openxmlformats.org/wordprocessingml/2006/main" xmlns:w10="urn:schemas-microsoft-com:office:word" xmlns:wp="http://schemas.openxmlformats.org/drawingml/2006/wordprocessingDrawing" xmlns:pic="http://schemas.openxmlformats.org/drawingml/2006/picture" xmlns:wps="http://schemas.microsoft.com/office/word/2010/wordprocessingShape" xmlns:wpg="http://schemas.microsoft.com/office/word/2010/wordprocessingGroup" xmlns:mc="http://schemas.openxmlformats.org/markup-compatibility/2006" xmlns:wp14="http://schemas.microsoft.com/office/word/2010/wordprocessingDrawing" xmlns:w14="http://schemas.microsoft.com/office/word/2010/wordml" xmlns:w15="http://schemas.microsoft.com/office/word/2012/wordml" mc:Ignorable="w14 wp14 w15">
+  <w:p xmlns:wp14="http://schemas.microsoft.com/office/word/2010/wordml" wp14:textId="77777777">
+    <w:pPr>
+      <w:pStyle w:val="Footer"/>
+      <w:rPr/>
+    </w:pPr>
+    <w:r>
+      <w:rPr/>
+    </w:r>
+  </w:p>
+</w:ftr>
+</file>
+
+<file path=word/footer8.xml><?xml version="1.0" encoding="utf-8"?>
+<w:ftr xmlns:o="urn:schemas-microsoft-com:office:office" xmlns:r="http://schemas.openxmlformats.org/officeDocument/2006/relationships" xmlns:v="urn:schemas-microsoft-com:vml" xmlns:w="http://schemas.openxmlformats.org/wordprocessingml/2006/main" xmlns:w10="urn:schemas-microsoft-com:office:word" xmlns:wp="http://schemas.openxmlformats.org/drawingml/2006/wordprocessingDrawing" xmlns:pic="http://schemas.openxmlformats.org/drawingml/2006/picture" xmlns:wps="http://schemas.microsoft.com/office/word/2010/wordprocessingShape" xmlns:wpg="http://schemas.microsoft.com/office/word/2010/wordprocessingGroup" xmlns:mc="http://schemas.openxmlformats.org/markup-compatibility/2006" xmlns:wp14="http://schemas.microsoft.com/office/word/2010/wordprocessingDrawing" xmlns:w14="http://schemas.microsoft.com/office/word/2010/wordml" xmlns:w15="http://schemas.microsoft.com/office/word/2012/wordml" mc:Ignorable="w14 wp14 w15">
+  <w:p xmlns:wp14="http://schemas.microsoft.com/office/word/2010/wordml" wp14:textId="77777777">
+    <w:pPr>
+      <w:pStyle w:val="Footer"/>
+      <w:jc w:val="end"/>
+      <w:rPr/>
+    </w:pPr>
+    <w:r>
+      <w:rPr/>
+      <w:fldChar w:fldCharType="begin"/>
+    </w:r>
+    <w:r>
+      <w:rPr/>
+      <w:instrText xml:space="preserve"> PAGE </w:instrText>
+    </w:r>
+    <w:r>
+      <w:rPr/>
+      <w:fldChar w:fldCharType="separate"/>
+    </w:r>
+    <w:r>
+      <w:rPr/>
+      <w:t>2</w:t>
+    </w:r>
+    <w:r>
+      <w:rPr/>
+      <w:fldChar w:fldCharType="end"/>
+    </w:r>
+  </w:p>
+</w:ftr>
+</file>
+
+<file path=word/footer9.xml><?xml version="1.0" encoding="utf-8"?>
+<w:ftr xmlns:o="urn:schemas-microsoft-com:office:office" xmlns:r="http://schemas.openxmlformats.org/officeDocument/2006/relationships" xmlns:v="urn:schemas-microsoft-com:vml" xmlns:w="http://schemas.openxmlformats.org/wordprocessingml/2006/main" xmlns:w10="urn:schemas-microsoft-com:office:word" xmlns:wp="http://schemas.openxmlformats.org/drawingml/2006/wordprocessingDrawing" xmlns:pic="http://schemas.openxmlformats.org/drawingml/2006/picture" xmlns:wps="http://schemas.microsoft.com/office/word/2010/wordprocessingShape" xmlns:wpg="http://schemas.microsoft.com/office/word/2010/wordprocessingGroup" xmlns:mc="http://schemas.openxmlformats.org/markup-compatibility/2006" xmlns:wp14="http://schemas.microsoft.com/office/word/2010/wordprocessingDrawing" xmlns:w14="http://schemas.microsoft.com/office/word/2010/wordml" xmlns:w15="http://schemas.microsoft.com/office/word/2012/wordml" mc:Ignorable="w14 wp14 w15">
+  <w:p xmlns:wp14="http://schemas.microsoft.com/office/word/2010/wordml" wp14:textId="77777777">
+    <w:pPr>
+      <w:pStyle w:val="Footer"/>
+      <w:jc w:val="end"/>
+      <w:rPr/>
+    </w:pPr>
+    <w:r>
+      <w:rPr/>
+      <w:fldChar w:fldCharType="begin"/>
+    </w:r>
+    <w:r>
+      <w:rPr/>
+      <w:instrText xml:space="preserve"> PAGE </w:instrText>
+    </w:r>
+    <w:r>
+      <w:rPr/>
+      <w:fldChar w:fldCharType="separate"/>
+    </w:r>
+    <w:r>
+      <w:rPr/>
+      <w:t>2</w:t>
+    </w:r>
+    <w:r>
+      <w:rPr/>
+      <w:fldChar w:fldCharType="end"/>
     </w:r>
   </w:p>
 </w:ftr>
@@ -582,7 +669,7 @@
 </file>
 
 <file path=word/header2.xml><?xml version="1.0" encoding="utf-8"?>
-<w:hdr xmlns:o="urn:schemas-microsoft-com:office:office" xmlns:r="http://schemas.openxmlformats.org/officeDocument/2006/relationships" xmlns:v="urn:schemas-microsoft-com:vml" xmlns:w="http://schemas.openxmlformats.org/wordprocessingml/2006/main" xmlns:w10="urn:schemas-microsoft-com:office:word" xmlns:wp="http://schemas.openxmlformats.org/drawingml/2006/wordprocessingDrawing" xmlns:pic="http://schemas.openxmlformats.org/drawingml/2006/picture" xmlns:wps="http://schemas.microsoft.com/office/word/2010/wordprocessingShape" xmlns:wpg="http://schemas.microsoft.com/office/word/2010/wordprocessingGroup" xmlns:mc="http://schemas.openxmlformats.org/markup-compatibility/2006" xmlns:wp14="http://schemas.microsoft.com/office/word/2010/wordprocessingDrawing" xmlns:w14="http://schemas.microsoft.com/office/word/2010/wordml" xmlns:w15="http://schemas.microsoft.com/office/word/2012/wordml" xmlns:a="http://schemas.openxmlformats.org/drawingml/2006/main" mc:Ignorable="w14 wp14 w15">
+<w:hdr xmlns:o="urn:schemas-microsoft-com:office:office" xmlns:r="http://schemas.openxmlformats.org/officeDocument/2006/relationships" xmlns:v="urn:schemas-microsoft-com:vml" xmlns:w="http://schemas.openxmlformats.org/wordprocessingml/2006/main" xmlns:w10="urn:schemas-microsoft-com:office:word" xmlns:wp="http://schemas.openxmlformats.org/drawingml/2006/wordprocessingDrawing" xmlns:pic="http://schemas.openxmlformats.org/drawingml/2006/picture" xmlns:wps="http://schemas.microsoft.com/office/word/2010/wordprocessingShape" xmlns:wpg="http://schemas.microsoft.com/office/word/2010/wordprocessingGroup" xmlns:mc="http://schemas.openxmlformats.org/markup-compatibility/2006" xmlns:wp14="http://schemas.microsoft.com/office/word/2010/wordprocessingDrawing" xmlns:w14="http://schemas.microsoft.com/office/word/2010/wordml" xmlns:w15="http://schemas.microsoft.com/office/word/2012/wordml" mc:Ignorable="w14 wp14 w15">
   <w:p xmlns:wp14="http://schemas.microsoft.com/office/word/2010/wordml" wp14:textId="77777777">
     <w:pPr>
       <w:pStyle w:val="Header"/>
@@ -590,59 +677,25 @@
     </w:pPr>
     <w:r>
       <w:rPr/>
-      <w:drawing>
-        <wp:anchor xmlns:wp14="http://schemas.microsoft.com/office/word/2010/wordprocessingDrawing" distT="0" distB="0" distL="0" distR="0" simplePos="0" relativeHeight="3" behindDoc="1" locked="0" layoutInCell="1" allowOverlap="1" wp14:anchorId="60F38DA0" wp14:editId="7777777">
-          <wp:simplePos x="0" y="0"/>
-          <wp:positionH relativeFrom="column">
-            <wp:posOffset>5013325</wp:posOffset>
-          </wp:positionH>
-          <wp:positionV relativeFrom="paragraph">
-            <wp:posOffset>-219075</wp:posOffset>
-          </wp:positionV>
-          <wp:extent cx="1828800" cy="873125"/>
-          <wp:effectExtent l="0" t="0" r="0" b="0"/>
-          <wp:wrapNone/>
-          <wp:docPr id="2" name="Picture 1" descr="A logo with text on it&#10;&#10;Description automatically generated"/>
-          <wp:cNvGraphicFramePr>
-            <a:graphicFrameLocks xmlns:a="http://schemas.openxmlformats.org/drawingml/2006/main" noChangeAspect="1"/>
-          </wp:cNvGraphicFramePr>
-          <a:graphic xmlns:a="http://schemas.openxmlformats.org/drawingml/2006/main">
-            <a:graphicData uri="http://schemas.openxmlformats.org/drawingml/2006/picture">
-              <pic:pic xmlns:pic="http://schemas.openxmlformats.org/drawingml/2006/picture">
-                <pic:nvPicPr>
-                  <pic:cNvPr id="2" name="Picture 1" descr="A logo with text on it&#10;&#10;Description automatically generated"/>
-                  <pic:cNvPicPr>
-                    <a:picLocks noChangeAspect="1" noChangeArrowheads="1"/>
-                  </pic:cNvPicPr>
-                </pic:nvPicPr>
-                <pic:blipFill>
-                  <a:blip r:embed="rId1"/>
-                  <a:stretch>
-                    <a:fillRect/>
-                  </a:stretch>
-                </pic:blipFill>
-                <pic:spPr bwMode="auto">
-                  <a:xfrm>
-                    <a:off x="0" y="0"/>
-                    <a:ext cx="1828800" cy="873125"/>
-                  </a:xfrm>
-                  <a:prstGeom prst="rect">
-                    <a:avLst/>
-                  </a:prstGeom>
-                  <a:noFill/>
-                </pic:spPr>
-              </pic:pic>
-            </a:graphicData>
-          </a:graphic>
-        </wp:anchor>
-      </w:drawing>
+    </w:r>
+  </w:p>
+  <w:p xmlns:wp14="http://schemas.microsoft.com/office/word/2010/wordml" wp14:textId="77777777">
+    <w:pPr>
+      <w:pStyle w:val="Header"/>
+      <w:pBdr>
+        <w:bottom w:val="single" w:color="000000" w:sz="2" w:space="1"/>
+      </w:pBdr>
+      <w:rPr/>
+    </w:pPr>
+    <w:r>
+      <w:rPr/>
     </w:r>
   </w:p>
 </w:hdr>
 </file>
 
 <file path=word/header3.xml><?xml version="1.0" encoding="utf-8"?>
-<w:hdr xmlns:o="urn:schemas-microsoft-com:office:office" xmlns:r="http://schemas.openxmlformats.org/officeDocument/2006/relationships" xmlns:v="urn:schemas-microsoft-com:vml" xmlns:w="http://schemas.openxmlformats.org/wordprocessingml/2006/main" xmlns:w10="urn:schemas-microsoft-com:office:word" xmlns:wp="http://schemas.openxmlformats.org/drawingml/2006/wordprocessingDrawing" xmlns:pic="http://schemas.openxmlformats.org/drawingml/2006/picture" xmlns:wps="http://schemas.microsoft.com/office/word/2010/wordprocessingShape" xmlns:wpg="http://schemas.microsoft.com/office/word/2010/wordprocessingGroup" xmlns:mc="http://schemas.openxmlformats.org/markup-compatibility/2006" xmlns:wp14="http://schemas.microsoft.com/office/word/2010/wordprocessingDrawing" xmlns:w14="http://schemas.microsoft.com/office/word/2010/wordml" xmlns:w15="http://schemas.microsoft.com/office/word/2012/wordml" xmlns:a="http://schemas.openxmlformats.org/drawingml/2006/main" mc:Ignorable="w14 wp14 w15">
+<w:hdr xmlns:o="urn:schemas-microsoft-com:office:office" xmlns:r="http://schemas.openxmlformats.org/officeDocument/2006/relationships" xmlns:v="urn:schemas-microsoft-com:vml" xmlns:w="http://schemas.openxmlformats.org/wordprocessingml/2006/main" xmlns:w10="urn:schemas-microsoft-com:office:word" xmlns:wp="http://schemas.openxmlformats.org/drawingml/2006/wordprocessingDrawing" xmlns:pic="http://schemas.openxmlformats.org/drawingml/2006/picture" xmlns:wps="http://schemas.microsoft.com/office/word/2010/wordprocessingShape" xmlns:wpg="http://schemas.microsoft.com/office/word/2010/wordprocessingGroup" xmlns:mc="http://schemas.openxmlformats.org/markup-compatibility/2006" xmlns:wp14="http://schemas.microsoft.com/office/word/2010/wordprocessingDrawing" xmlns:w14="http://schemas.microsoft.com/office/word/2010/wordml" xmlns:w15="http://schemas.microsoft.com/office/word/2012/wordml" mc:Ignorable="w14 wp14 w15">
   <w:p xmlns:wp14="http://schemas.microsoft.com/office/word/2010/wordml" wp14:textId="77777777">
     <w:pPr>
       <w:pStyle w:val="Header"/>
@@ -650,59 +703,429 @@
     </w:pPr>
     <w:r>
       <w:rPr/>
-      <w:drawing>
-        <wp:anchor xmlns:wp14="http://schemas.microsoft.com/office/word/2010/wordprocessingDrawing" distT="0" distB="0" distL="0" distR="0" simplePos="0" relativeHeight="3" behindDoc="1" locked="0" layoutInCell="1" allowOverlap="1" wp14:anchorId="2A5E858A" wp14:editId="7777777">
-          <wp:simplePos x="0" y="0"/>
-          <wp:positionH relativeFrom="column">
-            <wp:posOffset>5013325</wp:posOffset>
-          </wp:positionH>
-          <wp:positionV relativeFrom="paragraph">
-            <wp:posOffset>-219075</wp:posOffset>
-          </wp:positionV>
-          <wp:extent cx="1828800" cy="873125"/>
-          <wp:effectExtent l="0" t="0" r="0" b="0"/>
-          <wp:wrapNone/>
-          <wp:docPr id="3" name="Picture 1" descr="A logo with text on it&#10;&#10;Description automatically generated"/>
-          <wp:cNvGraphicFramePr>
-            <a:graphicFrameLocks xmlns:a="http://schemas.openxmlformats.org/drawingml/2006/main" noChangeAspect="1"/>
-          </wp:cNvGraphicFramePr>
-          <a:graphic xmlns:a="http://schemas.openxmlformats.org/drawingml/2006/main">
-            <a:graphicData uri="http://schemas.openxmlformats.org/drawingml/2006/picture">
-              <pic:pic xmlns:pic="http://schemas.openxmlformats.org/drawingml/2006/picture">
-                <pic:nvPicPr>
-                  <pic:cNvPr id="3" name="Picture 1" descr="A logo with text on it&#10;&#10;Description automatically generated"/>
-                  <pic:cNvPicPr>
-                    <a:picLocks noChangeAspect="1" noChangeArrowheads="1"/>
-                  </pic:cNvPicPr>
-                </pic:nvPicPr>
-                <pic:blipFill>
-                  <a:blip r:embed="rId1"/>
-                  <a:stretch>
-                    <a:fillRect/>
-                  </a:stretch>
-                </pic:blipFill>
-                <pic:spPr bwMode="auto">
-                  <a:xfrm>
-                    <a:off x="0" y="0"/>
-                    <a:ext cx="1828800" cy="873125"/>
-                  </a:xfrm>
-                  <a:prstGeom prst="rect">
-                    <a:avLst/>
-                  </a:prstGeom>
-                  <a:noFill/>
-                </pic:spPr>
-              </pic:pic>
-            </a:graphicData>
-          </a:graphic>
-        </wp:anchor>
-      </w:drawing>
+    </w:r>
+  </w:p>
+  <w:p xmlns:wp14="http://schemas.microsoft.com/office/word/2010/wordml" wp14:textId="77777777">
+    <w:pPr>
+      <w:pStyle w:val="Header"/>
+      <w:pBdr>
+        <w:bottom w:val="single" w:color="000000" w:sz="2" w:space="1"/>
+      </w:pBdr>
+      <w:rPr/>
+    </w:pPr>
+    <w:r>
+      <w:rPr/>
+    </w:r>
+  </w:p>
+</w:hdr>
+</file>
+
+<file path=word/header4.xml><?xml version="1.0" encoding="utf-8"?>
+<w:hdr xmlns:o="urn:schemas-microsoft-com:office:office" xmlns:r="http://schemas.openxmlformats.org/officeDocument/2006/relationships" xmlns:v="urn:schemas-microsoft-com:vml" xmlns:w="http://schemas.openxmlformats.org/wordprocessingml/2006/main" xmlns:w10="urn:schemas-microsoft-com:office:word" xmlns:wp="http://schemas.openxmlformats.org/drawingml/2006/wordprocessingDrawing" xmlns:pic="http://schemas.openxmlformats.org/drawingml/2006/picture" xmlns:wps="http://schemas.microsoft.com/office/word/2010/wordprocessingShape" xmlns:wpg="http://schemas.microsoft.com/office/word/2010/wordprocessingGroup" xmlns:mc="http://schemas.openxmlformats.org/markup-compatibility/2006" xmlns:wp14="http://schemas.microsoft.com/office/word/2010/wordprocessingDrawing" xmlns:w14="http://schemas.microsoft.com/office/word/2010/wordml" xmlns:w15="http://schemas.microsoft.com/office/word/2012/wordml" mc:Ignorable="w14 wp14 w15">
+  <w:p xmlns:wp14="http://schemas.microsoft.com/office/word/2010/wordml" wp14:textId="77777777">
+    <w:pPr>
+      <w:pStyle w:val="Header"/>
+      <w:rPr/>
+    </w:pPr>
+    <w:r>
+      <w:rPr/>
+    </w:r>
+  </w:p>
+</w:hdr>
+</file>
+
+<file path=word/header5.xml><?xml version="1.0" encoding="utf-8"?>
+<w:hdr xmlns:o="urn:schemas-microsoft-com:office:office" xmlns:r="http://schemas.openxmlformats.org/officeDocument/2006/relationships" xmlns:v="urn:schemas-microsoft-com:vml" xmlns:w="http://schemas.openxmlformats.org/wordprocessingml/2006/main" xmlns:w10="urn:schemas-microsoft-com:office:word" xmlns:wp="http://schemas.openxmlformats.org/drawingml/2006/wordprocessingDrawing" xmlns:pic="http://schemas.openxmlformats.org/drawingml/2006/picture" xmlns:wps="http://schemas.microsoft.com/office/word/2010/wordprocessingShape" xmlns:wpg="http://schemas.microsoft.com/office/word/2010/wordprocessingGroup" xmlns:mc="http://schemas.openxmlformats.org/markup-compatibility/2006" xmlns:wp14="http://schemas.microsoft.com/office/word/2010/wordprocessingDrawing" xmlns:w14="http://schemas.microsoft.com/office/word/2010/wordml" xmlns:w15="http://schemas.microsoft.com/office/word/2012/wordml" mc:Ignorable="w14 wp14 w15">
+  <w:p xmlns:wp14="http://schemas.microsoft.com/office/word/2010/wordml" wp14:textId="77777777">
+    <w:pPr>
+      <w:pStyle w:val="Header"/>
+      <w:rPr/>
+    </w:pPr>
+    <w:r>
+      <w:rPr/>
+    </w:r>
+  </w:p>
+  <w:p xmlns:wp14="http://schemas.microsoft.com/office/word/2010/wordml" wp14:textId="77777777">
+    <w:pPr>
+      <w:pStyle w:val="Header"/>
+      <w:pBdr>
+        <w:bottom w:val="single" w:color="000000" w:sz="2" w:space="1"/>
+      </w:pBdr>
+      <w:tabs>
+        <w:tab w:val="clear" w:pos="4513"/>
+        <w:tab w:val="center" w:leader="none" w:pos="4536"/>
+      </w:tabs>
+      <w:rPr/>
+    </w:pPr>
+    <w:r>
+      <w:rPr/>
+      <w:fldChar w:fldCharType="begin"/>
+    </w:r>
+    <w:r>
+      <w:rPr/>
+      <w:instrText xml:space="preserve"> STYLEREF "heading 1" \n </w:instrText>
+    </w:r>
+    <w:r>
+      <w:rPr/>
+      <w:fldChar w:fldCharType="separate"/>
+    </w:r>
+    <w:r>
+      <w:rPr/>
+      <w:t>B</w:t>
+    </w:r>
+    <w:r>
+      <w:rPr/>
+      <w:fldChar w:fldCharType="end"/>
+    </w:r>
+    <w:r>
+      <w:rPr/>
+      <w:t xml:space="preserve">   </w:t>
+    </w:r>
+    <w:r>
+      <w:rPr/>
+      <w:fldChar w:fldCharType="begin"/>
+    </w:r>
+    <w:r>
+      <w:rPr/>
+      <w:instrText xml:space="preserve"> STYLEREF "heading 1" </w:instrText>
+    </w:r>
+    <w:r>
+      <w:rPr/>
+      <w:fldChar w:fldCharType="separate"/>
+    </w:r>
+    <w:r>
+      <w:rPr/>
+      <w:t>This is another appendix</w:t>
+    </w:r>
+    <w:r>
+      <w:rPr/>
+      <w:fldChar w:fldCharType="end"/>
+    </w:r>
+  </w:p>
+</w:hdr>
+</file>
+
+<file path=word/header6.xml><?xml version="1.0" encoding="utf-8"?>
+<w:hdr xmlns:o="urn:schemas-microsoft-com:office:office" xmlns:r="http://schemas.openxmlformats.org/officeDocument/2006/relationships" xmlns:v="urn:schemas-microsoft-com:vml" xmlns:w="http://schemas.openxmlformats.org/wordprocessingml/2006/main" xmlns:w10="urn:schemas-microsoft-com:office:word" xmlns:wp="http://schemas.openxmlformats.org/drawingml/2006/wordprocessingDrawing" xmlns:pic="http://schemas.openxmlformats.org/drawingml/2006/picture" xmlns:wps="http://schemas.microsoft.com/office/word/2010/wordprocessingShape" xmlns:wpg="http://schemas.microsoft.com/office/word/2010/wordprocessingGroup" xmlns:mc="http://schemas.openxmlformats.org/markup-compatibility/2006" xmlns:wp14="http://schemas.microsoft.com/office/word/2010/wordprocessingDrawing" xmlns:w14="http://schemas.microsoft.com/office/word/2010/wordml" xmlns:w15="http://schemas.microsoft.com/office/word/2012/wordml" mc:Ignorable="w14 wp14 w15">
+  <w:p xmlns:wp14="http://schemas.microsoft.com/office/word/2010/wordml" wp14:textId="77777777">
+    <w:pPr>
+      <w:pStyle w:val="Header"/>
+      <w:rPr/>
+    </w:pPr>
+    <w:r>
+      <w:rPr/>
+    </w:r>
+  </w:p>
+  <w:p xmlns:wp14="http://schemas.microsoft.com/office/word/2010/wordml" wp14:textId="77777777">
+    <w:pPr>
+      <w:pStyle w:val="Header"/>
+      <w:pBdr>
+        <w:bottom w:val="single" w:color="000000" w:sz="2" w:space="1"/>
+      </w:pBdr>
+      <w:tabs>
+        <w:tab w:val="clear" w:pos="4513"/>
+        <w:tab w:val="center" w:leader="none" w:pos="4536"/>
+      </w:tabs>
+      <w:rPr/>
+    </w:pPr>
+    <w:r>
+      <w:rPr/>
+      <w:fldChar w:fldCharType="begin"/>
+    </w:r>
+    <w:r>
+      <w:rPr/>
+      <w:instrText xml:space="preserve"> STYLEREF "heading 1" \n </w:instrText>
+    </w:r>
+    <w:r>
+      <w:rPr/>
+      <w:fldChar w:fldCharType="separate"/>
+    </w:r>
+    <w:r>
+      <w:rPr/>
+      <w:t>B</w:t>
+    </w:r>
+    <w:r>
+      <w:rPr/>
+      <w:fldChar w:fldCharType="end"/>
+    </w:r>
+    <w:r>
+      <w:rPr/>
+      <w:t xml:space="preserve">   </w:t>
+    </w:r>
+    <w:r>
+      <w:rPr/>
+      <w:fldChar w:fldCharType="begin"/>
+    </w:r>
+    <w:r>
+      <w:rPr/>
+      <w:instrText xml:space="preserve"> STYLEREF "heading 1" </w:instrText>
+    </w:r>
+    <w:r>
+      <w:rPr/>
+      <w:fldChar w:fldCharType="separate"/>
+    </w:r>
+    <w:r>
+      <w:rPr/>
+      <w:t>This is another appendix</w:t>
+    </w:r>
+    <w:r>
+      <w:rPr/>
+      <w:fldChar w:fldCharType="end"/>
     </w:r>
   </w:p>
 </w:hdr>
 </file>
 
 <file path=word/numbering.xml><?xml version="1.0" encoding="utf-8"?>
-<w:numbering xmlns:w="http://schemas.openxmlformats.org/wordprocessingml/2006/main">
+<w:numbering xmlns:mc="http://schemas.openxmlformats.org/markup-compatibility/2006" xmlns:o="urn:schemas-microsoft-com:office:office" xmlns:r="http://schemas.openxmlformats.org/officeDocument/2006/relationships" xmlns:v="urn:schemas-microsoft-com:vml" xmlns:w="http://schemas.openxmlformats.org/wordprocessingml/2006/main" xmlns:w14="http://schemas.microsoft.com/office/word/2010/wordml" mc:Ignorable="w14">
+  <w:abstractNum w:abstractNumId="1">
+    <w:lvl w:ilvl="0">
+      <w:start w:val="1"/>
+      <w:numFmt w:val="decimal"/>
+      <w:lvlText w:val="%1"/>
+      <w:lvlJc w:val="start"/>
+      <w:pPr>
+        <w:tabs>
+          <w:tab w:pos="0" w:val="num"/>
+        </w:tabs>
+        <w:ind w:hanging="432" w:start="432"/>
+      </w:pPr>
+      <w:rPr/>
+    </w:lvl>
+    <w:lvl w:ilvl="1">
+      <w:start w:val="1"/>
+      <w:numFmt w:val="decimal"/>
+      <w:pStyle w:val="Heading2"/>
+      <w:lvlText w:val="%1.%2"/>
+      <w:lvlJc w:val="start"/>
+      <w:pPr>
+        <w:tabs>
+          <w:tab w:pos="0" w:val="num"/>
+        </w:tabs>
+        <w:ind w:hanging="576" w:start="576"/>
+      </w:pPr>
+      <w:rPr/>
+    </w:lvl>
+    <w:lvl w:ilvl="2">
+      <w:start w:val="1"/>
+      <w:numFmt w:val="decimal"/>
+      <w:pStyle w:val="Heading3"/>
+      <w:lvlText w:val="%1.%2.%3"/>
+      <w:lvlJc w:val="start"/>
+      <w:pPr>
+        <w:tabs>
+          <w:tab w:pos="0" w:val="num"/>
+        </w:tabs>
+        <w:ind w:hanging="720" w:start="720"/>
+      </w:pPr>
+      <w:rPr/>
+    </w:lvl>
+    <w:lvl w:ilvl="3">
+      <w:start w:val="1"/>
+      <w:numFmt w:val="decimal"/>
+      <w:pStyle w:val="Heading4"/>
+      <w:lvlText w:val="%1.%2.%3.%4"/>
+      <w:lvlJc w:val="start"/>
+      <w:pPr>
+        <w:tabs>
+          <w:tab w:pos="0" w:val="num"/>
+        </w:tabs>
+        <w:ind w:hanging="864" w:start="864"/>
+      </w:pPr>
+      <w:rPr/>
+    </w:lvl>
+    <w:lvl w:ilvl="4">
+      <w:start w:val="1"/>
+      <w:numFmt w:val="decimal"/>
+      <w:pStyle w:val="Heading5"/>
+      <w:lvlText w:val="%1.%2.%3.%4.%5"/>
+      <w:lvlJc w:val="start"/>
+      <w:pPr>
+        <w:tabs>
+          <w:tab w:pos="0" w:val="num"/>
+        </w:tabs>
+        <w:ind w:hanging="1008" w:start="1008"/>
+      </w:pPr>
+      <w:rPr/>
+    </w:lvl>
+    <w:lvl w:ilvl="5">
+      <w:start w:val="1"/>
+      <w:numFmt w:val="decimal"/>
+      <w:pStyle w:val="Heading6"/>
+      <w:lvlText w:val="%1.%2.%3.%4.%5.%6"/>
+      <w:lvlJc w:val="start"/>
+      <w:pPr>
+        <w:tabs>
+          <w:tab w:pos="0" w:val="num"/>
+        </w:tabs>
+        <w:ind w:hanging="1152" w:start="1152"/>
+      </w:pPr>
+      <w:rPr/>
+    </w:lvl>
+    <w:lvl w:ilvl="6">
+      <w:start w:val="1"/>
+      <w:numFmt w:val="decimal"/>
+      <w:pStyle w:val="Heading7"/>
+      <w:lvlText w:val="%1.%2.%3.%4.%5.%6.%7"/>
+      <w:lvlJc w:val="start"/>
+      <w:pPr>
+        <w:tabs>
+          <w:tab w:pos="0" w:val="num"/>
+        </w:tabs>
+        <w:ind w:hanging="1296" w:start="1296"/>
+      </w:pPr>
+      <w:rPr/>
+    </w:lvl>
+    <w:lvl w:ilvl="7">
+      <w:start w:val="1"/>
+      <w:numFmt w:val="decimal"/>
+      <w:pStyle w:val="Heading8"/>
+      <w:lvlText w:val="%1.%2.%3.%4.%5.%6.%7.%8"/>
+      <w:lvlJc w:val="start"/>
+      <w:pPr>
+        <w:tabs>
+          <w:tab w:pos="0" w:val="num"/>
+        </w:tabs>
+        <w:ind w:hanging="1440" w:start="1440"/>
+      </w:pPr>
+      <w:rPr/>
+    </w:lvl>
+    <w:lvl w:ilvl="8">
+      <w:start w:val="1"/>
+      <w:numFmt w:val="decimal"/>
+      <w:pStyle w:val="Heading9"/>
+      <w:lvlText w:val="%1.%2.%3.%4.%5.%6.%7.%8.%9"/>
+      <w:lvlJc w:val="start"/>
+      <w:pPr>
+        <w:tabs>
+          <w:tab w:pos="0" w:val="num"/>
+        </w:tabs>
+        <w:ind w:hanging="1584" w:start="1584"/>
+      </w:pPr>
+      <w:rPr/>
+    </w:lvl>
+    <w:nsid w:val="78c4657a"/>
+  </w:abstractNum>
+  <w:abstractNum w:abstractNumId="2">
+    <w:lvl w:ilvl="0">
+      <w:start w:val="1"/>
+      <w:numFmt w:val="upperLetter"/>
+      <w:lvlText w:val="%1"/>
+      <w:lvlJc w:val="start"/>
+      <w:pPr>
+        <w:tabs>
+          <w:tab w:pos="0" w:val="num"/>
+        </w:tabs>
+        <w:ind w:hanging="432" w:start="432"/>
+      </w:pPr>
+      <w:rPr/>
+    </w:lvl>
+    <w:lvl w:ilvl="1">
+      <w:start w:val="1"/>
+      <w:numFmt w:val="decimal"/>
+      <w:lvlText w:val="%1.%2"/>
+      <w:lvlJc w:val="start"/>
+      <w:pPr>
+        <w:tabs>
+          <w:tab w:pos="0" w:val="num"/>
+        </w:tabs>
+        <w:ind w:hanging="576" w:start="576"/>
+      </w:pPr>
+      <w:rPr/>
+    </w:lvl>
+    <w:lvl w:ilvl="2">
+      <w:start w:val="1"/>
+      <w:numFmt w:val="decimal"/>
+      <w:lvlText w:val="%1.%2.%3"/>
+      <w:lvlJc w:val="start"/>
+      <w:pPr>
+        <w:tabs>
+          <w:tab w:pos="0" w:val="num"/>
+        </w:tabs>
+        <w:ind w:hanging="720" w:start="720"/>
+      </w:pPr>
+      <w:rPr/>
+    </w:lvl>
+    <w:lvl w:ilvl="3">
+      <w:start w:val="1"/>
+      <w:numFmt w:val="decimal"/>
+      <w:lvlText w:val="%1.%2.%3.%4"/>
+      <w:lvlJc w:val="start"/>
+      <w:pPr>
+        <w:tabs>
+          <w:tab w:pos="0" w:val="num"/>
+        </w:tabs>
+        <w:ind w:hanging="864" w:start="864"/>
+      </w:pPr>
+      <w:rPr/>
+    </w:lvl>
+    <w:lvl w:ilvl="4">
+      <w:start w:val="1"/>
+      <w:numFmt w:val="decimal"/>
+      <w:lvlText w:val="%1.%2.%3.%4.%5"/>
+      <w:lvlJc w:val="start"/>
+      <w:pPr>
+        <w:tabs>
+          <w:tab w:pos="0" w:val="num"/>
+        </w:tabs>
+        <w:ind w:hanging="1008" w:start="1008"/>
+      </w:pPr>
+      <w:rPr/>
+    </w:lvl>
+    <w:lvl w:ilvl="5">
+      <w:start w:val="1"/>
+      <w:numFmt w:val="decimal"/>
+      <w:lvlText w:val="%1.%2.%3.%4.%5.%6"/>
+      <w:lvlJc w:val="start"/>
+      <w:pPr>
+        <w:tabs>
+          <w:tab w:pos="0" w:val="num"/>
+        </w:tabs>
+        <w:ind w:hanging="1152" w:start="1152"/>
+      </w:pPr>
+      <w:rPr/>
+    </w:lvl>
+    <w:lvl w:ilvl="6">
+      <w:start w:val="1"/>
+      <w:numFmt w:val="decimal"/>
+      <w:lvlText w:val="%1.%2.%3.%4.%5.%6.%7"/>
+      <w:lvlJc w:val="start"/>
+      <w:pPr>
+        <w:tabs>
+          <w:tab w:pos="0" w:val="num"/>
+        </w:tabs>
+        <w:ind w:hanging="1296" w:start="1296"/>
+      </w:pPr>
+      <w:rPr/>
+    </w:lvl>
+    <w:lvl w:ilvl="7">
+      <w:start w:val="1"/>
+      <w:numFmt w:val="decimal"/>
+      <w:lvlText w:val="%1.%2.%3.%4.%5.%6.%7.%8"/>
+      <w:lvlJc w:val="start"/>
+      <w:pPr>
+        <w:tabs>
+          <w:tab w:pos="0" w:val="num"/>
+        </w:tabs>
+        <w:ind w:hanging="1440" w:start="1440"/>
+      </w:pPr>
+      <w:rPr/>
+    </w:lvl>
+    <w:lvl w:ilvl="8">
+      <w:start w:val="1"/>
+      <w:numFmt w:val="decimal"/>
+      <w:lvlText w:val="%1.%2.%3.%4.%5.%6.%7.%8.%9"/>
+      <w:lvlJc w:val="start"/>
+      <w:pPr>
+        <w:tabs>
+          <w:tab w:pos="0" w:val="num"/>
+        </w:tabs>
+        <w:ind w:hanging="1584" w:start="1584"/>
+      </w:pPr>
+      <w:rPr/>
+    </w:lvl>
+    <w:nsid w:val="74ccf13a"/>
+  </w:abstractNum>
   <w:abstractNum w:abstractNumId="990">
     <w:nsid w:val="0000A990"/>
     <w:multiLevelType w:val="multilevel"/>
@@ -882,6 +1305,12 @@
       </w:rPr>
     </w:lvl>
   </w:abstractNum>
+  <w:num w:numId="1">
+    <w:abstractNumId w:val="1"/>
+  </w:num>
+  <w:num w:numId="2">
+    <w:abstractNumId w:val="2"/>
+  </w:num>
   <w:num w:numId="1000">
     <w:abstractNumId w:val="990"/>
   </w:num>
@@ -1291,7 +1720,7 @@
   <w:style w:default="1" w:styleId="Normal" w:type="paragraph">
     <w:name w:val="Normal"/>
     <w:qFormat/>
-    <w:rsid w:val="00d81110"/>
+    <w:rsid w:val="002127d5"/>
     <w:pPr>
       <w:widowControl/>
       <w:bidi w:val="0"/>
@@ -1315,7 +1744,7 @@
     <w:link w:val="Heading1Char"/>
     <w:uiPriority w:val="9"/>
     <w:qFormat/>
-    <w:rsid w:val="002310d8"/>
+    <w:rsid w:val="00f351c2"/>
     <w:pPr>
       <w:keepNext w:val="true"/>
       <w:keepLines/>
@@ -1325,7 +1754,7 @@
     <w:rPr>
       <w:rFonts w:cs="" w:cstheme="majorBidi" w:eastAsia="" w:eastAsiaTheme="majorEastAsia"/>
       <w:b/>
-      <w:sz w:val="28"/>
+      <w:sz w:val="40"/>
       <w:szCs w:val="40"/>
     </w:rPr>
   </w:style>
@@ -1337,17 +1766,21 @@
     <w:uiPriority w:val="9"/>
     <w:unhideWhenUsed/>
     <w:qFormat/>
-    <w:rsid w:val="002310d8"/>
+    <w:rsid w:val="00f351c2"/>
     <w:pPr>
       <w:keepNext w:val="true"/>
       <w:keepLines/>
+      <w:numPr>
+        <w:ilvl w:val="1"/>
+        <w:numId w:val="1"/>
+      </w:numPr>
       <w:spacing w:after="80" w:before="160"/>
       <w:outlineLvl w:val="1"/>
     </w:pPr>
     <w:rPr>
       <w:rFonts w:cs="" w:cstheme="majorBidi" w:eastAsia="" w:eastAsiaTheme="majorEastAsia"/>
       <w:b/>
-      <w:sz w:val="24"/>
+      <w:sz w:val="32"/>
       <w:szCs w:val="32"/>
     </w:rPr>
   </w:style>
@@ -1359,16 +1792,20 @@
     <w:uiPriority w:val="9"/>
     <w:unhideWhenUsed/>
     <w:qFormat/>
-    <w:rsid w:val="00b70818"/>
+    <w:rsid w:val="0074022a"/>
     <w:pPr>
       <w:keepNext w:val="true"/>
       <w:keepLines/>
+      <w:numPr>
+        <w:ilvl w:val="2"/>
+        <w:numId w:val="1"/>
+      </w:numPr>
       <w:spacing w:after="80" w:before="160"/>
       <w:outlineLvl w:val="2"/>
     </w:pPr>
     <w:rPr>
       <w:rFonts w:cs="" w:cstheme="majorBidi" w:eastAsia="" w:eastAsiaTheme="majorEastAsia"/>
-      <w:b/>
+      <w:sz w:val="28"/>
       <w:szCs w:val="28"/>
     </w:rPr>
   </w:style>
@@ -1381,10 +1818,14 @@
     <w:semiHidden/>
     <w:unhideWhenUsed/>
     <w:qFormat/>
-    <w:rsid w:val="00df663f"/>
+    <w:rsid w:val="00a1493a"/>
     <w:pPr>
       <w:keepNext w:val="true"/>
       <w:keepLines/>
+      <w:numPr>
+        <w:ilvl w:val="3"/>
+        <w:numId w:val="1"/>
+      </w:numPr>
       <w:spacing w:after="40" w:before="80"/>
       <w:outlineLvl w:val="3"/>
     </w:pPr>
@@ -1402,10 +1843,14 @@
     <w:semiHidden/>
     <w:unhideWhenUsed/>
     <w:qFormat/>
-    <w:rsid w:val="007d57a7"/>
+    <w:rsid w:val="006a7e05"/>
     <w:pPr>
       <w:keepNext w:val="true"/>
       <w:keepLines/>
+      <w:numPr>
+        <w:ilvl w:val="4"/>
+        <w:numId w:val="1"/>
+      </w:numPr>
       <w:spacing w:after="40" w:before="80"/>
       <w:outlineLvl w:val="4"/>
     </w:pPr>
@@ -1423,10 +1868,14 @@
     <w:semiHidden/>
     <w:unhideWhenUsed/>
     <w:qFormat/>
-    <w:rsid w:val="007d57a7"/>
+    <w:rsid w:val="006a7e05"/>
     <w:pPr>
       <w:keepNext w:val="true"/>
       <w:keepLines/>
+      <w:numPr>
+        <w:ilvl w:val="5"/>
+        <w:numId w:val="1"/>
+      </w:numPr>
       <w:spacing w:after="0" w:before="40"/>
       <w:outlineLvl w:val="5"/>
     </w:pPr>
@@ -1446,10 +1895,14 @@
     <w:semiHidden/>
     <w:unhideWhenUsed/>
     <w:qFormat/>
-    <w:rsid w:val="007d57a7"/>
+    <w:rsid w:val="006a7e05"/>
     <w:pPr>
       <w:keepNext w:val="true"/>
       <w:keepLines/>
+      <w:numPr>
+        <w:ilvl w:val="6"/>
+        <w:numId w:val="1"/>
+      </w:numPr>
       <w:spacing w:after="0" w:before="40"/>
       <w:outlineLvl w:val="6"/>
     </w:pPr>
@@ -1467,10 +1920,14 @@
     <w:semiHidden/>
     <w:unhideWhenUsed/>
     <w:qFormat/>
-    <w:rsid w:val="007d57a7"/>
+    <w:rsid w:val="006a7e05"/>
     <w:pPr>
       <w:keepNext w:val="true"/>
       <w:keepLines/>
+      <w:numPr>
+        <w:ilvl w:val="7"/>
+        <w:numId w:val="1"/>
+      </w:numPr>
       <w:spacing w:after="0" w:before="0"/>
       <w:outlineLvl w:val="7"/>
     </w:pPr>
@@ -1490,10 +1947,14 @@
     <w:semiHidden/>
     <w:unhideWhenUsed/>
     <w:qFormat/>
-    <w:rsid w:val="007d57a7"/>
+    <w:rsid w:val="006a7e05"/>
     <w:pPr>
       <w:keepNext w:val="true"/>
       <w:keepLines/>
+      <w:numPr>
+        <w:ilvl w:val="8"/>
+        <w:numId w:val="1"/>
+      </w:numPr>
       <w:spacing w:after="0" w:before="0"/>
       <w:outlineLvl w:val="8"/>
     </w:pPr>
@@ -1516,11 +1977,11 @@
     <w:link w:val="Heading1"/>
     <w:uiPriority w:val="9"/>
     <w:qFormat/>
-    <w:rsid w:val="002310d8"/>
+    <w:rsid w:val="00f351c2"/>
     <w:rPr>
       <w:rFonts w:ascii="Proxima Nova Medium" w:cs="" w:cstheme="majorBidi" w:eastAsia="" w:eastAsiaTheme="majorEastAsia" w:hAnsi="Proxima Nova Medium"/>
       <w:b/>
-      <w:sz w:val="28"/>
+      <w:sz w:val="40"/>
       <w:szCs w:val="40"/>
     </w:rPr>
   </w:style>
@@ -1530,11 +1991,11 @@
     <w:link w:val="Heading2"/>
     <w:uiPriority w:val="9"/>
     <w:qFormat/>
-    <w:rsid w:val="002310d8"/>
+    <w:rsid w:val="00f351c2"/>
     <w:rPr>
       <w:rFonts w:ascii="Proxima Nova Medium" w:cs="" w:cstheme="majorBidi" w:eastAsia="" w:eastAsiaTheme="majorEastAsia" w:hAnsi="Proxima Nova Medium"/>
       <w:b/>
-      <w:sz w:val="24"/>
+      <w:sz w:val="32"/>
       <w:szCs w:val="32"/>
     </w:rPr>
   </w:style>
@@ -1544,10 +2005,10 @@
     <w:link w:val="Heading3"/>
     <w:uiPriority w:val="9"/>
     <w:qFormat/>
-    <w:rsid w:val="00b70818"/>
+    <w:rsid w:val="0074022a"/>
     <w:rPr>
       <w:rFonts w:ascii="Proxima Nova Medium" w:cs="" w:cstheme="majorBidi" w:eastAsia="" w:eastAsiaTheme="majorEastAsia" w:hAnsi="Proxima Nova Medium"/>
-      <w:b/>
+      <w:sz w:val="28"/>
       <w:szCs w:val="28"/>
     </w:rPr>
   </w:style>
@@ -1558,7 +2019,7 @@
     <w:uiPriority w:val="9"/>
     <w:semiHidden/>
     <w:qFormat/>
-    <w:rsid w:val="00df663f"/>
+    <w:rsid w:val="00a1493a"/>
     <w:rPr>
       <w:rFonts w:ascii="Proxima Nova Medium" w:cs="" w:cstheme="majorBidi" w:eastAsia="" w:eastAsiaTheme="majorEastAsia" w:hAnsi="Proxima Nova Medium"/>
       <w:iCs/>
@@ -1571,7 +2032,7 @@
     <w:uiPriority w:val="9"/>
     <w:semiHidden/>
     <w:qFormat/>
-    <w:rsid w:val="007d57a7"/>
+    <w:rsid w:val="006a7e05"/>
     <w:rPr>
       <w:rFonts w:cs="" w:cstheme="majorBidi" w:eastAsia="" w:eastAsiaTheme="majorEastAsia"/>
       <w:color w:themeColor="accent1" w:themeShade="bf" w:val="0F4761"/>
@@ -1584,7 +2045,7 @@
     <w:uiPriority w:val="9"/>
     <w:semiHidden/>
     <w:qFormat/>
-    <w:rsid w:val="007d57a7"/>
+    <w:rsid w:val="006a7e05"/>
     <w:rPr>
       <w:rFonts w:cs="" w:cstheme="majorBidi" w:eastAsia="" w:eastAsiaTheme="majorEastAsia"/>
       <w:i/>
@@ -1599,7 +2060,7 @@
     <w:uiPriority w:val="9"/>
     <w:semiHidden/>
     <w:qFormat/>
-    <w:rsid w:val="007d57a7"/>
+    <w:rsid w:val="006a7e05"/>
     <w:rPr>
       <w:rFonts w:cs="" w:cstheme="majorBidi" w:eastAsia="" w:eastAsiaTheme="majorEastAsia"/>
       <w:color w:themeColor="text1" w:themeTint="a6" w:val="595959"/>
@@ -1612,7 +2073,7 @@
     <w:uiPriority w:val="9"/>
     <w:semiHidden/>
     <w:qFormat/>
-    <w:rsid w:val="007d57a7"/>
+    <w:rsid w:val="006a7e05"/>
     <w:rPr>
       <w:rFonts w:cs="" w:cstheme="majorBidi" w:eastAsia="" w:eastAsiaTheme="majorEastAsia"/>
       <w:i/>
@@ -1627,7 +2088,7 @@
     <w:uiPriority w:val="9"/>
     <w:semiHidden/>
     <w:qFormat/>
-    <w:rsid w:val="007d57a7"/>
+    <w:rsid w:val="006a7e05"/>
     <w:rPr>
       <w:rFonts w:cs="" w:cstheme="majorBidi" w:eastAsia="" w:eastAsiaTheme="majorEastAsia"/>
       <w:color w:themeColor="text1" w:themeTint="d8" w:val="272727"/>
@@ -1639,13 +2100,14 @@
     <w:link w:val="Title"/>
     <w:uiPriority w:val="10"/>
     <w:qFormat/>
-    <w:rsid w:val="002310d8"/>
+    <w:rsid w:val="00a1493a"/>
     <w:rPr>
       <w:rFonts w:ascii="Proxima Nova Medium" w:cs="" w:cstheme="majorBidi" w:eastAsia="" w:eastAsiaTheme="majorEastAsia" w:hAnsi="Proxima Nova Medium"/>
       <w:b/>
+      <w:color w:val="00808B"/>
       <w:spacing w:val="-10"/>
       <w:kern w:val="2"/>
-      <w:sz w:val="36"/>
+      <w:sz w:val="48"/>
       <w:szCs w:val="56"/>
     </w:rPr>
   </w:style>
@@ -1655,7 +2117,7 @@
     <w:link w:val="Subtitle"/>
     <w:uiPriority w:val="11"/>
     <w:qFormat/>
-    <w:rsid w:val="002310d8"/>
+    <w:rsid w:val="00a1493a"/>
     <w:rPr>
       <w:rFonts w:ascii="Proxima Nova Medium" w:cs="" w:cstheme="majorBidi" w:eastAsia="" w:eastAsiaTheme="majorEastAsia" w:hAnsi="Proxima Nova Medium"/>
       <w:spacing w:val="15"/>
@@ -1669,11 +2131,11 @@
     <w:link w:val="Quote"/>
     <w:uiPriority w:val="29"/>
     <w:qFormat/>
-    <w:rsid w:val="007d57a7"/>
-    <w:rPr>
+    <w:rsid w:val="002127d5"/>
+    <w:rPr>
+      <w:rFonts w:ascii="Proxima Nova Medium" w:hAnsi="Proxima Nova Medium"/>
       <w:i/>
       <w:iCs/>
-      <w:color w:themeColor="text1" w:themeTint="bf" w:val="404040"/>
     </w:rPr>
   </w:style>
   <w:style w:styleId="IntenseEmphasis" w:type="character">
@@ -1681,7 +2143,7 @@
     <w:basedOn w:val="DefaultParagraphFont"/>
     <w:uiPriority w:val="21"/>
     <w:qFormat/>
-    <w:rsid w:val="00df663f"/>
+    <w:rsid w:val="002127d5"/>
     <w:rPr>
       <w:i/>
       <w:iCs/>
@@ -1694,7 +2156,7 @@
     <w:link w:val="IntenseQuote"/>
     <w:uiPriority w:val="30"/>
     <w:qFormat/>
-    <w:rsid w:val="00df663f"/>
+    <w:rsid w:val="002127d5"/>
     <w:rPr>
       <w:rFonts w:ascii="Proxima Nova Medium" w:hAnsi="Proxima Nova Medium"/>
       <w:i/>
@@ -1707,7 +2169,7 @@
     <w:basedOn w:val="DefaultParagraphFont"/>
     <w:uiPriority w:val="32"/>
     <w:qFormat/>
-    <w:rsid w:val="00df663f"/>
+    <w:rsid w:val="002127d5"/>
     <w:rPr>
       <w:b/>
       <w:bCs/>
@@ -1716,30 +2178,12 @@
       <w:spacing w:val="5"/>
     </w:rPr>
   </w:style>
-  <w:style w:customStyle="1" w:styleId="HeaderChar" w:type="character">
-    <w:name w:val="Header Char"/>
-    <w:basedOn w:val="DefaultParagraphFont"/>
-    <w:link w:val="Header"/>
-    <w:uiPriority w:val="99"/>
-    <w:qFormat/>
-    <w:rsid w:val="007d57a7"/>
-    <w:rPr/>
-  </w:style>
-  <w:style w:customStyle="1" w:styleId="FooterChar" w:type="character">
-    <w:name w:val="Footer Char"/>
-    <w:basedOn w:val="DefaultParagraphFont"/>
-    <w:link w:val="Footer"/>
-    <w:uiPriority w:val="99"/>
-    <w:qFormat/>
-    <w:rsid w:val="007d57a7"/>
-    <w:rPr/>
-  </w:style>
   <w:style w:styleId="Hyperlink" w:type="character">
     <w:name w:val="Hyperlink"/>
     <w:basedOn w:val="DefaultParagraphFont"/>
     <w:uiPriority w:val="99"/>
     <w:unhideWhenUsed/>
-    <w:rsid w:val="007d57a7"/>
+    <w:rsid w:val="00a55c2e"/>
     <w:rPr>
       <w:color w:themeColor="hyperlink" w:val="467886"/>
       <w:u w:val="single"/>
@@ -1752,10 +2196,32 @@
     <w:semiHidden/>
     <w:unhideWhenUsed/>
     <w:qFormat/>
-    <w:rsid w:val="007d57a7"/>
+    <w:rsid w:val="00a55c2e"/>
     <w:rPr>
       <w:color w:val="605E5C"/>
       <w:shd w:fill="E1DFDD" w:val="clear"/>
+    </w:rPr>
+  </w:style>
+  <w:style w:customStyle="1" w:styleId="HeaderChar" w:type="character">
+    <w:name w:val="Header Char"/>
+    <w:basedOn w:val="DefaultParagraphFont"/>
+    <w:link w:val="Header"/>
+    <w:uiPriority w:val="99"/>
+    <w:qFormat/>
+    <w:rsid w:val="00a471d4"/>
+    <w:rPr>
+      <w:rFonts w:ascii="Proxima Nova Medium" w:hAnsi="Proxima Nova Medium"/>
+    </w:rPr>
+  </w:style>
+  <w:style w:customStyle="1" w:styleId="FooterChar" w:type="character">
+    <w:name w:val="Footer Char"/>
+    <w:basedOn w:val="DefaultParagraphFont"/>
+    <w:link w:val="Footer"/>
+    <w:uiPriority w:val="99"/>
+    <w:qFormat/>
+    <w:rsid w:val="00a471d4"/>
+    <w:rPr>
+      <w:rFonts w:ascii="Proxima Nova Medium" w:hAnsi="Proxima Nova Medium"/>
     </w:rPr>
   </w:style>
   <w:style w:styleId="SubtleEmphasis" w:type="character">
@@ -1763,22 +2229,22 @@
     <w:basedOn w:val="DefaultParagraphFont"/>
     <w:uiPriority w:val="19"/>
     <w:qFormat/>
-    <w:rsid w:val="00df663f"/>
+    <w:rsid w:val="00a1493a"/>
     <w:rPr>
       <w:i/>
       <w:iCs/>
       <w:color w:val="auto"/>
     </w:rPr>
   </w:style>
-  <w:style w:styleId="Emphasis" w:type="character">
-    <w:name w:val="Emphasis"/>
+  <w:style w:styleId="Strong" w:type="character">
+    <w:name w:val="Strong"/>
     <w:basedOn w:val="DefaultParagraphFont"/>
-    <w:uiPriority w:val="20"/>
-    <w:qFormat/>
-    <w:rsid w:val="00df663f"/>
-    <w:rPr>
-      <w:i/>
-      <w:iCs/>
+    <w:uiPriority w:val="22"/>
+    <w:qFormat/>
+    <w:rsid w:val="002127d5"/>
+    <w:rPr>
+      <w:b/>
+      <w:bCs/>
     </w:rPr>
   </w:style>
   <w:style w:styleId="SubtleReference" w:type="character">
@@ -1786,10 +2252,24 @@
     <w:basedOn w:val="DefaultParagraphFont"/>
     <w:uiPriority w:val="31"/>
     <w:qFormat/>
-    <w:rsid w:val="00df663f"/>
+    <w:rsid w:val="002127d5"/>
     <w:rPr>
       <w:smallCaps/>
-      <w:color w:val="auto"/>
+      <w:color w:themeColor="text1" w:val="000000"/>
+    </w:rPr>
+  </w:style>
+  <w:style w:styleId="BookTitle" w:type="character">
+    <w:name w:val="Book Title"/>
+    <w:basedOn w:val="DefaultParagraphFont"/>
+    <w:uiPriority w:val="33"/>
+    <w:qFormat/>
+    <w:rsid w:val="002127d5"/>
+    <w:rPr>
+      <w:b/>
+      <w:bCs/>
+      <w:i/>
+      <w:iCs/>
+      <w:spacing w:val="5"/>
     </w:rPr>
   </w:style>
   <w:style w:styleId="IndexLink" w:type="character">
@@ -1835,7 +2315,7 @@
     <w:uiPriority w:val="35"/>
     <w:unhideWhenUsed/>
     <w:qFormat/>
-    <w:rsid w:val="00d81110"/>
+    <w:rsid w:val="002127d5"/>
     <w:pPr>
       <w:spacing w:after="200" w:before="0" w:line="240" w:lineRule="auto"/>
     </w:pPr>
@@ -1865,7 +2345,7 @@
     <w:link w:val="TitleChar"/>
     <w:uiPriority w:val="10"/>
     <w:qFormat/>
-    <w:rsid w:val="002310d8"/>
+    <w:rsid w:val="00a1493a"/>
     <w:pPr>
       <w:spacing w:after="80" w:before="0" w:line="240" w:lineRule="auto"/>
       <w:contextualSpacing/>
@@ -1873,9 +2353,10 @@
     <w:rPr>
       <w:rFonts w:cs="" w:cstheme="majorBidi" w:eastAsia="" w:eastAsiaTheme="majorEastAsia"/>
       <w:b/>
+      <w:color w:val="00808B"/>
       <w:spacing w:val="-10"/>
       <w:kern w:val="2"/>
-      <w:sz w:val="36"/>
+      <w:sz w:val="48"/>
       <w:szCs w:val="56"/>
     </w:rPr>
   </w:style>
@@ -1886,7 +2367,7 @@
     <w:link w:val="SubtitleChar"/>
     <w:uiPriority w:val="11"/>
     <w:qFormat/>
-    <w:rsid w:val="002310d8"/>
+    <w:rsid w:val="00a1493a"/>
     <w:pPr/>
     <w:rPr>
       <w:rFonts w:cs="" w:cstheme="majorBidi" w:eastAsia="" w:eastAsiaTheme="majorEastAsia"/>
@@ -1902,7 +2383,7 @@
     <w:link w:val="QuoteChar"/>
     <w:uiPriority w:val="29"/>
     <w:qFormat/>
-    <w:rsid w:val="007d57a7"/>
+    <w:rsid w:val="002127d5"/>
     <w:pPr>
       <w:spacing w:after="160" w:before="160"/>
       <w:jc w:val="center"/>
@@ -1910,7 +2391,6 @@
     <w:rPr>
       <w:i/>
       <w:iCs/>
-      <w:color w:themeColor="text1" w:themeTint="bf" w:val="404040"/>
     </w:rPr>
   </w:style>
   <w:style w:styleId="ListParagraph" w:type="paragraph">
@@ -1918,7 +2398,7 @@
     <w:basedOn w:val="Normal"/>
     <w:uiPriority w:val="34"/>
     <w:qFormat/>
-    <w:rsid w:val="007d57a7"/>
+    <w:rsid w:val="006a7e05"/>
     <w:pPr>
       <w:spacing w:after="160" w:before="0"/>
       <w:ind w:start="720"/>
@@ -1933,7 +2413,7 @@
     <w:link w:val="IntenseQuoteChar"/>
     <w:uiPriority w:val="30"/>
     <w:qFormat/>
-    <w:rsid w:val="00df663f"/>
+    <w:rsid w:val="002127d5"/>
     <w:pPr>
       <w:pBdr>
         <w:top w:color="0F4761" w:space="10" w:sz="4" w:themeColor="accent1" w:themeShade="bf" w:val="single"/>
@@ -1949,52 +2429,11 @@
       <w:color w:val="00808B"/>
     </w:rPr>
   </w:style>
-  <w:style w:styleId="HeaderandFooter" w:type="paragraph">
-    <w:name w:val="Header and Footer"/>
-    <w:basedOn w:val="Normal"/>
-    <w:qFormat/>
-    <w:pPr/>
-    <w:rPr/>
-  </w:style>
-  <w:style w:styleId="Header" w:type="paragraph">
-    <w:name w:val="header"/>
-    <w:basedOn w:val="Normal"/>
-    <w:link w:val="HeaderChar"/>
-    <w:uiPriority w:val="99"/>
-    <w:unhideWhenUsed/>
-    <w:rsid w:val="007d57a7"/>
-    <w:pPr>
-      <w:tabs>
-        <w:tab w:pos="720" w:val="clear"/>
-        <w:tab w:leader="none" w:pos="4513" w:val="center"/>
-        <w:tab w:leader="none" w:pos="9026" w:val="right"/>
-      </w:tabs>
-      <w:spacing w:after="0" w:before="0" w:line="240" w:lineRule="auto"/>
-    </w:pPr>
-    <w:rPr/>
-  </w:style>
-  <w:style w:styleId="Footer" w:type="paragraph">
-    <w:name w:val="footer"/>
-    <w:basedOn w:val="Normal"/>
-    <w:link w:val="FooterChar"/>
-    <w:uiPriority w:val="99"/>
-    <w:unhideWhenUsed/>
-    <w:rsid w:val="007d57a7"/>
-    <w:pPr>
-      <w:tabs>
-        <w:tab w:pos="720" w:val="clear"/>
-        <w:tab w:leader="none" w:pos="4513" w:val="center"/>
-        <w:tab w:leader="none" w:pos="9026" w:val="right"/>
-      </w:tabs>
-      <w:spacing w:after="0" w:before="0" w:line="240" w:lineRule="auto"/>
-    </w:pPr>
-    <w:rPr/>
-  </w:style>
   <w:style w:styleId="NoSpacing" w:type="paragraph">
     <w:name w:val="No Spacing"/>
     <w:uiPriority w:val="1"/>
     <w:qFormat/>
-    <w:rsid w:val="002310d8"/>
+    <w:rsid w:val="00a55c2e"/>
     <w:pPr>
       <w:widowControl/>
       <w:bidi w:val="0"/>
@@ -2011,6 +2450,47 @@
       <w14:ligatures w14:val="standardContextual"/>
     </w:rPr>
   </w:style>
+  <w:style w:styleId="HeaderandFooter" w:type="paragraph">
+    <w:name w:val="Header and Footer"/>
+    <w:basedOn w:val="Normal"/>
+    <w:qFormat/>
+    <w:pPr/>
+    <w:rPr/>
+  </w:style>
+  <w:style w:styleId="Header" w:type="paragraph">
+    <w:name w:val="header"/>
+    <w:basedOn w:val="Normal"/>
+    <w:link w:val="HeaderChar"/>
+    <w:uiPriority w:val="99"/>
+    <w:unhideWhenUsed/>
+    <w:rsid w:val="00a471d4"/>
+    <w:pPr>
+      <w:tabs>
+        <w:tab w:pos="720" w:val="clear"/>
+        <w:tab w:leader="none" w:pos="4513" w:val="center"/>
+        <w:tab w:leader="none" w:pos="9026" w:val="right"/>
+      </w:tabs>
+      <w:spacing w:after="0" w:before="0" w:line="240" w:lineRule="auto"/>
+    </w:pPr>
+    <w:rPr/>
+  </w:style>
+  <w:style w:styleId="Footer" w:type="paragraph">
+    <w:name w:val="footer"/>
+    <w:basedOn w:val="Normal"/>
+    <w:link w:val="FooterChar"/>
+    <w:uiPriority w:val="99"/>
+    <w:unhideWhenUsed/>
+    <w:rsid w:val="00a471d4"/>
+    <w:pPr>
+      <w:tabs>
+        <w:tab w:pos="720" w:val="clear"/>
+        <w:tab w:leader="none" w:pos="4513" w:val="center"/>
+        <w:tab w:leader="none" w:pos="9026" w:val="right"/>
+      </w:tabs>
+      <w:spacing w:after="0" w:before="0" w:line="240" w:lineRule="auto"/>
+    </w:pPr>
+    <w:rPr/>
+  </w:style>
   <w:style w:styleId="IndexHeading" w:type="paragraph">
     <w:name w:val="index heading"/>
     <w:basedOn w:val="Heading"/>
@@ -2024,8 +2504,12 @@
     <w:uiPriority w:val="39"/>
     <w:unhideWhenUsed/>
     <w:qFormat/>
-    <w:rsid w:val="00df663f"/>
-    <w:pPr>
+    <w:rsid w:val="002127d5"/>
+    <w:pPr>
+      <w:numPr>
+        <w:ilvl w:val="0"/>
+        <w:numId w:val="1"/>
+      </w:numPr>
       <w:spacing w:after="0" w:before="240"/>
       <w:outlineLvl w:val="9"/>
     </w:pPr>
@@ -2045,7 +2529,7 @@
     <w:autoRedefine/>
     <w:uiPriority w:val="39"/>
     <w:unhideWhenUsed/>
-    <w:rsid w:val="004132f0"/>
+    <w:rsid w:val="00f351c2"/>
     <w:pPr>
       <w:spacing w:after="100" w:before="0"/>
     </w:pPr>
@@ -2058,7 +2542,7 @@
     <w:autoRedefine/>
     <w:uiPriority w:val="39"/>
     <w:unhideWhenUsed/>
-    <w:rsid w:val="004132f0"/>
+    <w:rsid w:val="0074022a"/>
     <w:pPr>
       <w:spacing w:after="100" w:before="0"/>
       <w:ind w:start="220"/>
@@ -2072,11 +2556,67 @@
     <w:autoRedefine/>
     <w:uiPriority w:val="39"/>
     <w:unhideWhenUsed/>
-    <w:rsid w:val="004132f0"/>
+    <w:rsid w:val="0074022a"/>
     <w:pPr>
       <w:spacing w:after="100" w:before="0"/>
       <w:ind w:start="440"/>
     </w:pPr>
+    <w:rPr/>
+  </w:style>
+  <w:style w:styleId="Bibliography" w:type="paragraph">
+    <w:name w:val="Bibliography"/>
+    <w:basedOn w:val="Normal"/>
+    <w:next w:val="Normal"/>
+    <w:uiPriority w:val="37"/>
+    <w:unhideWhenUsed/>
+    <w:qFormat/>
+    <w:rsid w:val="002127d5"/>
+    <w:pPr>
+      <w:jc w:val="start"/>
+    </w:pPr>
+    <w:rPr/>
+  </w:style>
+  <w:style w:styleId="TOC4" w:type="paragraph">
+    <w:name w:val="toc 4"/>
+    <w:basedOn w:val="Index"/>
+    <w:pPr/>
+    <w:rPr/>
+  </w:style>
+  <w:style w:styleId="TOC5" w:type="paragraph">
+    <w:name w:val="toc 5"/>
+    <w:basedOn w:val="Index"/>
+    <w:pPr/>
+    <w:rPr/>
+  </w:style>
+  <w:style w:styleId="TOC6" w:type="paragraph">
+    <w:name w:val="toc 6"/>
+    <w:basedOn w:val="Index"/>
+    <w:pPr/>
+    <w:rPr/>
+  </w:style>
+  <w:style w:styleId="TOC7" w:type="paragraph">
+    <w:name w:val="toc 7"/>
+    <w:basedOn w:val="Index"/>
+    <w:pPr/>
+    <w:rPr/>
+  </w:style>
+  <w:style w:styleId="TOC8" w:type="paragraph">
+    <w:name w:val="toc 8"/>
+    <w:basedOn w:val="Index"/>
+    <w:pPr/>
+    <w:rPr/>
+  </w:style>
+  <w:style w:styleId="TOC9" w:type="paragraph">
+    <w:name w:val="toc 9"/>
+    <w:basedOn w:val="Index"/>
+    <w:pPr/>
+    <w:rPr/>
+  </w:style>
+  <w:style w:styleId="FrameContents" w:type="paragraph">
+    <w:name w:val="Frame Contents"/>
+    <w:basedOn w:val="Normal"/>
+    <w:qFormat/>
+    <w:pPr/>
     <w:rPr/>
   </w:style>
   <w:style w:default="1" w:styleId="NoList" w:type="numbering">
@@ -2085,6 +2625,12 @@
     <w:semiHidden/>
     <w:unhideWhenUsed/>
     <w:qFormat/>
+  </w:style>
+  <w:style w:customStyle="1" w:styleId="Style11" w:type="numbering">
+    <w:name w:val="Style1"/>
+    <w:uiPriority w:val="99"/>
+    <w:qFormat/>
+    <w:rsid w:val="00d751f5"/>
   </w:style>
   <w:style w:default="1" w:styleId="TableNormal" w:type="table">
     <w:name w:val="Normal Table"/>
@@ -2104,7 +2650,7 @@
     <w:name w:val="Table Grid"/>
     <w:basedOn w:val="TableNormal"/>
     <w:uiPriority w:val="39"/>
-    <w:rsid w:val="00d81110"/>
+    <w:rsid w:val="00a1493a"/>
     <w:pPr>
       <w:spacing w:after="0" w:line="240" w:lineRule="auto"/>
     </w:pPr>
@@ -2119,11 +2665,11 @@
       </w:tblBorders>
     </w:tblPr>
   </w:style>
-  <w:style w:customStyle="1" w:styleId="AAGITable" w:type="table">
-    <w:name w:val="AAGI Table"/>
+  <w:style w:customStyle="1" w:styleId="AAGITableStyle" w:type="table">
+    <w:name w:val="AAGI Table Style"/>
     <w:basedOn w:val="TableNormal"/>
     <w:uiPriority w:val="99"/>
-    <w:rsid w:val="00d81110"/>
+    <w:rsid w:val="00a1493a"/>
     <w:pPr>
       <w:spacing w:after="0" w:line="240" w:lineRule="auto"/>
       <w:jc w:val="left"/>
@@ -2144,6 +2690,7 @@
     <w:tblStylePr w:type="firstRow">
       <w:rPr>
         <w:color w:themeColor="background1" w:val="ffffff"/>
+        <w:sz w:val="22"/>
       </w:rPr>
       <w:tblPr/>
       <w:tcPr>

--- a/template-docx-short-report.docx
+++ b/template-docx-short-report.docx
@@ -37,7 +37,7 @@
         <w:pStyle w:val="Date"/>
       </w:pPr>
       <w:r>
-        <w:t xml:space="preserve">April 10, 2026</w:t>
+        <w:t xml:space="preserve">May 4, 2026</w:t>
       </w:r>
     </w:p>
     <w:sdt>
@@ -230,7 +230,7 @@
           <w:i/>
           <w:iCs/>
         </w:rPr>
-        <w:t xml:space="preserve">Last updated: 2026-04-10</w:t>
+        <w:t xml:space="preserve">Last updated: 2026-05-04</w:t>
       </w:r>
     </w:p>
     <w:bookmarkEnd w:id="1597277551"/>

--- a/template-docx-short-report.docx
+++ b/template-docx-short-report.docx
@@ -75,24 +75,24 @@
           <wp:inline>
             <wp:extent cx="1714500" cy="819150"/>
             <wp:effectExtent b="0" l="0" r="0" t="0"/>
-            <wp:docPr descr="" title="" id="1597277547" name="Picture"/>
+            <wp:docPr descr="" title="" id="40" name="Picture"/>
             <a:graphic>
               <a:graphicData uri="http://schemas.openxmlformats.org/drawingml/2006/picture">
                 <pic:pic>
                   <pic:nvPicPr>
-                    <pic:cNvPr descr="AAGI_logo.svg" id="1597277548" name="Picture"/>
+                    <pic:cNvPr descr="AAGI_logo.svg" id="41" name="Picture"/>
                     <pic:cNvPicPr>
                       <a:picLocks noChangeArrowheads="1" noChangeAspect="1"/>
                     </pic:cNvPicPr>
                   </pic:nvPicPr>
                   <pic:blipFill>
-                    <a:blip r:embed="rId1597277549">
+                    <a:blip r:embed="rId42">
                       <a:extLst>
                         <a:ext uri="{28A0092B-C50C-407E-A947-70E740481C1C}">
                           <a14:useLocalDpi xmlns:a14="http://schemas.microsoft.com/office/drawing/2010/main" val="0"/>
                         </a:ext>
                         <a:ext uri="{96DAC541-7B7A-43D3-8B79-37D633B846F1}">
-                          <asvg:svgBlip xmlns:asvg="http://schemas.microsoft.com/office/drawing/2016/SVG/main" r:embed="rId1597277546"/>
+                          <asvg:svgBlip xmlns:asvg="http://schemas.microsoft.com/office/drawing/2016/SVG/main" r:embed="rId39"/>
                         </a:ext>
                       </a:extLst>
                     </a:blip>
@@ -154,7 +154,7 @@
         <w:t xml:space="preserve">AAGI Program Report</w:t>
       </w:r>
     </w:p>
-    <w:bookmarkStart w:id="1597277552" w:name="my-report-title"/>
+    <w:bookmarkStart w:id="45" w:name="my-report-title"/>
     <w:p>
       <w:pPr>
         <w:pStyle w:val="Heading1"/>
@@ -163,7 +163,7 @@
         <w:t xml:space="preserve">My Report Title</w:t>
       </w:r>
     </w:p>
-    <w:bookmarkStart w:id="1597277551" w:name="report-for-abc2026-001abc"/>
+    <w:bookmarkStart w:id="44" w:name="report-for-abc2026-001abc"/>
     <w:p>
       <w:pPr>
         <w:pStyle w:val="Heading2"/>
@@ -214,7 +214,7 @@
       <w:r>
         <w:t xml:space="preserve"> </w:t>
       </w:r>
-      <w:hyperlink r:id="rId1597277550">
+      <w:hyperlink r:id="rId43">
         <w:r>
           <w:rPr>
             <w:rStyle w:val="Hyperlink"/>
@@ -233,14 +233,14 @@
         <w:t xml:space="preserve">Last updated: 2026-05-04</w:t>
       </w:r>
     </w:p>
-    <w:bookmarkEnd w:id="1597277551"/>
-    <w:bookmarkEnd w:id="1597277552"/>
+    <w:bookmarkEnd w:id="44"/>
+    <w:bookmarkEnd w:id="45"/>
     <w:p>
       <w:pPr>
         <w:pStyle w:val="BodyText"/>
       </w:pPr>
     </w:p>
-    <w:bookmarkStart w:id="1597277553" w:name="executive-summary"/>
+    <w:bookmarkStart w:id="46" w:name="executive-summary"/>
     <w:p>
       <w:pPr>
         <w:pStyle w:val="Heading1"/>
@@ -263,8 +263,8 @@
         <w:t xml:space="preserve">Summarise the work provided by AAGI and the main results.</w:t>
       </w:r>
     </w:p>
-    <w:bookmarkEnd w:id="1597277553"/>
-    <w:bookmarkStart w:id="1597277554" w:name="key-findings"/>
+    <w:bookmarkEnd w:id="46"/>
+    <w:bookmarkStart w:id="47" w:name="key-findings"/>
     <w:p>
       <w:pPr>
         <w:pStyle w:val="Heading1"/>
@@ -327,8 +327,8 @@
         <w:t xml:space="preserve">— This is an example of an AAGI note callout.</w:t>
       </w:r>
     </w:p>
-    <w:bookmarkEnd w:id="1597277554"/>
-    <w:bookmarkStart w:id="1597277555" w:name="methods-brief"/>
+    <w:bookmarkEnd w:id="47"/>
+    <w:bookmarkStart w:id="48" w:name="methods-brief"/>
     <w:p>
       <w:pPr>
         <w:pStyle w:val="Heading1"/>
@@ -345,8 +345,8 @@
         <w:t xml:space="preserve">Briefly describe the analysis approach and any key assumptions.</w:t>
       </w:r>
     </w:p>
-    <w:bookmarkEnd w:id="1597277555"/>
-    <w:bookmarkStart w:id="1597277556" w:name="results-brief"/>
+    <w:bookmarkEnd w:id="48"/>
+    <w:bookmarkStart w:id="49" w:name="results-brief"/>
     <w:p>
       <w:pPr>
         <w:pStyle w:val="Heading1"/>
@@ -363,8 +363,8 @@
         <w:t xml:space="preserve">Summarise the primary results, with 1–2 key figures/tables as needed.</w:t>
       </w:r>
     </w:p>
-    <w:bookmarkEnd w:id="1597277556"/>
-    <w:bookmarkStart w:id="1597277558" w:name="references"/>
+    <w:bookmarkEnd w:id="49"/>
+    <w:bookmarkStart w:id="51" w:name="references"/>
     <w:p>
       <w:pPr>
         <w:pStyle w:val="Heading1"/>
@@ -373,21 +373,18 @@
         <w:t xml:space="preserve">References</w:t>
       </w:r>
     </w:p>
-    <w:bookmarkStart w:id="1597277557" w:name="refs"/>
-    <w:bookmarkEnd w:id="1597277557"/>
-    <w:bookmarkEnd w:id="1597277558"/>
+    <w:bookmarkStart w:id="50" w:name="refs"/>
+    <w:bookmarkEnd w:id="50"/>
+    <w:bookmarkEnd w:id="51"/>
     <w:sectPr>
-      <w:footerReference r:id="rId5" w:type="even"/>
-      <w:footerReference r:id="rId6" w:type="default"/>
-      <w:footerReference r:id="rId7" w:type="first"/>
-      <w:type w:val="nextPage"/>
-      <w:pgSz w:h="16838" w:orient="portrait" w:w="11906"/>
+      <w:footerReference r:id="rId10" w:type="even"/>
+      <w:footerReference r:id="rId11" w:type="default"/>
+      <w:footerReference r:id="rId12" w:type="first"/>
+      <w:pgSz w:h="16838" w:w="11906"/>
       <w:pgMar w:bottom="1440" w:footer="708" w:gutter="0" w:header="0" w:left="1440" w:right="1440" w:top="1440"/>
-      <w:pgNumType w:fmt="decimal"/>
-      <w:formProt w:val="false"/>
-      <w:textDirection w:val="lrTb"/>
-      <w:docGrid w:charSpace="0" w:linePitch="360" w:type="default"/>
-      <w:cols w:num="1"/>
+      <w:cols w:space="720"/>
+      <w:formProt w:val="0"/>
+      <w:docGrid w:linePitch="360"/>
     </w:sectPr>
   </w:body>
 </w:document>
@@ -398,45 +395,35 @@
 </file>
 
 <file path=word/footer1.xml><?xml version="1.0" encoding="utf-8"?>
-<w:ftr xmlns:o="urn:schemas-microsoft-com:office:office" xmlns:r="http://schemas.openxmlformats.org/officeDocument/2006/relationships" xmlns:v="urn:schemas-microsoft-com:vml" xmlns:w="http://schemas.openxmlformats.org/wordprocessingml/2006/main" xmlns:w10="urn:schemas-microsoft-com:office:word" xmlns:wp="http://schemas.openxmlformats.org/drawingml/2006/wordprocessingDrawing" xmlns:pic="http://schemas.openxmlformats.org/drawingml/2006/picture" xmlns:wps="http://schemas.microsoft.com/office/word/2010/wordprocessingShape" xmlns:wpg="http://schemas.microsoft.com/office/word/2010/wordprocessingGroup" xmlns:mc="http://schemas.openxmlformats.org/markup-compatibility/2006" xmlns:wp14="http://schemas.microsoft.com/office/word/2010/wordprocessingDrawing" xmlns:w14="http://schemas.microsoft.com/office/word/2010/wordml" xmlns:w15="http://schemas.microsoft.com/office/word/2012/wordml" mc:Ignorable="w14 wp14 w15">
-  <w:p xmlns:wp14="http://schemas.microsoft.com/office/word/2010/wordml" wp14:textId="77777777">
+<w:ftr xmlns:wpc="http://schemas.microsoft.com/office/word/2010/wordprocessingCanvas" xmlns:cx="http://schemas.microsoft.com/office/drawing/2014/chartex" xmlns:cx1="http://schemas.microsoft.com/office/drawing/2015/9/8/chartex" xmlns:cx2="http://schemas.microsoft.com/office/drawing/2015/10/21/chartex" xmlns:cx3="http://schemas.microsoft.com/office/drawing/2016/5/9/chartex" xmlns:cx4="http://schemas.microsoft.com/office/drawing/2016/5/10/chartex" xmlns:cx5="http://schemas.microsoft.com/office/drawing/2016/5/11/chartex" xmlns:cx6="http://schemas.microsoft.com/office/drawing/2016/5/12/chartex" xmlns:cx7="http://schemas.microsoft.com/office/drawing/2016/5/13/chartex" xmlns:cx8="http://schemas.microsoft.com/office/drawing/2016/5/14/chartex" xmlns:mc="http://schemas.openxmlformats.org/markup-compatibility/2006" xmlns:aink="http://schemas.microsoft.com/office/drawing/2016/ink" xmlns:am3d="http://schemas.microsoft.com/office/drawing/2017/model3d" xmlns:o="urn:schemas-microsoft-com:office:office" xmlns:oel="http://schemas.microsoft.com/office/2019/extlst" xmlns:r="http://schemas.openxmlformats.org/officeDocument/2006/relationships" xmlns:m="http://schemas.openxmlformats.org/officeDocument/2006/math" xmlns:v="urn:schemas-microsoft-com:vml" xmlns:wp14="http://schemas.microsoft.com/office/word/2010/wordprocessingDrawing" xmlns:wp="http://schemas.openxmlformats.org/drawingml/2006/wordprocessingDrawing" xmlns:w10="urn:schemas-microsoft-com:office:word" xmlns:w="http://schemas.openxmlformats.org/wordprocessingml/2006/main" xmlns:w14="http://schemas.microsoft.com/office/word/2010/wordml" xmlns:w15="http://schemas.microsoft.com/office/word/2012/wordml" xmlns:w16cex="http://schemas.microsoft.com/office/word/2018/wordml/cex" xmlns:w16cid="http://schemas.microsoft.com/office/word/2016/wordml/cid" xmlns:w16="http://schemas.microsoft.com/office/word/2018/wordml" xmlns:w16du="http://schemas.microsoft.com/office/word/2023/wordml/word16du" xmlns:w16sdtdh="http://schemas.microsoft.com/office/word/2020/wordml/sdtdatahash" xmlns:w16sdtfl="http://schemas.microsoft.com/office/word/2024/wordml/sdtformatlock" xmlns:w16se="http://schemas.microsoft.com/office/word/2015/wordml/symex" xmlns:wpg="http://schemas.microsoft.com/office/word/2010/wordprocessingGroup" xmlns:wpi="http://schemas.microsoft.com/office/word/2010/wordprocessingInk" xmlns:wne="http://schemas.microsoft.com/office/word/2006/wordml" xmlns:wps="http://schemas.microsoft.com/office/word/2010/wordprocessingShape" mc:Ignorable="w14 w15 w16se w16cid w16 w16cex w16sdtdh w16sdtfl w16du wp14">
+  <w:p>
     <w:pPr>
       <w:pStyle w:val="Footer"/>
-      <w:rPr/>
-    </w:pPr>
-    <w:r>
-      <w:rPr/>
-    </w:r>
+    </w:pPr>
   </w:p>
 </w:ftr>
 </file>
 
 <file path=word/footer10.xml><?xml version="1.0" encoding="utf-8"?>
-<w:ftr xmlns:o="urn:schemas-microsoft-com:office:office" xmlns:r="http://schemas.openxmlformats.org/officeDocument/2006/relationships" xmlns:v="urn:schemas-microsoft-com:vml" xmlns:w="http://schemas.openxmlformats.org/wordprocessingml/2006/main" xmlns:w10="urn:schemas-microsoft-com:office:word" xmlns:wp="http://schemas.openxmlformats.org/drawingml/2006/wordprocessingDrawing" xmlns:pic="http://schemas.openxmlformats.org/drawingml/2006/picture" xmlns:wps="http://schemas.microsoft.com/office/word/2010/wordprocessingShape" xmlns:wpg="http://schemas.microsoft.com/office/word/2010/wordprocessingGroup" xmlns:mc="http://schemas.openxmlformats.org/markup-compatibility/2006" xmlns:wp14="http://schemas.microsoft.com/office/word/2010/wordprocessingDrawing" xmlns:w14="http://schemas.microsoft.com/office/word/2010/wordml" xmlns:w15="http://schemas.microsoft.com/office/word/2012/wordml" mc:Ignorable="w14 wp14 w15">
-  <w:p xmlns:wp14="http://schemas.microsoft.com/office/word/2010/wordml" wp14:textId="77777777">
+<w:ftr xmlns:wpc="http://schemas.microsoft.com/office/word/2010/wordprocessingCanvas" xmlns:cx="http://schemas.microsoft.com/office/drawing/2014/chartex" xmlns:cx1="http://schemas.microsoft.com/office/drawing/2015/9/8/chartex" xmlns:cx2="http://schemas.microsoft.com/office/drawing/2015/10/21/chartex" xmlns:cx3="http://schemas.microsoft.com/office/drawing/2016/5/9/chartex" xmlns:cx4="http://schemas.microsoft.com/office/drawing/2016/5/10/chartex" xmlns:cx5="http://schemas.microsoft.com/office/drawing/2016/5/11/chartex" xmlns:cx6="http://schemas.microsoft.com/office/drawing/2016/5/12/chartex" xmlns:cx7="http://schemas.microsoft.com/office/drawing/2016/5/13/chartex" xmlns:cx8="http://schemas.microsoft.com/office/drawing/2016/5/14/chartex" xmlns:mc="http://schemas.openxmlformats.org/markup-compatibility/2006" xmlns:aink="http://schemas.microsoft.com/office/drawing/2016/ink" xmlns:am3d="http://schemas.microsoft.com/office/drawing/2017/model3d" xmlns:o="urn:schemas-microsoft-com:office:office" xmlns:oel="http://schemas.microsoft.com/office/2019/extlst" xmlns:r="http://schemas.openxmlformats.org/officeDocument/2006/relationships" xmlns:m="http://schemas.openxmlformats.org/officeDocument/2006/math" xmlns:v="urn:schemas-microsoft-com:vml" xmlns:wp14="http://schemas.microsoft.com/office/word/2010/wordprocessingDrawing" xmlns:wp="http://schemas.openxmlformats.org/drawingml/2006/wordprocessingDrawing" xmlns:w10="urn:schemas-microsoft-com:office:word" xmlns:w="http://schemas.openxmlformats.org/wordprocessingml/2006/main" xmlns:w14="http://schemas.microsoft.com/office/word/2010/wordml" xmlns:w15="http://schemas.microsoft.com/office/word/2012/wordml" xmlns:w16cex="http://schemas.microsoft.com/office/word/2018/wordml/cex" xmlns:w16cid="http://schemas.microsoft.com/office/word/2016/wordml/cid" xmlns:w16="http://schemas.microsoft.com/office/word/2018/wordml" xmlns:w16du="http://schemas.microsoft.com/office/word/2023/wordml/word16du" xmlns:w16sdtdh="http://schemas.microsoft.com/office/word/2020/wordml/sdtdatahash" xmlns:w16sdtfl="http://schemas.microsoft.com/office/word/2024/wordml/sdtformatlock" xmlns:w16se="http://schemas.microsoft.com/office/word/2015/wordml/symex" xmlns:wpg="http://schemas.microsoft.com/office/word/2010/wordprocessingGroup" xmlns:wpi="http://schemas.microsoft.com/office/word/2010/wordprocessingInk" xmlns:wne="http://schemas.microsoft.com/office/word/2006/wordml" xmlns:wps="http://schemas.microsoft.com/office/word/2010/wordprocessingShape" mc:Ignorable="w14 w15 w16se w16cid w16 w16cex w16sdtdh w16sdtfl w16du wp14">
+  <w:p>
     <w:pPr>
       <w:pStyle w:val="Footer"/>
-      <w:jc w:val="end"/>
-      <w:rPr/>
+      <w:jc w:val="right"/>
     </w:pPr>
     <w:r>
-      <w:rPr/>
       <w:fldChar w:fldCharType="begin"/>
     </w:r>
     <w:r>
-      <w:rPr/>
       <w:instrText xml:space="preserve"> PAGE </w:instrText>
     </w:r>
     <w:r>
-      <w:rPr/>
       <w:fldChar w:fldCharType="separate"/>
     </w:r>
     <w:r>
-      <w:rPr/>
       <w:t>12</w:t>
     </w:r>
     <w:r>
-      <w:rPr/>
       <w:fldChar w:fldCharType="end"/>
     </w:r>
   </w:p>
@@ -444,81 +431,63 @@
 </file>
 
 <file path=word/footer11.xml><?xml version="1.0" encoding="utf-8"?>
-<w:ftr xmlns:o="urn:schemas-microsoft-com:office:office" xmlns:r="http://schemas.openxmlformats.org/officeDocument/2006/relationships" xmlns:v="urn:schemas-microsoft-com:vml" xmlns:w="http://schemas.openxmlformats.org/wordprocessingml/2006/main" xmlns:w10="urn:schemas-microsoft-com:office:word" xmlns:wp="http://schemas.openxmlformats.org/drawingml/2006/wordprocessingDrawing" xmlns:pic="http://schemas.openxmlformats.org/drawingml/2006/picture" xmlns:wps="http://schemas.microsoft.com/office/word/2010/wordprocessingShape" xmlns:wpg="http://schemas.microsoft.com/office/word/2010/wordprocessingGroup" xmlns:mc="http://schemas.openxmlformats.org/markup-compatibility/2006" xmlns:wp14="http://schemas.microsoft.com/office/word/2010/wordprocessingDrawing" xmlns:w14="http://schemas.microsoft.com/office/word/2010/wordml" xmlns:w15="http://schemas.microsoft.com/office/word/2012/wordml" mc:Ignorable="w14 wp14 w15">
-  <w:p xmlns:wp14="http://schemas.microsoft.com/office/word/2010/wordml" wp14:textId="77777777"/>
+<w:ftr xmlns:wpc="http://schemas.microsoft.com/office/word/2010/wordprocessingCanvas" xmlns:cx="http://schemas.microsoft.com/office/drawing/2014/chartex" xmlns:cx1="http://schemas.microsoft.com/office/drawing/2015/9/8/chartex" xmlns:cx2="http://schemas.microsoft.com/office/drawing/2015/10/21/chartex" xmlns:cx3="http://schemas.microsoft.com/office/drawing/2016/5/9/chartex" xmlns:cx4="http://schemas.microsoft.com/office/drawing/2016/5/10/chartex" xmlns:cx5="http://schemas.microsoft.com/office/drawing/2016/5/11/chartex" xmlns:cx6="http://schemas.microsoft.com/office/drawing/2016/5/12/chartex" xmlns:cx7="http://schemas.microsoft.com/office/drawing/2016/5/13/chartex" xmlns:cx8="http://schemas.microsoft.com/office/drawing/2016/5/14/chartex" xmlns:mc="http://schemas.openxmlformats.org/markup-compatibility/2006" xmlns:aink="http://schemas.microsoft.com/office/drawing/2016/ink" xmlns:am3d="http://schemas.microsoft.com/office/drawing/2017/model3d" xmlns:o="urn:schemas-microsoft-com:office:office" xmlns:oel="http://schemas.microsoft.com/office/2019/extlst" xmlns:r="http://schemas.openxmlformats.org/officeDocument/2006/relationships" xmlns:m="http://schemas.openxmlformats.org/officeDocument/2006/math" xmlns:v="urn:schemas-microsoft-com:vml" xmlns:wp14="http://schemas.microsoft.com/office/word/2010/wordprocessingDrawing" xmlns:wp="http://schemas.openxmlformats.org/drawingml/2006/wordprocessingDrawing" xmlns:w10="urn:schemas-microsoft-com:office:word" xmlns:w="http://schemas.openxmlformats.org/wordprocessingml/2006/main" xmlns:w14="http://schemas.microsoft.com/office/word/2010/wordml" xmlns:w15="http://schemas.microsoft.com/office/word/2012/wordml" xmlns:w16cex="http://schemas.microsoft.com/office/word/2018/wordml/cex" xmlns:w16cid="http://schemas.microsoft.com/office/word/2016/wordml/cid" xmlns:w16="http://schemas.microsoft.com/office/word/2018/wordml" xmlns:w16du="http://schemas.microsoft.com/office/word/2023/wordml/word16du" xmlns:w16sdtdh="http://schemas.microsoft.com/office/word/2020/wordml/sdtdatahash" xmlns:w16sdtfl="http://schemas.microsoft.com/office/word/2024/wordml/sdtformatlock" xmlns:w16se="http://schemas.microsoft.com/office/word/2015/wordml/symex" xmlns:wpg="http://schemas.microsoft.com/office/word/2010/wordprocessingGroup" xmlns:wpi="http://schemas.microsoft.com/office/word/2010/wordprocessingInk" xmlns:wne="http://schemas.microsoft.com/office/word/2006/wordml" xmlns:wps="http://schemas.microsoft.com/office/word/2010/wordprocessingShape" mc:Ignorable="w14 w15 w16se w16cid w16 w16cex w16sdtdh w16sdtfl w16du wp14">
+  <w:p/>
 </w:ftr>
 </file>
 
 <file path=word/footer2.xml><?xml version="1.0" encoding="utf-8"?>
-<w:ftr xmlns:o="urn:schemas-microsoft-com:office:office" xmlns:r="http://schemas.openxmlformats.org/officeDocument/2006/relationships" xmlns:v="urn:schemas-microsoft-com:vml" xmlns:w="http://schemas.openxmlformats.org/wordprocessingml/2006/main" xmlns:w10="urn:schemas-microsoft-com:office:word" xmlns:wp="http://schemas.openxmlformats.org/drawingml/2006/wordprocessingDrawing" xmlns:pic="http://schemas.openxmlformats.org/drawingml/2006/picture" xmlns:wps="http://schemas.microsoft.com/office/word/2010/wordprocessingShape" xmlns:wpg="http://schemas.microsoft.com/office/word/2010/wordprocessingGroup" xmlns:mc="http://schemas.openxmlformats.org/markup-compatibility/2006" xmlns:wp14="http://schemas.microsoft.com/office/word/2010/wordprocessingDrawing" xmlns:w14="http://schemas.microsoft.com/office/word/2010/wordml" xmlns:w15="http://schemas.microsoft.com/office/word/2012/wordml" mc:Ignorable="w14 wp14 w15">
-  <w:p xmlns:wp14="http://schemas.microsoft.com/office/word/2010/wordml" wp14:textId="77777777">
+<w:ftr xmlns:wpc="http://schemas.microsoft.com/office/word/2010/wordprocessingCanvas" xmlns:cx="http://schemas.microsoft.com/office/drawing/2014/chartex" xmlns:cx1="http://schemas.microsoft.com/office/drawing/2015/9/8/chartex" xmlns:cx2="http://schemas.microsoft.com/office/drawing/2015/10/21/chartex" xmlns:cx3="http://schemas.microsoft.com/office/drawing/2016/5/9/chartex" xmlns:cx4="http://schemas.microsoft.com/office/drawing/2016/5/10/chartex" xmlns:cx5="http://schemas.microsoft.com/office/drawing/2016/5/11/chartex" xmlns:cx6="http://schemas.microsoft.com/office/drawing/2016/5/12/chartex" xmlns:cx7="http://schemas.microsoft.com/office/drawing/2016/5/13/chartex" xmlns:cx8="http://schemas.microsoft.com/office/drawing/2016/5/14/chartex" xmlns:mc="http://schemas.openxmlformats.org/markup-compatibility/2006" xmlns:aink="http://schemas.microsoft.com/office/drawing/2016/ink" xmlns:am3d="http://schemas.microsoft.com/office/drawing/2017/model3d" xmlns:o="urn:schemas-microsoft-com:office:office" xmlns:oel="http://schemas.microsoft.com/office/2019/extlst" xmlns:r="http://schemas.openxmlformats.org/officeDocument/2006/relationships" xmlns:m="http://schemas.openxmlformats.org/officeDocument/2006/math" xmlns:v="urn:schemas-microsoft-com:vml" xmlns:wp14="http://schemas.microsoft.com/office/word/2010/wordprocessingDrawing" xmlns:wp="http://schemas.openxmlformats.org/drawingml/2006/wordprocessingDrawing" xmlns:w10="urn:schemas-microsoft-com:office:word" xmlns:w="http://schemas.openxmlformats.org/wordprocessingml/2006/main" xmlns:w14="http://schemas.microsoft.com/office/word/2010/wordml" xmlns:w15="http://schemas.microsoft.com/office/word/2012/wordml" xmlns:w16cex="http://schemas.microsoft.com/office/word/2018/wordml/cex" xmlns:w16cid="http://schemas.microsoft.com/office/word/2016/wordml/cid" xmlns:w16="http://schemas.microsoft.com/office/word/2018/wordml" xmlns:w16du="http://schemas.microsoft.com/office/word/2023/wordml/word16du" xmlns:w16sdtdh="http://schemas.microsoft.com/office/word/2020/wordml/sdtdatahash" xmlns:w16sdtfl="http://schemas.microsoft.com/office/word/2024/wordml/sdtformatlock" xmlns:w16se="http://schemas.microsoft.com/office/word/2015/wordml/symex" xmlns:wpg="http://schemas.microsoft.com/office/word/2010/wordprocessingGroup" xmlns:wpi="http://schemas.microsoft.com/office/word/2010/wordprocessingInk" xmlns:wne="http://schemas.microsoft.com/office/word/2006/wordml" xmlns:wps="http://schemas.microsoft.com/office/word/2010/wordprocessingShape" mc:Ignorable="w14 w15 w16se w16cid w16 w16cex w16sdtdh w16sdtfl w16du wp14">
+  <w:p>
     <w:pPr>
       <w:pStyle w:val="Footer"/>
       <w:jc w:val="center"/>
-      <w:rPr/>
-    </w:pPr>
-    <w:r>
-      <w:rPr/>
-    </w:r>
+    </w:pPr>
   </w:p>
 </w:ftr>
 </file>
 
 <file path=word/footer3.xml><?xml version="1.0" encoding="utf-8"?>
-<w:ftr xmlns:o="urn:schemas-microsoft-com:office:office" xmlns:r="http://schemas.openxmlformats.org/officeDocument/2006/relationships" xmlns:v="urn:schemas-microsoft-com:vml" xmlns:w="http://schemas.openxmlformats.org/wordprocessingml/2006/main" xmlns:w10="urn:schemas-microsoft-com:office:word" xmlns:wp="http://schemas.openxmlformats.org/drawingml/2006/wordprocessingDrawing" xmlns:pic="http://schemas.openxmlformats.org/drawingml/2006/picture" xmlns:wps="http://schemas.microsoft.com/office/word/2010/wordprocessingShape" xmlns:wpg="http://schemas.microsoft.com/office/word/2010/wordprocessingGroup" xmlns:mc="http://schemas.openxmlformats.org/markup-compatibility/2006" xmlns:wp14="http://schemas.microsoft.com/office/word/2010/wordprocessingDrawing" xmlns:w14="http://schemas.microsoft.com/office/word/2010/wordml" xmlns:w15="http://schemas.microsoft.com/office/word/2012/wordml" mc:Ignorable="w14 wp14 w15">
-  <w:p xmlns:wp14="http://schemas.microsoft.com/office/word/2010/wordml" wp14:textId="77777777">
+<w:ftr xmlns:wpc="http://schemas.microsoft.com/office/word/2010/wordprocessingCanvas" xmlns:cx="http://schemas.microsoft.com/office/drawing/2014/chartex" xmlns:cx1="http://schemas.microsoft.com/office/drawing/2015/9/8/chartex" xmlns:cx2="http://schemas.microsoft.com/office/drawing/2015/10/21/chartex" xmlns:cx3="http://schemas.microsoft.com/office/drawing/2016/5/9/chartex" xmlns:cx4="http://schemas.microsoft.com/office/drawing/2016/5/10/chartex" xmlns:cx5="http://schemas.microsoft.com/office/drawing/2016/5/11/chartex" xmlns:cx6="http://schemas.microsoft.com/office/drawing/2016/5/12/chartex" xmlns:cx7="http://schemas.microsoft.com/office/drawing/2016/5/13/chartex" xmlns:cx8="http://schemas.microsoft.com/office/drawing/2016/5/14/chartex" xmlns:mc="http://schemas.openxmlformats.org/markup-compatibility/2006" xmlns:aink="http://schemas.microsoft.com/office/drawing/2016/ink" xmlns:am3d="http://schemas.microsoft.com/office/drawing/2017/model3d" xmlns:o="urn:schemas-microsoft-com:office:office" xmlns:oel="http://schemas.microsoft.com/office/2019/extlst" xmlns:r="http://schemas.openxmlformats.org/officeDocument/2006/relationships" xmlns:m="http://schemas.openxmlformats.org/officeDocument/2006/math" xmlns:v="urn:schemas-microsoft-com:vml" xmlns:wp14="http://schemas.microsoft.com/office/word/2010/wordprocessingDrawing" xmlns:wp="http://schemas.openxmlformats.org/drawingml/2006/wordprocessingDrawing" xmlns:w10="urn:schemas-microsoft-com:office:word" xmlns:w="http://schemas.openxmlformats.org/wordprocessingml/2006/main" xmlns:w14="http://schemas.microsoft.com/office/word/2010/wordml" xmlns:w15="http://schemas.microsoft.com/office/word/2012/wordml" xmlns:w16cex="http://schemas.microsoft.com/office/word/2018/wordml/cex" xmlns:w16cid="http://schemas.microsoft.com/office/word/2016/wordml/cid" xmlns:w16="http://schemas.microsoft.com/office/word/2018/wordml" xmlns:w16du="http://schemas.microsoft.com/office/word/2023/wordml/word16du" xmlns:w16sdtdh="http://schemas.microsoft.com/office/word/2020/wordml/sdtdatahash" xmlns:w16sdtfl="http://schemas.microsoft.com/office/word/2024/wordml/sdtformatlock" xmlns:w16se="http://schemas.microsoft.com/office/word/2015/wordml/symex" xmlns:wpg="http://schemas.microsoft.com/office/word/2010/wordprocessingGroup" xmlns:wpi="http://schemas.microsoft.com/office/word/2010/wordprocessingInk" xmlns:wne="http://schemas.microsoft.com/office/word/2006/wordml" xmlns:wps="http://schemas.microsoft.com/office/word/2010/wordprocessingShape" mc:Ignorable="w14 w15 w16se w16cid w16 w16cex w16sdtdh w16sdtfl w16du wp14">
+  <w:p>
     <w:pPr>
       <w:pStyle w:val="Footer"/>
       <w:jc w:val="center"/>
-      <w:rPr/>
-    </w:pPr>
-    <w:r>
-      <w:rPr/>
-    </w:r>
+    </w:pPr>
   </w:p>
 </w:ftr>
 </file>
 
 <file path=word/footer4.xml><?xml version="1.0" encoding="utf-8"?>
-<w:ftr xmlns:o="urn:schemas-microsoft-com:office:office" xmlns:r="http://schemas.openxmlformats.org/officeDocument/2006/relationships" xmlns:v="urn:schemas-microsoft-com:vml" xmlns:w="http://schemas.openxmlformats.org/wordprocessingml/2006/main" xmlns:w10="urn:schemas-microsoft-com:office:word" xmlns:wp="http://schemas.openxmlformats.org/drawingml/2006/wordprocessingDrawing" xmlns:pic="http://schemas.openxmlformats.org/drawingml/2006/picture" xmlns:wps="http://schemas.microsoft.com/office/word/2010/wordprocessingShape" xmlns:wpg="http://schemas.microsoft.com/office/word/2010/wordprocessingGroup" xmlns:mc="http://schemas.openxmlformats.org/markup-compatibility/2006" xmlns:wp14="http://schemas.microsoft.com/office/word/2010/wordprocessingDrawing" xmlns:w14="http://schemas.microsoft.com/office/word/2010/wordml" xmlns:w15="http://schemas.microsoft.com/office/word/2012/wordml" mc:Ignorable="w14 wp14 w15">
-  <w:p xmlns:wp14="http://schemas.microsoft.com/office/word/2010/wordml" wp14:textId="77777777">
+<w:ftr xmlns:wpc="http://schemas.microsoft.com/office/word/2010/wordprocessingCanvas" xmlns:cx="http://schemas.microsoft.com/office/drawing/2014/chartex" xmlns:cx1="http://schemas.microsoft.com/office/drawing/2015/9/8/chartex" xmlns:cx2="http://schemas.microsoft.com/office/drawing/2015/10/21/chartex" xmlns:cx3="http://schemas.microsoft.com/office/drawing/2016/5/9/chartex" xmlns:cx4="http://schemas.microsoft.com/office/drawing/2016/5/10/chartex" xmlns:cx5="http://schemas.microsoft.com/office/drawing/2016/5/11/chartex" xmlns:cx6="http://schemas.microsoft.com/office/drawing/2016/5/12/chartex" xmlns:cx7="http://schemas.microsoft.com/office/drawing/2016/5/13/chartex" xmlns:cx8="http://schemas.microsoft.com/office/drawing/2016/5/14/chartex" xmlns:mc="http://schemas.openxmlformats.org/markup-compatibility/2006" xmlns:aink="http://schemas.microsoft.com/office/drawing/2016/ink" xmlns:am3d="http://schemas.microsoft.com/office/drawing/2017/model3d" xmlns:o="urn:schemas-microsoft-com:office:office" xmlns:oel="http://schemas.microsoft.com/office/2019/extlst" xmlns:r="http://schemas.openxmlformats.org/officeDocument/2006/relationships" xmlns:m="http://schemas.openxmlformats.org/officeDocument/2006/math" xmlns:v="urn:schemas-microsoft-com:vml" xmlns:wp14="http://schemas.microsoft.com/office/word/2010/wordprocessingDrawing" xmlns:wp="http://schemas.openxmlformats.org/drawingml/2006/wordprocessingDrawing" xmlns:w10="urn:schemas-microsoft-com:office:word" xmlns:w="http://schemas.openxmlformats.org/wordprocessingml/2006/main" xmlns:w14="http://schemas.microsoft.com/office/word/2010/wordml" xmlns:w15="http://schemas.microsoft.com/office/word/2012/wordml" xmlns:w16cex="http://schemas.microsoft.com/office/word/2018/wordml/cex" xmlns:w16cid="http://schemas.microsoft.com/office/word/2016/wordml/cid" xmlns:w16="http://schemas.microsoft.com/office/word/2018/wordml" xmlns:w16du="http://schemas.microsoft.com/office/word/2023/wordml/word16du" xmlns:w16sdtdh="http://schemas.microsoft.com/office/word/2020/wordml/sdtdatahash" xmlns:w16sdtfl="http://schemas.microsoft.com/office/word/2024/wordml/sdtformatlock" xmlns:w16se="http://schemas.microsoft.com/office/word/2015/wordml/symex" xmlns:wpg="http://schemas.microsoft.com/office/word/2010/wordprocessingGroup" xmlns:wpi="http://schemas.microsoft.com/office/word/2010/wordprocessingInk" xmlns:wne="http://schemas.microsoft.com/office/word/2006/wordml" xmlns:wps="http://schemas.microsoft.com/office/word/2010/wordprocessingShape" mc:Ignorable="w14 w15 w16se w16cid w16 w16cex w16sdtdh w16sdtfl w16du wp14">
+  <w:p>
     <w:pPr>
       <w:pStyle w:val="Footer"/>
-      <w:rPr/>
-    </w:pPr>
-    <w:r>
-      <w:rPr/>
-    </w:r>
+    </w:pPr>
   </w:p>
 </w:ftr>
 </file>
 
 <file path=word/footer5.xml><?xml version="1.0" encoding="utf-8"?>
-<w:ftr xmlns:o="urn:schemas-microsoft-com:office:office" xmlns:r="http://schemas.openxmlformats.org/officeDocument/2006/relationships" xmlns:v="urn:schemas-microsoft-com:vml" xmlns:w="http://schemas.openxmlformats.org/wordprocessingml/2006/main" xmlns:w10="urn:schemas-microsoft-com:office:word" xmlns:wp="http://schemas.openxmlformats.org/drawingml/2006/wordprocessingDrawing" xmlns:pic="http://schemas.openxmlformats.org/drawingml/2006/picture" xmlns:wps="http://schemas.microsoft.com/office/word/2010/wordprocessingShape" xmlns:wpg="http://schemas.microsoft.com/office/word/2010/wordprocessingGroup" xmlns:mc="http://schemas.openxmlformats.org/markup-compatibility/2006" xmlns:wp14="http://schemas.microsoft.com/office/word/2010/wordprocessingDrawing" xmlns:w14="http://schemas.microsoft.com/office/word/2010/wordml" xmlns:w15="http://schemas.microsoft.com/office/word/2012/wordml" mc:Ignorable="w14 wp14 w15">
-  <w:p xmlns:wp14="http://schemas.microsoft.com/office/word/2010/wordml" wp14:textId="77777777">
+<w:ftr xmlns:wpc="http://schemas.microsoft.com/office/word/2010/wordprocessingCanvas" xmlns:cx="http://schemas.microsoft.com/office/drawing/2014/chartex" xmlns:cx1="http://schemas.microsoft.com/office/drawing/2015/9/8/chartex" xmlns:cx2="http://schemas.microsoft.com/office/drawing/2015/10/21/chartex" xmlns:cx3="http://schemas.microsoft.com/office/drawing/2016/5/9/chartex" xmlns:cx4="http://schemas.microsoft.com/office/drawing/2016/5/10/chartex" xmlns:cx5="http://schemas.microsoft.com/office/drawing/2016/5/11/chartex" xmlns:cx6="http://schemas.microsoft.com/office/drawing/2016/5/12/chartex" xmlns:cx7="http://schemas.microsoft.com/office/drawing/2016/5/13/chartex" xmlns:cx8="http://schemas.microsoft.com/office/drawing/2016/5/14/chartex" xmlns:mc="http://schemas.openxmlformats.org/markup-compatibility/2006" xmlns:aink="http://schemas.microsoft.com/office/drawing/2016/ink" xmlns:am3d="http://schemas.microsoft.com/office/drawing/2017/model3d" xmlns:o="urn:schemas-microsoft-com:office:office" xmlns:oel="http://schemas.microsoft.com/office/2019/extlst" xmlns:r="http://schemas.openxmlformats.org/officeDocument/2006/relationships" xmlns:m="http://schemas.openxmlformats.org/officeDocument/2006/math" xmlns:v="urn:schemas-microsoft-com:vml" xmlns:wp14="http://schemas.microsoft.com/office/word/2010/wordprocessingDrawing" xmlns:wp="http://schemas.openxmlformats.org/drawingml/2006/wordprocessingDrawing" xmlns:w10="urn:schemas-microsoft-com:office:word" xmlns:w="http://schemas.openxmlformats.org/wordprocessingml/2006/main" xmlns:w14="http://schemas.microsoft.com/office/word/2010/wordml" xmlns:w15="http://schemas.microsoft.com/office/word/2012/wordml" xmlns:w16cex="http://schemas.microsoft.com/office/word/2018/wordml/cex" xmlns:w16cid="http://schemas.microsoft.com/office/word/2016/wordml/cid" xmlns:w16="http://schemas.microsoft.com/office/word/2018/wordml" xmlns:w16du="http://schemas.microsoft.com/office/word/2023/wordml/word16du" xmlns:w16sdtdh="http://schemas.microsoft.com/office/word/2020/wordml/sdtdatahash" xmlns:w16sdtfl="http://schemas.microsoft.com/office/word/2024/wordml/sdtformatlock" xmlns:w16se="http://schemas.microsoft.com/office/word/2015/wordml/symex" xmlns:wpg="http://schemas.microsoft.com/office/word/2010/wordprocessingGroup" xmlns:wpi="http://schemas.microsoft.com/office/word/2010/wordprocessingInk" xmlns:wne="http://schemas.microsoft.com/office/word/2006/wordml" xmlns:wps="http://schemas.microsoft.com/office/word/2010/wordprocessingShape" mc:Ignorable="w14 w15 w16se w16cid w16 w16cex w16sdtdh w16sdtfl w16du wp14">
+  <w:p>
     <w:pPr>
       <w:pStyle w:val="Footer"/>
-      <w:jc w:val="end"/>
-      <w:rPr/>
+      <w:jc w:val="right"/>
     </w:pPr>
     <w:r>
-      <w:rPr/>
       <w:fldChar w:fldCharType="begin"/>
     </w:r>
     <w:r>
-      <w:rPr/>
       <w:instrText xml:space="preserve"> PAGE </w:instrText>
     </w:r>
     <w:r>
-      <w:rPr/>
       <w:fldChar w:fldCharType="separate"/>
     </w:r>
     <w:r>
-      <w:rPr/>
       <w:t>1</w:t>
     </w:r>
     <w:r>
-      <w:rPr/>
       <w:fldChar w:fldCharType="end"/>
     </w:r>
   </w:p>
@@ -526,31 +495,25 @@
 </file>
 
 <file path=word/footer6.xml><?xml version="1.0" encoding="utf-8"?>
-<w:ftr xmlns:o="urn:schemas-microsoft-com:office:office" xmlns:r="http://schemas.openxmlformats.org/officeDocument/2006/relationships" xmlns:v="urn:schemas-microsoft-com:vml" xmlns:w="http://schemas.openxmlformats.org/wordprocessingml/2006/main" xmlns:w10="urn:schemas-microsoft-com:office:word" xmlns:wp="http://schemas.openxmlformats.org/drawingml/2006/wordprocessingDrawing" xmlns:pic="http://schemas.openxmlformats.org/drawingml/2006/picture" xmlns:wps="http://schemas.microsoft.com/office/word/2010/wordprocessingShape" xmlns:wpg="http://schemas.microsoft.com/office/word/2010/wordprocessingGroup" xmlns:mc="http://schemas.openxmlformats.org/markup-compatibility/2006" xmlns:wp14="http://schemas.microsoft.com/office/word/2010/wordprocessingDrawing" xmlns:w14="http://schemas.microsoft.com/office/word/2010/wordml" xmlns:w15="http://schemas.microsoft.com/office/word/2012/wordml" mc:Ignorable="w14 wp14 w15">
-  <w:p xmlns:wp14="http://schemas.microsoft.com/office/word/2010/wordml" wp14:textId="77777777">
+<w:ftr xmlns:wpc="http://schemas.microsoft.com/office/word/2010/wordprocessingCanvas" xmlns:cx="http://schemas.microsoft.com/office/drawing/2014/chartex" xmlns:cx1="http://schemas.microsoft.com/office/drawing/2015/9/8/chartex" xmlns:cx2="http://schemas.microsoft.com/office/drawing/2015/10/21/chartex" xmlns:cx3="http://schemas.microsoft.com/office/drawing/2016/5/9/chartex" xmlns:cx4="http://schemas.microsoft.com/office/drawing/2016/5/10/chartex" xmlns:cx5="http://schemas.microsoft.com/office/drawing/2016/5/11/chartex" xmlns:cx6="http://schemas.microsoft.com/office/drawing/2016/5/12/chartex" xmlns:cx7="http://schemas.microsoft.com/office/drawing/2016/5/13/chartex" xmlns:cx8="http://schemas.microsoft.com/office/drawing/2016/5/14/chartex" xmlns:mc="http://schemas.openxmlformats.org/markup-compatibility/2006" xmlns:aink="http://schemas.microsoft.com/office/drawing/2016/ink" xmlns:am3d="http://schemas.microsoft.com/office/drawing/2017/model3d" xmlns:o="urn:schemas-microsoft-com:office:office" xmlns:oel="http://schemas.microsoft.com/office/2019/extlst" xmlns:r="http://schemas.openxmlformats.org/officeDocument/2006/relationships" xmlns:m="http://schemas.openxmlformats.org/officeDocument/2006/math" xmlns:v="urn:schemas-microsoft-com:vml" xmlns:wp14="http://schemas.microsoft.com/office/word/2010/wordprocessingDrawing" xmlns:wp="http://schemas.openxmlformats.org/drawingml/2006/wordprocessingDrawing" xmlns:w10="urn:schemas-microsoft-com:office:word" xmlns:w="http://schemas.openxmlformats.org/wordprocessingml/2006/main" xmlns:w14="http://schemas.microsoft.com/office/word/2010/wordml" xmlns:w15="http://schemas.microsoft.com/office/word/2012/wordml" xmlns:w16cex="http://schemas.microsoft.com/office/word/2018/wordml/cex" xmlns:w16cid="http://schemas.microsoft.com/office/word/2016/wordml/cid" xmlns:w16="http://schemas.microsoft.com/office/word/2018/wordml" xmlns:w16du="http://schemas.microsoft.com/office/word/2023/wordml/word16du" xmlns:w16sdtdh="http://schemas.microsoft.com/office/word/2020/wordml/sdtdatahash" xmlns:w16sdtfl="http://schemas.microsoft.com/office/word/2024/wordml/sdtformatlock" xmlns:w16se="http://schemas.microsoft.com/office/word/2015/wordml/symex" xmlns:wpg="http://schemas.microsoft.com/office/word/2010/wordprocessingGroup" xmlns:wpi="http://schemas.microsoft.com/office/word/2010/wordprocessingInk" xmlns:wne="http://schemas.microsoft.com/office/word/2006/wordml" xmlns:wps="http://schemas.microsoft.com/office/word/2010/wordprocessingShape" mc:Ignorable="w14 w15 w16se w16cid w16 w16cex w16sdtdh w16sdtfl w16du wp14">
+  <w:p>
     <w:pPr>
       <w:pStyle w:val="Footer"/>
-      <w:jc w:val="end"/>
-      <w:rPr/>
+      <w:jc w:val="right"/>
     </w:pPr>
     <w:r>
-      <w:rPr/>
       <w:fldChar w:fldCharType="begin"/>
     </w:r>
     <w:r>
-      <w:rPr/>
       <w:instrText xml:space="preserve"> PAGE </w:instrText>
     </w:r>
     <w:r>
-      <w:rPr/>
       <w:fldChar w:fldCharType="separate"/>
     </w:r>
     <w:r>
-      <w:rPr/>
       <w:t>1</w:t>
     </w:r>
     <w:r>
-      <w:rPr/>
       <w:fldChar w:fldCharType="end"/>
     </w:r>
   </w:p>
@@ -558,45 +521,35 @@
 </file>
 
 <file path=word/footer7.xml><?xml version="1.0" encoding="utf-8"?>
-<w:ftr xmlns:o="urn:schemas-microsoft-com:office:office" xmlns:r="http://schemas.openxmlformats.org/officeDocument/2006/relationships" xmlns:v="urn:schemas-microsoft-com:vml" xmlns:w="http://schemas.openxmlformats.org/wordprocessingml/2006/main" xmlns:w10="urn:schemas-microsoft-com:office:word" xmlns:wp="http://schemas.openxmlformats.org/drawingml/2006/wordprocessingDrawing" xmlns:pic="http://schemas.openxmlformats.org/drawingml/2006/picture" xmlns:wps="http://schemas.microsoft.com/office/word/2010/wordprocessingShape" xmlns:wpg="http://schemas.microsoft.com/office/word/2010/wordprocessingGroup" xmlns:mc="http://schemas.openxmlformats.org/markup-compatibility/2006" xmlns:wp14="http://schemas.microsoft.com/office/word/2010/wordprocessingDrawing" xmlns:w14="http://schemas.microsoft.com/office/word/2010/wordml" xmlns:w15="http://schemas.microsoft.com/office/word/2012/wordml" mc:Ignorable="w14 wp14 w15">
-  <w:p xmlns:wp14="http://schemas.microsoft.com/office/word/2010/wordml" wp14:textId="77777777">
+<w:ftr xmlns:wpc="http://schemas.microsoft.com/office/word/2010/wordprocessingCanvas" xmlns:cx="http://schemas.microsoft.com/office/drawing/2014/chartex" xmlns:cx1="http://schemas.microsoft.com/office/drawing/2015/9/8/chartex" xmlns:cx2="http://schemas.microsoft.com/office/drawing/2015/10/21/chartex" xmlns:cx3="http://schemas.microsoft.com/office/drawing/2016/5/9/chartex" xmlns:cx4="http://schemas.microsoft.com/office/drawing/2016/5/10/chartex" xmlns:cx5="http://schemas.microsoft.com/office/drawing/2016/5/11/chartex" xmlns:cx6="http://schemas.microsoft.com/office/drawing/2016/5/12/chartex" xmlns:cx7="http://schemas.microsoft.com/office/drawing/2016/5/13/chartex" xmlns:cx8="http://schemas.microsoft.com/office/drawing/2016/5/14/chartex" xmlns:mc="http://schemas.openxmlformats.org/markup-compatibility/2006" xmlns:aink="http://schemas.microsoft.com/office/drawing/2016/ink" xmlns:am3d="http://schemas.microsoft.com/office/drawing/2017/model3d" xmlns:o="urn:schemas-microsoft-com:office:office" xmlns:oel="http://schemas.microsoft.com/office/2019/extlst" xmlns:r="http://schemas.openxmlformats.org/officeDocument/2006/relationships" xmlns:m="http://schemas.openxmlformats.org/officeDocument/2006/math" xmlns:v="urn:schemas-microsoft-com:vml" xmlns:wp14="http://schemas.microsoft.com/office/word/2010/wordprocessingDrawing" xmlns:wp="http://schemas.openxmlformats.org/drawingml/2006/wordprocessingDrawing" xmlns:w10="urn:schemas-microsoft-com:office:word" xmlns:w="http://schemas.openxmlformats.org/wordprocessingml/2006/main" xmlns:w14="http://schemas.microsoft.com/office/word/2010/wordml" xmlns:w15="http://schemas.microsoft.com/office/word/2012/wordml" xmlns:w16cex="http://schemas.microsoft.com/office/word/2018/wordml/cex" xmlns:w16cid="http://schemas.microsoft.com/office/word/2016/wordml/cid" xmlns:w16="http://schemas.microsoft.com/office/word/2018/wordml" xmlns:w16du="http://schemas.microsoft.com/office/word/2023/wordml/word16du" xmlns:w16sdtdh="http://schemas.microsoft.com/office/word/2020/wordml/sdtdatahash" xmlns:w16sdtfl="http://schemas.microsoft.com/office/word/2024/wordml/sdtformatlock" xmlns:w16se="http://schemas.microsoft.com/office/word/2015/wordml/symex" xmlns:wpg="http://schemas.microsoft.com/office/word/2010/wordprocessingGroup" xmlns:wpi="http://schemas.microsoft.com/office/word/2010/wordprocessingInk" xmlns:wne="http://schemas.microsoft.com/office/word/2006/wordml" xmlns:wps="http://schemas.microsoft.com/office/word/2010/wordprocessingShape" mc:Ignorable="w14 w15 w16se w16cid w16 w16cex w16sdtdh w16sdtfl w16du wp14">
+  <w:p>
     <w:pPr>
       <w:pStyle w:val="Footer"/>
-      <w:rPr/>
-    </w:pPr>
-    <w:r>
-      <w:rPr/>
-    </w:r>
+    </w:pPr>
   </w:p>
 </w:ftr>
 </file>
 
 <file path=word/footer8.xml><?xml version="1.0" encoding="utf-8"?>
-<w:ftr xmlns:o="urn:schemas-microsoft-com:office:office" xmlns:r="http://schemas.openxmlformats.org/officeDocument/2006/relationships" xmlns:v="urn:schemas-microsoft-com:vml" xmlns:w="http://schemas.openxmlformats.org/wordprocessingml/2006/main" xmlns:w10="urn:schemas-microsoft-com:office:word" xmlns:wp="http://schemas.openxmlformats.org/drawingml/2006/wordprocessingDrawing" xmlns:pic="http://schemas.openxmlformats.org/drawingml/2006/picture" xmlns:wps="http://schemas.microsoft.com/office/word/2010/wordprocessingShape" xmlns:wpg="http://schemas.microsoft.com/office/word/2010/wordprocessingGroup" xmlns:mc="http://schemas.openxmlformats.org/markup-compatibility/2006" xmlns:wp14="http://schemas.microsoft.com/office/word/2010/wordprocessingDrawing" xmlns:w14="http://schemas.microsoft.com/office/word/2010/wordml" xmlns:w15="http://schemas.microsoft.com/office/word/2012/wordml" mc:Ignorable="w14 wp14 w15">
-  <w:p xmlns:wp14="http://schemas.microsoft.com/office/word/2010/wordml" wp14:textId="77777777">
+<w:ftr xmlns:wpc="http://schemas.microsoft.com/office/word/2010/wordprocessingCanvas" xmlns:cx="http://schemas.microsoft.com/office/drawing/2014/chartex" xmlns:cx1="http://schemas.microsoft.com/office/drawing/2015/9/8/chartex" xmlns:cx2="http://schemas.microsoft.com/office/drawing/2015/10/21/chartex" xmlns:cx3="http://schemas.microsoft.com/office/drawing/2016/5/9/chartex" xmlns:cx4="http://schemas.microsoft.com/office/drawing/2016/5/10/chartex" xmlns:cx5="http://schemas.microsoft.com/office/drawing/2016/5/11/chartex" xmlns:cx6="http://schemas.microsoft.com/office/drawing/2016/5/12/chartex" xmlns:cx7="http://schemas.microsoft.com/office/drawing/2016/5/13/chartex" xmlns:cx8="http://schemas.microsoft.com/office/drawing/2016/5/14/chartex" xmlns:mc="http://schemas.openxmlformats.org/markup-compatibility/2006" xmlns:aink="http://schemas.microsoft.com/office/drawing/2016/ink" xmlns:am3d="http://schemas.microsoft.com/office/drawing/2017/model3d" xmlns:o="urn:schemas-microsoft-com:office:office" xmlns:oel="http://schemas.microsoft.com/office/2019/extlst" xmlns:r="http://schemas.openxmlformats.org/officeDocument/2006/relationships" xmlns:m="http://schemas.openxmlformats.org/officeDocument/2006/math" xmlns:v="urn:schemas-microsoft-com:vml" xmlns:wp14="http://schemas.microsoft.com/office/word/2010/wordprocessingDrawing" xmlns:wp="http://schemas.openxmlformats.org/drawingml/2006/wordprocessingDrawing" xmlns:w10="urn:schemas-microsoft-com:office:word" xmlns:w="http://schemas.openxmlformats.org/wordprocessingml/2006/main" xmlns:w14="http://schemas.microsoft.com/office/word/2010/wordml" xmlns:w15="http://schemas.microsoft.com/office/word/2012/wordml" xmlns:w16cex="http://schemas.microsoft.com/office/word/2018/wordml/cex" xmlns:w16cid="http://schemas.microsoft.com/office/word/2016/wordml/cid" xmlns:w16="http://schemas.microsoft.com/office/word/2018/wordml" xmlns:w16du="http://schemas.microsoft.com/office/word/2023/wordml/word16du" xmlns:w16sdtdh="http://schemas.microsoft.com/office/word/2020/wordml/sdtdatahash" xmlns:w16sdtfl="http://schemas.microsoft.com/office/word/2024/wordml/sdtformatlock" xmlns:w16se="http://schemas.microsoft.com/office/word/2015/wordml/symex" xmlns:wpg="http://schemas.microsoft.com/office/word/2010/wordprocessingGroup" xmlns:wpi="http://schemas.microsoft.com/office/word/2010/wordprocessingInk" xmlns:wne="http://schemas.microsoft.com/office/word/2006/wordml" xmlns:wps="http://schemas.microsoft.com/office/word/2010/wordprocessingShape" mc:Ignorable="w14 w15 w16se w16cid w16 w16cex w16sdtdh w16sdtfl w16du wp14">
+  <w:p>
     <w:pPr>
       <w:pStyle w:val="Footer"/>
-      <w:jc w:val="end"/>
-      <w:rPr/>
+      <w:jc w:val="right"/>
     </w:pPr>
     <w:r>
-      <w:rPr/>
       <w:fldChar w:fldCharType="begin"/>
     </w:r>
     <w:r>
-      <w:rPr/>
       <w:instrText xml:space="preserve"> PAGE </w:instrText>
     </w:r>
     <w:r>
-      <w:rPr/>
       <w:fldChar w:fldCharType="separate"/>
     </w:r>
     <w:r>
-      <w:rPr/>
       <w:t>2</w:t>
     </w:r>
     <w:r>
-      <w:rPr/>
       <w:fldChar w:fldCharType="end"/>
     </w:r>
   </w:p>
@@ -604,31 +557,25 @@
 </file>
 
 <file path=word/footer9.xml><?xml version="1.0" encoding="utf-8"?>
-<w:ftr xmlns:o="urn:schemas-microsoft-com:office:office" xmlns:r="http://schemas.openxmlformats.org/officeDocument/2006/relationships" xmlns:v="urn:schemas-microsoft-com:vml" xmlns:w="http://schemas.openxmlformats.org/wordprocessingml/2006/main" xmlns:w10="urn:schemas-microsoft-com:office:word" xmlns:wp="http://schemas.openxmlformats.org/drawingml/2006/wordprocessingDrawing" xmlns:pic="http://schemas.openxmlformats.org/drawingml/2006/picture" xmlns:wps="http://schemas.microsoft.com/office/word/2010/wordprocessingShape" xmlns:wpg="http://schemas.microsoft.com/office/word/2010/wordprocessingGroup" xmlns:mc="http://schemas.openxmlformats.org/markup-compatibility/2006" xmlns:wp14="http://schemas.microsoft.com/office/word/2010/wordprocessingDrawing" xmlns:w14="http://schemas.microsoft.com/office/word/2010/wordml" xmlns:w15="http://schemas.microsoft.com/office/word/2012/wordml" mc:Ignorable="w14 wp14 w15">
-  <w:p xmlns:wp14="http://schemas.microsoft.com/office/word/2010/wordml" wp14:textId="77777777">
+<w:ftr xmlns:wpc="http://schemas.microsoft.com/office/word/2010/wordprocessingCanvas" xmlns:cx="http://schemas.microsoft.com/office/drawing/2014/chartex" xmlns:cx1="http://schemas.microsoft.com/office/drawing/2015/9/8/chartex" xmlns:cx2="http://schemas.microsoft.com/office/drawing/2015/10/21/chartex" xmlns:cx3="http://schemas.microsoft.com/office/drawing/2016/5/9/chartex" xmlns:cx4="http://schemas.microsoft.com/office/drawing/2016/5/10/chartex" xmlns:cx5="http://schemas.microsoft.com/office/drawing/2016/5/11/chartex" xmlns:cx6="http://schemas.microsoft.com/office/drawing/2016/5/12/chartex" xmlns:cx7="http://schemas.microsoft.com/office/drawing/2016/5/13/chartex" xmlns:cx8="http://schemas.microsoft.com/office/drawing/2016/5/14/chartex" xmlns:mc="http://schemas.openxmlformats.org/markup-compatibility/2006" xmlns:aink="http://schemas.microsoft.com/office/drawing/2016/ink" xmlns:am3d="http://schemas.microsoft.com/office/drawing/2017/model3d" xmlns:o="urn:schemas-microsoft-com:office:office" xmlns:oel="http://schemas.microsoft.com/office/2019/extlst" xmlns:r="http://schemas.openxmlformats.org/officeDocument/2006/relationships" xmlns:m="http://schemas.openxmlformats.org/officeDocument/2006/math" xmlns:v="urn:schemas-microsoft-com:vml" xmlns:wp14="http://schemas.microsoft.com/office/word/2010/wordprocessingDrawing" xmlns:wp="http://schemas.openxmlformats.org/drawingml/2006/wordprocessingDrawing" xmlns:w10="urn:schemas-microsoft-com:office:word" xmlns:w="http://schemas.openxmlformats.org/wordprocessingml/2006/main" xmlns:w14="http://schemas.microsoft.com/office/word/2010/wordml" xmlns:w15="http://schemas.microsoft.com/office/word/2012/wordml" xmlns:w16cex="http://schemas.microsoft.com/office/word/2018/wordml/cex" xmlns:w16cid="http://schemas.microsoft.com/office/word/2016/wordml/cid" xmlns:w16="http://schemas.microsoft.com/office/word/2018/wordml" xmlns:w16du="http://schemas.microsoft.com/office/word/2023/wordml/word16du" xmlns:w16sdtdh="http://schemas.microsoft.com/office/word/2020/wordml/sdtdatahash" xmlns:w16sdtfl="http://schemas.microsoft.com/office/word/2024/wordml/sdtformatlock" xmlns:w16se="http://schemas.microsoft.com/office/word/2015/wordml/symex" xmlns:wpg="http://schemas.microsoft.com/office/word/2010/wordprocessingGroup" xmlns:wpi="http://schemas.microsoft.com/office/word/2010/wordprocessingInk" xmlns:wne="http://schemas.microsoft.com/office/word/2006/wordml" xmlns:wps="http://schemas.microsoft.com/office/word/2010/wordprocessingShape" mc:Ignorable="w14 w15 w16se w16cid w16 w16cex w16sdtdh w16sdtfl w16du wp14">
+  <w:p>
     <w:pPr>
       <w:pStyle w:val="Footer"/>
-      <w:jc w:val="end"/>
-      <w:rPr/>
+      <w:jc w:val="right"/>
     </w:pPr>
     <w:r>
-      <w:rPr/>
       <w:fldChar w:fldCharType="begin"/>
     </w:r>
     <w:r>
-      <w:rPr/>
       <w:instrText xml:space="preserve"> PAGE </w:instrText>
     </w:r>
     <w:r>
-      <w:rPr/>
       <w:fldChar w:fldCharType="separate"/>
     </w:r>
     <w:r>
-      <w:rPr/>
       <w:t>2</w:t>
     </w:r>
     <w:r>
-      <w:rPr/>
       <w:fldChar w:fldCharType="end"/>
     </w:r>
   </w:p>
@@ -655,476 +602,373 @@
 </file>
 
 <file path=word/header1.xml><?xml version="1.0" encoding="utf-8"?>
-<w:hdr xmlns:o="urn:schemas-microsoft-com:office:office" xmlns:r="http://schemas.openxmlformats.org/officeDocument/2006/relationships" xmlns:v="urn:schemas-microsoft-com:vml" xmlns:w="http://schemas.openxmlformats.org/wordprocessingml/2006/main" xmlns:w10="urn:schemas-microsoft-com:office:word" xmlns:wp="http://schemas.openxmlformats.org/drawingml/2006/wordprocessingDrawing" xmlns:pic="http://schemas.openxmlformats.org/drawingml/2006/picture" xmlns:wps="http://schemas.microsoft.com/office/word/2010/wordprocessingShape" xmlns:wpg="http://schemas.microsoft.com/office/word/2010/wordprocessingGroup" xmlns:mc="http://schemas.openxmlformats.org/markup-compatibility/2006" xmlns:wp14="http://schemas.microsoft.com/office/word/2010/wordprocessingDrawing" xmlns:w14="http://schemas.microsoft.com/office/word/2010/wordml" xmlns:w15="http://schemas.microsoft.com/office/word/2012/wordml" mc:Ignorable="w14 wp14 w15">
-  <w:p xmlns:wp14="http://schemas.microsoft.com/office/word/2010/wordml" wp14:textId="77777777">
+<w:hdr xmlns:wpc="http://schemas.microsoft.com/office/word/2010/wordprocessingCanvas" xmlns:cx="http://schemas.microsoft.com/office/drawing/2014/chartex" xmlns:cx1="http://schemas.microsoft.com/office/drawing/2015/9/8/chartex" xmlns:cx2="http://schemas.microsoft.com/office/drawing/2015/10/21/chartex" xmlns:cx3="http://schemas.microsoft.com/office/drawing/2016/5/9/chartex" xmlns:cx4="http://schemas.microsoft.com/office/drawing/2016/5/10/chartex" xmlns:cx5="http://schemas.microsoft.com/office/drawing/2016/5/11/chartex" xmlns:cx6="http://schemas.microsoft.com/office/drawing/2016/5/12/chartex" xmlns:cx7="http://schemas.microsoft.com/office/drawing/2016/5/13/chartex" xmlns:cx8="http://schemas.microsoft.com/office/drawing/2016/5/14/chartex" xmlns:mc="http://schemas.openxmlformats.org/markup-compatibility/2006" xmlns:aink="http://schemas.microsoft.com/office/drawing/2016/ink" xmlns:am3d="http://schemas.microsoft.com/office/drawing/2017/model3d" xmlns:o="urn:schemas-microsoft-com:office:office" xmlns:oel="http://schemas.microsoft.com/office/2019/extlst" xmlns:r="http://schemas.openxmlformats.org/officeDocument/2006/relationships" xmlns:m="http://schemas.openxmlformats.org/officeDocument/2006/math" xmlns:v="urn:schemas-microsoft-com:vml" xmlns:wp14="http://schemas.microsoft.com/office/word/2010/wordprocessingDrawing" xmlns:wp="http://schemas.openxmlformats.org/drawingml/2006/wordprocessingDrawing" xmlns:w10="urn:schemas-microsoft-com:office:word" xmlns:w="http://schemas.openxmlformats.org/wordprocessingml/2006/main" xmlns:w14="http://schemas.microsoft.com/office/word/2010/wordml" xmlns:w15="http://schemas.microsoft.com/office/word/2012/wordml" xmlns:w16cex="http://schemas.microsoft.com/office/word/2018/wordml/cex" xmlns:w16cid="http://schemas.microsoft.com/office/word/2016/wordml/cid" xmlns:w16="http://schemas.microsoft.com/office/word/2018/wordml" xmlns:w16du="http://schemas.microsoft.com/office/word/2023/wordml/word16du" xmlns:w16sdtdh="http://schemas.microsoft.com/office/word/2020/wordml/sdtdatahash" xmlns:w16sdtfl="http://schemas.microsoft.com/office/word/2024/wordml/sdtformatlock" xmlns:w16se="http://schemas.microsoft.com/office/word/2015/wordml/symex" xmlns:wpg="http://schemas.microsoft.com/office/word/2010/wordprocessingGroup" xmlns:wpi="http://schemas.microsoft.com/office/word/2010/wordprocessingInk" xmlns:wne="http://schemas.microsoft.com/office/word/2006/wordml" xmlns:wps="http://schemas.microsoft.com/office/word/2010/wordprocessingShape" mc:Ignorable="w14 w15 w16se w16cid w16 w16cex w16sdtdh w16sdtfl w16du wp14">
+  <w:p>
     <w:pPr>
       <w:pStyle w:val="Header"/>
-      <w:rPr/>
-    </w:pPr>
-    <w:r>
-      <w:rPr/>
-    </w:r>
+    </w:pPr>
   </w:p>
 </w:hdr>
 </file>
 
 <file path=word/header2.xml><?xml version="1.0" encoding="utf-8"?>
-<w:hdr xmlns:o="urn:schemas-microsoft-com:office:office" xmlns:r="http://schemas.openxmlformats.org/officeDocument/2006/relationships" xmlns:v="urn:schemas-microsoft-com:vml" xmlns:w="http://schemas.openxmlformats.org/wordprocessingml/2006/main" xmlns:w10="urn:schemas-microsoft-com:office:word" xmlns:wp="http://schemas.openxmlformats.org/drawingml/2006/wordprocessingDrawing" xmlns:pic="http://schemas.openxmlformats.org/drawingml/2006/picture" xmlns:wps="http://schemas.microsoft.com/office/word/2010/wordprocessingShape" xmlns:wpg="http://schemas.microsoft.com/office/word/2010/wordprocessingGroup" xmlns:mc="http://schemas.openxmlformats.org/markup-compatibility/2006" xmlns:wp14="http://schemas.microsoft.com/office/word/2010/wordprocessingDrawing" xmlns:w14="http://schemas.microsoft.com/office/word/2010/wordml" xmlns:w15="http://schemas.microsoft.com/office/word/2012/wordml" mc:Ignorable="w14 wp14 w15">
-  <w:p xmlns:wp14="http://schemas.microsoft.com/office/word/2010/wordml" wp14:textId="77777777">
+<w:hdr xmlns:wpc="http://schemas.microsoft.com/office/word/2010/wordprocessingCanvas" xmlns:cx="http://schemas.microsoft.com/office/drawing/2014/chartex" xmlns:cx1="http://schemas.microsoft.com/office/drawing/2015/9/8/chartex" xmlns:cx2="http://schemas.microsoft.com/office/drawing/2015/10/21/chartex" xmlns:cx3="http://schemas.microsoft.com/office/drawing/2016/5/9/chartex" xmlns:cx4="http://schemas.microsoft.com/office/drawing/2016/5/10/chartex" xmlns:cx5="http://schemas.microsoft.com/office/drawing/2016/5/11/chartex" xmlns:cx6="http://schemas.microsoft.com/office/drawing/2016/5/12/chartex" xmlns:cx7="http://schemas.microsoft.com/office/drawing/2016/5/13/chartex" xmlns:cx8="http://schemas.microsoft.com/office/drawing/2016/5/14/chartex" xmlns:mc="http://schemas.openxmlformats.org/markup-compatibility/2006" xmlns:aink="http://schemas.microsoft.com/office/drawing/2016/ink" xmlns:am3d="http://schemas.microsoft.com/office/drawing/2017/model3d" xmlns:o="urn:schemas-microsoft-com:office:office" xmlns:oel="http://schemas.microsoft.com/office/2019/extlst" xmlns:r="http://schemas.openxmlformats.org/officeDocument/2006/relationships" xmlns:m="http://schemas.openxmlformats.org/officeDocument/2006/math" xmlns:v="urn:schemas-microsoft-com:vml" xmlns:wp14="http://schemas.microsoft.com/office/word/2010/wordprocessingDrawing" xmlns:wp="http://schemas.openxmlformats.org/drawingml/2006/wordprocessingDrawing" xmlns:w10="urn:schemas-microsoft-com:office:word" xmlns:w="http://schemas.openxmlformats.org/wordprocessingml/2006/main" xmlns:w14="http://schemas.microsoft.com/office/word/2010/wordml" xmlns:w15="http://schemas.microsoft.com/office/word/2012/wordml" xmlns:w16cex="http://schemas.microsoft.com/office/word/2018/wordml/cex" xmlns:w16cid="http://schemas.microsoft.com/office/word/2016/wordml/cid" xmlns:w16="http://schemas.microsoft.com/office/word/2018/wordml" xmlns:w16du="http://schemas.microsoft.com/office/word/2023/wordml/word16du" xmlns:w16sdtdh="http://schemas.microsoft.com/office/word/2020/wordml/sdtdatahash" xmlns:w16sdtfl="http://schemas.microsoft.com/office/word/2024/wordml/sdtformatlock" xmlns:w16se="http://schemas.microsoft.com/office/word/2015/wordml/symex" xmlns:wpg="http://schemas.microsoft.com/office/word/2010/wordprocessingGroup" xmlns:wpi="http://schemas.microsoft.com/office/word/2010/wordprocessingInk" xmlns:wne="http://schemas.microsoft.com/office/word/2006/wordml" xmlns:wps="http://schemas.microsoft.com/office/word/2010/wordprocessingShape" mc:Ignorable="w14 w15 w16se w16cid w16 w16cex w16sdtdh w16sdtfl w16du wp14">
+  <w:p>
     <w:pPr>
       <w:pStyle w:val="Header"/>
-      <w:rPr/>
-    </w:pPr>
-    <w:r>
-      <w:rPr/>
-    </w:r>
+    </w:pPr>
   </w:p>
-  <w:p xmlns:wp14="http://schemas.microsoft.com/office/word/2010/wordml" wp14:textId="77777777">
+  <w:p>
     <w:pPr>
       <w:pStyle w:val="Header"/>
       <w:pBdr>
-        <w:bottom w:val="single" w:color="000000" w:sz="2" w:space="1"/>
+        <w:bottom w:val="single" w:sz="2" w:space="1" w:color="000000"/>
       </w:pBdr>
-      <w:rPr/>
-    </w:pPr>
-    <w:r>
-      <w:rPr/>
-    </w:r>
+    </w:pPr>
   </w:p>
 </w:hdr>
 </file>
 
 <file path=word/header3.xml><?xml version="1.0" encoding="utf-8"?>
-<w:hdr xmlns:o="urn:schemas-microsoft-com:office:office" xmlns:r="http://schemas.openxmlformats.org/officeDocument/2006/relationships" xmlns:v="urn:schemas-microsoft-com:vml" xmlns:w="http://schemas.openxmlformats.org/wordprocessingml/2006/main" xmlns:w10="urn:schemas-microsoft-com:office:word" xmlns:wp="http://schemas.openxmlformats.org/drawingml/2006/wordprocessingDrawing" xmlns:pic="http://schemas.openxmlformats.org/drawingml/2006/picture" xmlns:wps="http://schemas.microsoft.com/office/word/2010/wordprocessingShape" xmlns:wpg="http://schemas.microsoft.com/office/word/2010/wordprocessingGroup" xmlns:mc="http://schemas.openxmlformats.org/markup-compatibility/2006" xmlns:wp14="http://schemas.microsoft.com/office/word/2010/wordprocessingDrawing" xmlns:w14="http://schemas.microsoft.com/office/word/2010/wordml" xmlns:w15="http://schemas.microsoft.com/office/word/2012/wordml" mc:Ignorable="w14 wp14 w15">
-  <w:p xmlns:wp14="http://schemas.microsoft.com/office/word/2010/wordml" wp14:textId="77777777">
+<w:hdr xmlns:wpc="http://schemas.microsoft.com/office/word/2010/wordprocessingCanvas" xmlns:cx="http://schemas.microsoft.com/office/drawing/2014/chartex" xmlns:cx1="http://schemas.microsoft.com/office/drawing/2015/9/8/chartex" xmlns:cx2="http://schemas.microsoft.com/office/drawing/2015/10/21/chartex" xmlns:cx3="http://schemas.microsoft.com/office/drawing/2016/5/9/chartex" xmlns:cx4="http://schemas.microsoft.com/office/drawing/2016/5/10/chartex" xmlns:cx5="http://schemas.microsoft.com/office/drawing/2016/5/11/chartex" xmlns:cx6="http://schemas.microsoft.com/office/drawing/2016/5/12/chartex" xmlns:cx7="http://schemas.microsoft.com/office/drawing/2016/5/13/chartex" xmlns:cx8="http://schemas.microsoft.com/office/drawing/2016/5/14/chartex" xmlns:mc="http://schemas.openxmlformats.org/markup-compatibility/2006" xmlns:aink="http://schemas.microsoft.com/office/drawing/2016/ink" xmlns:am3d="http://schemas.microsoft.com/office/drawing/2017/model3d" xmlns:o="urn:schemas-microsoft-com:office:office" xmlns:oel="http://schemas.microsoft.com/office/2019/extlst" xmlns:r="http://schemas.openxmlformats.org/officeDocument/2006/relationships" xmlns:m="http://schemas.openxmlformats.org/officeDocument/2006/math" xmlns:v="urn:schemas-microsoft-com:vml" xmlns:wp14="http://schemas.microsoft.com/office/word/2010/wordprocessingDrawing" xmlns:wp="http://schemas.openxmlformats.org/drawingml/2006/wordprocessingDrawing" xmlns:w10="urn:schemas-microsoft-com:office:word" xmlns:w="http://schemas.openxmlformats.org/wordprocessingml/2006/main" xmlns:w14="http://schemas.microsoft.com/office/word/2010/wordml" xmlns:w15="http://schemas.microsoft.com/office/word/2012/wordml" xmlns:w16cex="http://schemas.microsoft.com/office/word/2018/wordml/cex" xmlns:w16cid="http://schemas.microsoft.com/office/word/2016/wordml/cid" xmlns:w16="http://schemas.microsoft.com/office/word/2018/wordml" xmlns:w16du="http://schemas.microsoft.com/office/word/2023/wordml/word16du" xmlns:w16sdtdh="http://schemas.microsoft.com/office/word/2020/wordml/sdtdatahash" xmlns:w16sdtfl="http://schemas.microsoft.com/office/word/2024/wordml/sdtformatlock" xmlns:w16se="http://schemas.microsoft.com/office/word/2015/wordml/symex" xmlns:wpg="http://schemas.microsoft.com/office/word/2010/wordprocessingGroup" xmlns:wpi="http://schemas.microsoft.com/office/word/2010/wordprocessingInk" xmlns:wne="http://schemas.microsoft.com/office/word/2006/wordml" xmlns:wps="http://schemas.microsoft.com/office/word/2010/wordprocessingShape" mc:Ignorable="w14 w15 w16se w16cid w16 w16cex w16sdtdh w16sdtfl w16du wp14">
+  <w:p>
     <w:pPr>
       <w:pStyle w:val="Header"/>
-      <w:rPr/>
-    </w:pPr>
-    <w:r>
-      <w:rPr/>
-    </w:r>
+    </w:pPr>
   </w:p>
-  <w:p xmlns:wp14="http://schemas.microsoft.com/office/word/2010/wordml" wp14:textId="77777777">
+  <w:p>
     <w:pPr>
       <w:pStyle w:val="Header"/>
       <w:pBdr>
-        <w:bottom w:val="single" w:color="000000" w:sz="2" w:space="1"/>
+        <w:bottom w:val="single" w:sz="2" w:space="1" w:color="000000"/>
       </w:pBdr>
-      <w:rPr/>
-    </w:pPr>
-    <w:r>
-      <w:rPr/>
-    </w:r>
+    </w:pPr>
   </w:p>
 </w:hdr>
 </file>
 
 <file path=word/header4.xml><?xml version="1.0" encoding="utf-8"?>
-<w:hdr xmlns:o="urn:schemas-microsoft-com:office:office" xmlns:r="http://schemas.openxmlformats.org/officeDocument/2006/relationships" xmlns:v="urn:schemas-microsoft-com:vml" xmlns:w="http://schemas.openxmlformats.org/wordprocessingml/2006/main" xmlns:w10="urn:schemas-microsoft-com:office:word" xmlns:wp="http://schemas.openxmlformats.org/drawingml/2006/wordprocessingDrawing" xmlns:pic="http://schemas.openxmlformats.org/drawingml/2006/picture" xmlns:wps="http://schemas.microsoft.com/office/word/2010/wordprocessingShape" xmlns:wpg="http://schemas.microsoft.com/office/word/2010/wordprocessingGroup" xmlns:mc="http://schemas.openxmlformats.org/markup-compatibility/2006" xmlns:wp14="http://schemas.microsoft.com/office/word/2010/wordprocessingDrawing" xmlns:w14="http://schemas.microsoft.com/office/word/2010/wordml" xmlns:w15="http://schemas.microsoft.com/office/word/2012/wordml" mc:Ignorable="w14 wp14 w15">
-  <w:p xmlns:wp14="http://schemas.microsoft.com/office/word/2010/wordml" wp14:textId="77777777">
+<w:hdr xmlns:wpc="http://schemas.microsoft.com/office/word/2010/wordprocessingCanvas" xmlns:cx="http://schemas.microsoft.com/office/drawing/2014/chartex" xmlns:cx1="http://schemas.microsoft.com/office/drawing/2015/9/8/chartex" xmlns:cx2="http://schemas.microsoft.com/office/drawing/2015/10/21/chartex" xmlns:cx3="http://schemas.microsoft.com/office/drawing/2016/5/9/chartex" xmlns:cx4="http://schemas.microsoft.com/office/drawing/2016/5/10/chartex" xmlns:cx5="http://schemas.microsoft.com/office/drawing/2016/5/11/chartex" xmlns:cx6="http://schemas.microsoft.com/office/drawing/2016/5/12/chartex" xmlns:cx7="http://schemas.microsoft.com/office/drawing/2016/5/13/chartex" xmlns:cx8="http://schemas.microsoft.com/office/drawing/2016/5/14/chartex" xmlns:mc="http://schemas.openxmlformats.org/markup-compatibility/2006" xmlns:aink="http://schemas.microsoft.com/office/drawing/2016/ink" xmlns:am3d="http://schemas.microsoft.com/office/drawing/2017/model3d" xmlns:o="urn:schemas-microsoft-com:office:office" xmlns:oel="http://schemas.microsoft.com/office/2019/extlst" xmlns:r="http://schemas.openxmlformats.org/officeDocument/2006/relationships" xmlns:m="http://schemas.openxmlformats.org/officeDocument/2006/math" xmlns:v="urn:schemas-microsoft-com:vml" xmlns:wp14="http://schemas.microsoft.com/office/word/2010/wordprocessingDrawing" xmlns:wp="http://schemas.openxmlformats.org/drawingml/2006/wordprocessingDrawing" xmlns:w10="urn:schemas-microsoft-com:office:word" xmlns:w="http://schemas.openxmlformats.org/wordprocessingml/2006/main" xmlns:w14="http://schemas.microsoft.com/office/word/2010/wordml" xmlns:w15="http://schemas.microsoft.com/office/word/2012/wordml" xmlns:w16cex="http://schemas.microsoft.com/office/word/2018/wordml/cex" xmlns:w16cid="http://schemas.microsoft.com/office/word/2016/wordml/cid" xmlns:w16="http://schemas.microsoft.com/office/word/2018/wordml" xmlns:w16du="http://schemas.microsoft.com/office/word/2023/wordml/word16du" xmlns:w16sdtdh="http://schemas.microsoft.com/office/word/2020/wordml/sdtdatahash" xmlns:w16sdtfl="http://schemas.microsoft.com/office/word/2024/wordml/sdtformatlock" xmlns:w16se="http://schemas.microsoft.com/office/word/2015/wordml/symex" xmlns:wpg="http://schemas.microsoft.com/office/word/2010/wordprocessingGroup" xmlns:wpi="http://schemas.microsoft.com/office/word/2010/wordprocessingInk" xmlns:wne="http://schemas.microsoft.com/office/word/2006/wordml" xmlns:wps="http://schemas.microsoft.com/office/word/2010/wordprocessingShape" mc:Ignorable="w14 w15 w16se w16cid w16 w16cex w16sdtdh w16sdtfl w16du wp14">
+  <w:p>
     <w:pPr>
       <w:pStyle w:val="Header"/>
-      <w:rPr/>
-    </w:pPr>
-    <w:r>
-      <w:rPr/>
-    </w:r>
+    </w:pPr>
   </w:p>
 </w:hdr>
 </file>
 
 <file path=word/header5.xml><?xml version="1.0" encoding="utf-8"?>
-<w:hdr xmlns:o="urn:schemas-microsoft-com:office:office" xmlns:r="http://schemas.openxmlformats.org/officeDocument/2006/relationships" xmlns:v="urn:schemas-microsoft-com:vml" xmlns:w="http://schemas.openxmlformats.org/wordprocessingml/2006/main" xmlns:w10="urn:schemas-microsoft-com:office:word" xmlns:wp="http://schemas.openxmlformats.org/drawingml/2006/wordprocessingDrawing" xmlns:pic="http://schemas.openxmlformats.org/drawingml/2006/picture" xmlns:wps="http://schemas.microsoft.com/office/word/2010/wordprocessingShape" xmlns:wpg="http://schemas.microsoft.com/office/word/2010/wordprocessingGroup" xmlns:mc="http://schemas.openxmlformats.org/markup-compatibility/2006" xmlns:wp14="http://schemas.microsoft.com/office/word/2010/wordprocessingDrawing" xmlns:w14="http://schemas.microsoft.com/office/word/2010/wordml" xmlns:w15="http://schemas.microsoft.com/office/word/2012/wordml" mc:Ignorable="w14 wp14 w15">
-  <w:p xmlns:wp14="http://schemas.microsoft.com/office/word/2010/wordml" wp14:textId="77777777">
+<w:hdr xmlns:wpc="http://schemas.microsoft.com/office/word/2010/wordprocessingCanvas" xmlns:cx="http://schemas.microsoft.com/office/drawing/2014/chartex" xmlns:cx1="http://schemas.microsoft.com/office/drawing/2015/9/8/chartex" xmlns:cx2="http://schemas.microsoft.com/office/drawing/2015/10/21/chartex" xmlns:cx3="http://schemas.microsoft.com/office/drawing/2016/5/9/chartex" xmlns:cx4="http://schemas.microsoft.com/office/drawing/2016/5/10/chartex" xmlns:cx5="http://schemas.microsoft.com/office/drawing/2016/5/11/chartex" xmlns:cx6="http://schemas.microsoft.com/office/drawing/2016/5/12/chartex" xmlns:cx7="http://schemas.microsoft.com/office/drawing/2016/5/13/chartex" xmlns:cx8="http://schemas.microsoft.com/office/drawing/2016/5/14/chartex" xmlns:mc="http://schemas.openxmlformats.org/markup-compatibility/2006" xmlns:aink="http://schemas.microsoft.com/office/drawing/2016/ink" xmlns:am3d="http://schemas.microsoft.com/office/drawing/2017/model3d" xmlns:o="urn:schemas-microsoft-com:office:office" xmlns:oel="http://schemas.microsoft.com/office/2019/extlst" xmlns:r="http://schemas.openxmlformats.org/officeDocument/2006/relationships" xmlns:m="http://schemas.openxmlformats.org/officeDocument/2006/math" xmlns:v="urn:schemas-microsoft-com:vml" xmlns:wp14="http://schemas.microsoft.com/office/word/2010/wordprocessingDrawing" xmlns:wp="http://schemas.openxmlformats.org/drawingml/2006/wordprocessingDrawing" xmlns:w10="urn:schemas-microsoft-com:office:word" xmlns:w="http://schemas.openxmlformats.org/wordprocessingml/2006/main" xmlns:w14="http://schemas.microsoft.com/office/word/2010/wordml" xmlns:w15="http://schemas.microsoft.com/office/word/2012/wordml" xmlns:w16cex="http://schemas.microsoft.com/office/word/2018/wordml/cex" xmlns:w16cid="http://schemas.microsoft.com/office/word/2016/wordml/cid" xmlns:w16="http://schemas.microsoft.com/office/word/2018/wordml" xmlns:w16du="http://schemas.microsoft.com/office/word/2023/wordml/word16du" xmlns:w16sdtdh="http://schemas.microsoft.com/office/word/2020/wordml/sdtdatahash" xmlns:w16sdtfl="http://schemas.microsoft.com/office/word/2024/wordml/sdtformatlock" xmlns:w16se="http://schemas.microsoft.com/office/word/2015/wordml/symex" xmlns:wpg="http://schemas.microsoft.com/office/word/2010/wordprocessingGroup" xmlns:wpi="http://schemas.microsoft.com/office/word/2010/wordprocessingInk" xmlns:wne="http://schemas.microsoft.com/office/word/2006/wordml" xmlns:wps="http://schemas.microsoft.com/office/word/2010/wordprocessingShape" mc:Ignorable="w14 w15 w16se w16cid w16 w16cex w16sdtdh w16sdtfl w16du wp14">
+  <w:p>
     <w:pPr>
       <w:pStyle w:val="Header"/>
-      <w:rPr/>
-    </w:pPr>
-    <w:r>
-      <w:rPr/>
-    </w:r>
+    </w:pPr>
   </w:p>
-  <w:p xmlns:wp14="http://schemas.microsoft.com/office/word/2010/wordml" wp14:textId="77777777">
+  <w:p>
     <w:pPr>
       <w:pStyle w:val="Header"/>
       <w:pBdr>
-        <w:bottom w:val="single" w:color="000000" w:sz="2" w:space="1"/>
+        <w:bottom w:val="single" w:sz="2" w:space="1" w:color="000000"/>
       </w:pBdr>
       <w:tabs>
         <w:tab w:val="clear" w:pos="4513"/>
-        <w:tab w:val="center" w:leader="none" w:pos="4536"/>
+        <w:tab w:val="center" w:pos="4536"/>
       </w:tabs>
-      <w:rPr/>
-    </w:pPr>
+    </w:pPr>
+    <w:fldSimple w:instr=" STYLEREF &quot;heading 1&quot; \n ">
+      <w:r>
+        <w:rPr>
+          <w:noProof/>
+        </w:rPr>
+        <w:t>5</w:t>
+      </w:r>
+    </w:fldSimple>
     <w:r>
-      <w:rPr/>
-      <w:fldChar w:fldCharType="begin"/>
-    </w:r>
-    <w:r>
-      <w:rPr/>
-      <w:instrText xml:space="preserve"> STYLEREF "heading 1" \n </w:instrText>
-    </w:r>
-    <w:r>
-      <w:rPr/>
-      <w:fldChar w:fldCharType="separate"/>
-    </w:r>
-    <w:r>
-      <w:rPr/>
-      <w:t>B</w:t>
-    </w:r>
-    <w:r>
-      <w:rPr/>
-      <w:fldChar w:fldCharType="end"/>
-    </w:r>
-    <w:r>
-      <w:rPr/>
       <w:t xml:space="preserve">   </w:t>
     </w:r>
-    <w:r>
-      <w:rPr/>
-      <w:fldChar w:fldCharType="begin"/>
-    </w:r>
-    <w:r>
-      <w:rPr/>
-      <w:instrText xml:space="preserve"> STYLEREF "heading 1" </w:instrText>
-    </w:r>
-    <w:r>
-      <w:rPr/>
-      <w:fldChar w:fldCharType="separate"/>
-    </w:r>
-    <w:r>
-      <w:rPr/>
-      <w:t>This is another appendix</w:t>
-    </w:r>
-    <w:r>
-      <w:rPr/>
-      <w:fldChar w:fldCharType="end"/>
-    </w:r>
+    <w:fldSimple w:instr=" STYLEREF &quot;heading 1&quot; ">
+      <w:r>
+        <w:rPr>
+          <w:noProof/>
+        </w:rPr>
+        <w:t>Results and discussion</w:t>
+      </w:r>
+    </w:fldSimple>
   </w:p>
 </w:hdr>
 </file>
 
 <file path=word/header6.xml><?xml version="1.0" encoding="utf-8"?>
-<w:hdr xmlns:o="urn:schemas-microsoft-com:office:office" xmlns:r="http://schemas.openxmlformats.org/officeDocument/2006/relationships" xmlns:v="urn:schemas-microsoft-com:vml" xmlns:w="http://schemas.openxmlformats.org/wordprocessingml/2006/main" xmlns:w10="urn:schemas-microsoft-com:office:word" xmlns:wp="http://schemas.openxmlformats.org/drawingml/2006/wordprocessingDrawing" xmlns:pic="http://schemas.openxmlformats.org/drawingml/2006/picture" xmlns:wps="http://schemas.microsoft.com/office/word/2010/wordprocessingShape" xmlns:wpg="http://schemas.microsoft.com/office/word/2010/wordprocessingGroup" xmlns:mc="http://schemas.openxmlformats.org/markup-compatibility/2006" xmlns:wp14="http://schemas.microsoft.com/office/word/2010/wordprocessingDrawing" xmlns:w14="http://schemas.microsoft.com/office/word/2010/wordml" xmlns:w15="http://schemas.microsoft.com/office/word/2012/wordml" mc:Ignorable="w14 wp14 w15">
-  <w:p xmlns:wp14="http://schemas.microsoft.com/office/word/2010/wordml" wp14:textId="77777777">
+<w:hdr xmlns:wpc="http://schemas.microsoft.com/office/word/2010/wordprocessingCanvas" xmlns:cx="http://schemas.microsoft.com/office/drawing/2014/chartex" xmlns:cx1="http://schemas.microsoft.com/office/drawing/2015/9/8/chartex" xmlns:cx2="http://schemas.microsoft.com/office/drawing/2015/10/21/chartex" xmlns:cx3="http://schemas.microsoft.com/office/drawing/2016/5/9/chartex" xmlns:cx4="http://schemas.microsoft.com/office/drawing/2016/5/10/chartex" xmlns:cx5="http://schemas.microsoft.com/office/drawing/2016/5/11/chartex" xmlns:cx6="http://schemas.microsoft.com/office/drawing/2016/5/12/chartex" xmlns:cx7="http://schemas.microsoft.com/office/drawing/2016/5/13/chartex" xmlns:cx8="http://schemas.microsoft.com/office/drawing/2016/5/14/chartex" xmlns:mc="http://schemas.openxmlformats.org/markup-compatibility/2006" xmlns:aink="http://schemas.microsoft.com/office/drawing/2016/ink" xmlns:am3d="http://schemas.microsoft.com/office/drawing/2017/model3d" xmlns:o="urn:schemas-microsoft-com:office:office" xmlns:oel="http://schemas.microsoft.com/office/2019/extlst" xmlns:r="http://schemas.openxmlformats.org/officeDocument/2006/relationships" xmlns:m="http://schemas.openxmlformats.org/officeDocument/2006/math" xmlns:v="urn:schemas-microsoft-com:vml" xmlns:wp14="http://schemas.microsoft.com/office/word/2010/wordprocessingDrawing" xmlns:wp="http://schemas.openxmlformats.org/drawingml/2006/wordprocessingDrawing" xmlns:w10="urn:schemas-microsoft-com:office:word" xmlns:w="http://schemas.openxmlformats.org/wordprocessingml/2006/main" xmlns:w14="http://schemas.microsoft.com/office/word/2010/wordml" xmlns:w15="http://schemas.microsoft.com/office/word/2012/wordml" xmlns:w16cex="http://schemas.microsoft.com/office/word/2018/wordml/cex" xmlns:w16cid="http://schemas.microsoft.com/office/word/2016/wordml/cid" xmlns:w16="http://schemas.microsoft.com/office/word/2018/wordml" xmlns:w16du="http://schemas.microsoft.com/office/word/2023/wordml/word16du" xmlns:w16sdtdh="http://schemas.microsoft.com/office/word/2020/wordml/sdtdatahash" xmlns:w16sdtfl="http://schemas.microsoft.com/office/word/2024/wordml/sdtformatlock" xmlns:w16se="http://schemas.microsoft.com/office/word/2015/wordml/symex" xmlns:wpg="http://schemas.microsoft.com/office/word/2010/wordprocessingGroup" xmlns:wpi="http://schemas.microsoft.com/office/word/2010/wordprocessingInk" xmlns:wne="http://schemas.microsoft.com/office/word/2006/wordml" xmlns:wps="http://schemas.microsoft.com/office/word/2010/wordprocessingShape" mc:Ignorable="w14 w15 w16se w16cid w16 w16cex w16sdtdh w16sdtfl w16du wp14">
+  <w:p>
     <w:pPr>
       <w:pStyle w:val="Header"/>
-      <w:rPr/>
-    </w:pPr>
-    <w:r>
-      <w:rPr/>
-    </w:r>
+    </w:pPr>
   </w:p>
-  <w:p xmlns:wp14="http://schemas.microsoft.com/office/word/2010/wordml" wp14:textId="77777777">
+  <w:p>
     <w:pPr>
       <w:pStyle w:val="Header"/>
       <w:pBdr>
-        <w:bottom w:val="single" w:color="000000" w:sz="2" w:space="1"/>
+        <w:bottom w:val="single" w:sz="2" w:space="1" w:color="000000"/>
       </w:pBdr>
       <w:tabs>
         <w:tab w:val="clear" w:pos="4513"/>
-        <w:tab w:val="center" w:leader="none" w:pos="4536"/>
+        <w:tab w:val="center" w:pos="4536"/>
       </w:tabs>
-      <w:rPr/>
-    </w:pPr>
+    </w:pPr>
+    <w:fldSimple w:instr=" STYLEREF &quot;heading 1&quot; \n ">
+      <w:r>
+        <w:t>B</w:t>
+      </w:r>
+    </w:fldSimple>
     <w:r>
-      <w:rPr/>
-      <w:fldChar w:fldCharType="begin"/>
-    </w:r>
-    <w:r>
-      <w:rPr/>
-      <w:instrText xml:space="preserve"> STYLEREF "heading 1" \n </w:instrText>
-    </w:r>
-    <w:r>
-      <w:rPr/>
-      <w:fldChar w:fldCharType="separate"/>
-    </w:r>
-    <w:r>
-      <w:rPr/>
-      <w:t>B</w:t>
-    </w:r>
-    <w:r>
-      <w:rPr/>
-      <w:fldChar w:fldCharType="end"/>
-    </w:r>
-    <w:r>
-      <w:rPr/>
       <w:t xml:space="preserve">   </w:t>
     </w:r>
-    <w:r>
-      <w:rPr/>
-      <w:fldChar w:fldCharType="begin"/>
-    </w:r>
-    <w:r>
-      <w:rPr/>
-      <w:instrText xml:space="preserve"> STYLEREF "heading 1" </w:instrText>
-    </w:r>
-    <w:r>
-      <w:rPr/>
-      <w:fldChar w:fldCharType="separate"/>
-    </w:r>
-    <w:r>
-      <w:rPr/>
-      <w:t>This is another appendix</w:t>
-    </w:r>
-    <w:r>
-      <w:rPr/>
-      <w:fldChar w:fldCharType="end"/>
-    </w:r>
+    <w:fldSimple w:instr=" STYLEREF &quot;heading 1&quot; ">
+      <w:r>
+        <w:t>This is another appendix</w:t>
+      </w:r>
+    </w:fldSimple>
   </w:p>
 </w:hdr>
 </file>
 
 <file path=word/numbering.xml><?xml version="1.0" encoding="utf-8"?>
-<w:numbering xmlns:mc="http://schemas.openxmlformats.org/markup-compatibility/2006" xmlns:o="urn:schemas-microsoft-com:office:office" xmlns:r="http://schemas.openxmlformats.org/officeDocument/2006/relationships" xmlns:v="urn:schemas-microsoft-com:vml" xmlns:w="http://schemas.openxmlformats.org/wordprocessingml/2006/main" xmlns:w14="http://schemas.microsoft.com/office/word/2010/wordml" mc:Ignorable="w14">
-  <w:abstractNum w:abstractNumId="1">
+<w:numbering xmlns:aink="http://schemas.microsoft.com/office/drawing/2016/ink" xmlns:am3d="http://schemas.microsoft.com/office/drawing/2017/model3d" xmlns:cx="http://schemas.microsoft.com/office/drawing/2014/chartex" xmlns:cx1="http://schemas.microsoft.com/office/drawing/2015/9/8/chartex" xmlns:cx2="http://schemas.microsoft.com/office/drawing/2015/10/21/chartex" xmlns:cx3="http://schemas.microsoft.com/office/drawing/2016/5/9/chartex" xmlns:cx4="http://schemas.microsoft.com/office/drawing/2016/5/10/chartex" xmlns:cx5="http://schemas.microsoft.com/office/drawing/2016/5/11/chartex" xmlns:cx6="http://schemas.microsoft.com/office/drawing/2016/5/12/chartex" xmlns:cx7="http://schemas.microsoft.com/office/drawing/2016/5/13/chartex" xmlns:cx8="http://schemas.microsoft.com/office/drawing/2016/5/14/chartex" xmlns:m="http://schemas.openxmlformats.org/officeDocument/2006/math" xmlns:mc="http://schemas.openxmlformats.org/markup-compatibility/2006" xmlns:o="urn:schemas-microsoft-com:office:office" xmlns:oel="http://schemas.microsoft.com/office/2019/extlst" xmlns:r="http://schemas.openxmlformats.org/officeDocument/2006/relationships" xmlns:v="urn:schemas-microsoft-com:vml" xmlns:w="http://schemas.openxmlformats.org/wordprocessingml/2006/main" xmlns:w10="urn:schemas-microsoft-com:office:word" xmlns:w14="http://schemas.microsoft.com/office/word/2010/wordml" xmlns:w15="http://schemas.microsoft.com/office/word/2012/wordml" xmlns:w16="http://schemas.microsoft.com/office/word/2018/wordml" xmlns:w16cex="http://schemas.microsoft.com/office/word/2018/wordml/cex" xmlns:w16cid="http://schemas.microsoft.com/office/word/2016/wordml/cid" xmlns:w16du="http://schemas.microsoft.com/office/word/2023/wordml/word16du" xmlns:w16sdtdh="http://schemas.microsoft.com/office/word/2020/wordml/sdtdatahash" xmlns:w16sdtfl="http://schemas.microsoft.com/office/word/2024/wordml/sdtformatlock" xmlns:w16se="http://schemas.microsoft.com/office/word/2015/wordml/symex" xmlns:wne="http://schemas.microsoft.com/office/word/2006/wordml" xmlns:wp="http://schemas.openxmlformats.org/drawingml/2006/wordprocessingDrawing" xmlns:wp14="http://schemas.microsoft.com/office/word/2010/wordprocessingDrawing" xmlns:wpc="http://schemas.microsoft.com/office/word/2010/wordprocessingCanvas" xmlns:wpg="http://schemas.microsoft.com/office/word/2010/wordprocessingGroup" xmlns:wpi="http://schemas.microsoft.com/office/word/2010/wordprocessingInk" xmlns:wps="http://schemas.microsoft.com/office/word/2010/wordprocessingShape" mc:Ignorable="w14 w15 w16se w16cid w16 w16cex w16sdtdh w16sdtfl w16du wp14">
+  <w:abstractNum w15:restartNumberingAfterBreak="0" w:abstractNumId="0">
+    <w:nsid w:val="74CCF13A"/>
+    <w:multiLevelType w:val="multilevel"/>
+    <w:tmpl w:val="36D28ACE"/>
+    <w:lvl w:ilvl="0">
+      <w:start w:val="1"/>
+      <w:numFmt w:val="upperLetter"/>
+      <w:lvlText w:val="%1"/>
+      <w:lvlJc w:val="left"/>
+      <w:pPr>
+        <w:tabs>
+          <w:tab w:pos="0" w:val="num"/>
+        </w:tabs>
+        <w:ind w:hanging="432" w:left="432"/>
+      </w:pPr>
+    </w:lvl>
+    <w:lvl w:ilvl="1">
+      <w:start w:val="1"/>
+      <w:numFmt w:val="decimal"/>
+      <w:lvlText w:val="%1.%2"/>
+      <w:lvlJc w:val="left"/>
+      <w:pPr>
+        <w:tabs>
+          <w:tab w:pos="0" w:val="num"/>
+        </w:tabs>
+        <w:ind w:hanging="576" w:left="576"/>
+      </w:pPr>
+    </w:lvl>
+    <w:lvl w:ilvl="2">
+      <w:start w:val="1"/>
+      <w:numFmt w:val="decimal"/>
+      <w:lvlText w:val="%1.%2.%3"/>
+      <w:lvlJc w:val="left"/>
+      <w:pPr>
+        <w:tabs>
+          <w:tab w:pos="0" w:val="num"/>
+        </w:tabs>
+        <w:ind w:hanging="720" w:left="720"/>
+      </w:pPr>
+    </w:lvl>
+    <w:lvl w:ilvl="3">
+      <w:start w:val="1"/>
+      <w:numFmt w:val="decimal"/>
+      <w:lvlText w:val="%1.%2.%3.%4"/>
+      <w:lvlJc w:val="left"/>
+      <w:pPr>
+        <w:tabs>
+          <w:tab w:pos="0" w:val="num"/>
+        </w:tabs>
+        <w:ind w:hanging="864" w:left="864"/>
+      </w:pPr>
+    </w:lvl>
+    <w:lvl w:ilvl="4">
+      <w:start w:val="1"/>
+      <w:numFmt w:val="decimal"/>
+      <w:lvlText w:val="%1.%2.%3.%4.%5"/>
+      <w:lvlJc w:val="left"/>
+      <w:pPr>
+        <w:tabs>
+          <w:tab w:pos="0" w:val="num"/>
+        </w:tabs>
+        <w:ind w:hanging="1008" w:left="1008"/>
+      </w:pPr>
+    </w:lvl>
+    <w:lvl w:ilvl="5">
+      <w:start w:val="1"/>
+      <w:numFmt w:val="decimal"/>
+      <w:lvlText w:val="%1.%2.%3.%4.%5.%6"/>
+      <w:lvlJc w:val="left"/>
+      <w:pPr>
+        <w:tabs>
+          <w:tab w:pos="0" w:val="num"/>
+        </w:tabs>
+        <w:ind w:hanging="1152" w:left="1152"/>
+      </w:pPr>
+    </w:lvl>
+    <w:lvl w:ilvl="6">
+      <w:start w:val="1"/>
+      <w:numFmt w:val="decimal"/>
+      <w:lvlText w:val="%1.%2.%3.%4.%5.%6.%7"/>
+      <w:lvlJc w:val="left"/>
+      <w:pPr>
+        <w:tabs>
+          <w:tab w:pos="0" w:val="num"/>
+        </w:tabs>
+        <w:ind w:hanging="1296" w:left="1296"/>
+      </w:pPr>
+    </w:lvl>
+    <w:lvl w:ilvl="7">
+      <w:start w:val="1"/>
+      <w:numFmt w:val="decimal"/>
+      <w:lvlText w:val="%1.%2.%3.%4.%5.%6.%7.%8"/>
+      <w:lvlJc w:val="left"/>
+      <w:pPr>
+        <w:tabs>
+          <w:tab w:pos="0" w:val="num"/>
+        </w:tabs>
+        <w:ind w:hanging="1440" w:left="1440"/>
+      </w:pPr>
+    </w:lvl>
+    <w:lvl w:ilvl="8">
+      <w:start w:val="1"/>
+      <w:numFmt w:val="decimal"/>
+      <w:lvlText w:val="%1.%2.%3.%4.%5.%6.%7.%8.%9"/>
+      <w:lvlJc w:val="left"/>
+      <w:pPr>
+        <w:tabs>
+          <w:tab w:pos="0" w:val="num"/>
+        </w:tabs>
+        <w:ind w:hanging="1584" w:left="1584"/>
+      </w:pPr>
+    </w:lvl>
+  </w:abstractNum>
+  <w:abstractNum w15:restartNumberingAfterBreak="0" w:abstractNumId="1">
+    <w:nsid w:val="78C4657A"/>
+    <w:multiLevelType w:val="multilevel"/>
+    <w:tmpl w:val="92CE7664"/>
     <w:lvl w:ilvl="0">
       <w:start w:val="1"/>
       <w:numFmt w:val="decimal"/>
+      <w:pStyle w:val="TOCHeading"/>
       <w:lvlText w:val="%1"/>
-      <w:lvlJc w:val="start"/>
+      <w:lvlJc w:val="left"/>
       <w:pPr>
         <w:tabs>
           <w:tab w:pos="0" w:val="num"/>
         </w:tabs>
-        <w:ind w:hanging="432" w:start="432"/>
-      </w:pPr>
-      <w:rPr/>
+        <w:ind w:hanging="432" w:left="432"/>
+      </w:pPr>
     </w:lvl>
     <w:lvl w:ilvl="1">
       <w:start w:val="1"/>
       <w:numFmt w:val="decimal"/>
       <w:pStyle w:val="Heading2"/>
       <w:lvlText w:val="%1.%2"/>
-      <w:lvlJc w:val="start"/>
+      <w:lvlJc w:val="left"/>
       <w:pPr>
         <w:tabs>
           <w:tab w:pos="0" w:val="num"/>
         </w:tabs>
-        <w:ind w:hanging="576" w:start="576"/>
-      </w:pPr>
-      <w:rPr/>
+        <w:ind w:hanging="576" w:left="576"/>
+      </w:pPr>
     </w:lvl>
     <w:lvl w:ilvl="2">
       <w:start w:val="1"/>
       <w:numFmt w:val="decimal"/>
       <w:pStyle w:val="Heading3"/>
       <w:lvlText w:val="%1.%2.%3"/>
-      <w:lvlJc w:val="start"/>
+      <w:lvlJc w:val="left"/>
       <w:pPr>
         <w:tabs>
           <w:tab w:pos="0" w:val="num"/>
         </w:tabs>
-        <w:ind w:hanging="720" w:start="720"/>
-      </w:pPr>
-      <w:rPr/>
+        <w:ind w:hanging="720" w:left="720"/>
+      </w:pPr>
     </w:lvl>
     <w:lvl w:ilvl="3">
       <w:start w:val="1"/>
       <w:numFmt w:val="decimal"/>
       <w:pStyle w:val="Heading4"/>
       <w:lvlText w:val="%1.%2.%3.%4"/>
-      <w:lvlJc w:val="start"/>
+      <w:lvlJc w:val="left"/>
       <w:pPr>
         <w:tabs>
           <w:tab w:pos="0" w:val="num"/>
         </w:tabs>
-        <w:ind w:hanging="864" w:start="864"/>
-      </w:pPr>
-      <w:rPr/>
+        <w:ind w:hanging="864" w:left="864"/>
+      </w:pPr>
     </w:lvl>
     <w:lvl w:ilvl="4">
       <w:start w:val="1"/>
       <w:numFmt w:val="decimal"/>
       <w:pStyle w:val="Heading5"/>
       <w:lvlText w:val="%1.%2.%3.%4.%5"/>
-      <w:lvlJc w:val="start"/>
+      <w:lvlJc w:val="left"/>
       <w:pPr>
         <w:tabs>
           <w:tab w:pos="0" w:val="num"/>
         </w:tabs>
-        <w:ind w:hanging="1008" w:start="1008"/>
-      </w:pPr>
-      <w:rPr/>
+        <w:ind w:hanging="1008" w:left="1008"/>
+      </w:pPr>
     </w:lvl>
     <w:lvl w:ilvl="5">
       <w:start w:val="1"/>
       <w:numFmt w:val="decimal"/>
       <w:pStyle w:val="Heading6"/>
       <w:lvlText w:val="%1.%2.%3.%4.%5.%6"/>
-      <w:lvlJc w:val="start"/>
+      <w:lvlJc w:val="left"/>
       <w:pPr>
         <w:tabs>
           <w:tab w:pos="0" w:val="num"/>
         </w:tabs>
-        <w:ind w:hanging="1152" w:start="1152"/>
-      </w:pPr>
-      <w:rPr/>
+        <w:ind w:hanging="1152" w:left="1152"/>
+      </w:pPr>
     </w:lvl>
     <w:lvl w:ilvl="6">
       <w:start w:val="1"/>
       <w:numFmt w:val="decimal"/>
       <w:pStyle w:val="Heading7"/>
       <w:lvlText w:val="%1.%2.%3.%4.%5.%6.%7"/>
-      <w:lvlJc w:val="start"/>
+      <w:lvlJc w:val="left"/>
       <w:pPr>
         <w:tabs>
           <w:tab w:pos="0" w:val="num"/>
         </w:tabs>
-        <w:ind w:hanging="1296" w:start="1296"/>
-      </w:pPr>
-      <w:rPr/>
+        <w:ind w:hanging="1296" w:left="1296"/>
+      </w:pPr>
     </w:lvl>
     <w:lvl w:ilvl="7">
       <w:start w:val="1"/>
       <w:numFmt w:val="decimal"/>
       <w:pStyle w:val="Heading8"/>
       <w:lvlText w:val="%1.%2.%3.%4.%5.%6.%7.%8"/>
-      <w:lvlJc w:val="start"/>
+      <w:lvlJc w:val="left"/>
       <w:pPr>
         <w:tabs>
           <w:tab w:pos="0" w:val="num"/>
         </w:tabs>
-        <w:ind w:hanging="1440" w:start="1440"/>
-      </w:pPr>
-      <w:rPr/>
+        <w:ind w:hanging="1440" w:left="1440"/>
+      </w:pPr>
     </w:lvl>
     <w:lvl w:ilvl="8">
       <w:start w:val="1"/>
       <w:numFmt w:val="decimal"/>
       <w:pStyle w:val="Heading9"/>
       <w:lvlText w:val="%1.%2.%3.%4.%5.%6.%7.%8.%9"/>
-      <w:lvlJc w:val="start"/>
+      <w:lvlJc w:val="left"/>
       <w:pPr>
         <w:tabs>
           <w:tab w:pos="0" w:val="num"/>
         </w:tabs>
-        <w:ind w:hanging="1584" w:start="1584"/>
-      </w:pPr>
-      <w:rPr/>
-    </w:lvl>
-    <w:nsid w:val="78c4657a"/>
-  </w:abstractNum>
-  <w:abstractNum w:abstractNumId="2">
-    <w:lvl w:ilvl="0">
-      <w:start w:val="1"/>
-      <w:numFmt w:val="upperLetter"/>
-      <w:lvlText w:val="%1"/>
-      <w:lvlJc w:val="start"/>
-      <w:pPr>
-        <w:tabs>
-          <w:tab w:pos="0" w:val="num"/>
-        </w:tabs>
-        <w:ind w:hanging="432" w:start="432"/>
-      </w:pPr>
-      <w:rPr/>
-    </w:lvl>
-    <w:lvl w:ilvl="1">
-      <w:start w:val="1"/>
-      <w:numFmt w:val="decimal"/>
-      <w:lvlText w:val="%1.%2"/>
-      <w:lvlJc w:val="start"/>
-      <w:pPr>
-        <w:tabs>
-          <w:tab w:pos="0" w:val="num"/>
-        </w:tabs>
-        <w:ind w:hanging="576" w:start="576"/>
-      </w:pPr>
-      <w:rPr/>
-    </w:lvl>
-    <w:lvl w:ilvl="2">
-      <w:start w:val="1"/>
-      <w:numFmt w:val="decimal"/>
-      <w:lvlText w:val="%1.%2.%3"/>
-      <w:lvlJc w:val="start"/>
-      <w:pPr>
-        <w:tabs>
-          <w:tab w:pos="0" w:val="num"/>
-        </w:tabs>
-        <w:ind w:hanging="720" w:start="720"/>
-      </w:pPr>
-      <w:rPr/>
-    </w:lvl>
-    <w:lvl w:ilvl="3">
-      <w:start w:val="1"/>
-      <w:numFmt w:val="decimal"/>
-      <w:lvlText w:val="%1.%2.%3.%4"/>
-      <w:lvlJc w:val="start"/>
-      <w:pPr>
-        <w:tabs>
-          <w:tab w:pos="0" w:val="num"/>
-        </w:tabs>
-        <w:ind w:hanging="864" w:start="864"/>
-      </w:pPr>
-      <w:rPr/>
-    </w:lvl>
-    <w:lvl w:ilvl="4">
-      <w:start w:val="1"/>
-      <w:numFmt w:val="decimal"/>
-      <w:lvlText w:val="%1.%2.%3.%4.%5"/>
-      <w:lvlJc w:val="start"/>
-      <w:pPr>
-        <w:tabs>
-          <w:tab w:pos="0" w:val="num"/>
-        </w:tabs>
-        <w:ind w:hanging="1008" w:start="1008"/>
-      </w:pPr>
-      <w:rPr/>
-    </w:lvl>
-    <w:lvl w:ilvl="5">
-      <w:start w:val="1"/>
-      <w:numFmt w:val="decimal"/>
-      <w:lvlText w:val="%1.%2.%3.%4.%5.%6"/>
-      <w:lvlJc w:val="start"/>
-      <w:pPr>
-        <w:tabs>
-          <w:tab w:pos="0" w:val="num"/>
-        </w:tabs>
-        <w:ind w:hanging="1152" w:start="1152"/>
-      </w:pPr>
-      <w:rPr/>
-    </w:lvl>
-    <w:lvl w:ilvl="6">
-      <w:start w:val="1"/>
-      <w:numFmt w:val="decimal"/>
-      <w:lvlText w:val="%1.%2.%3.%4.%5.%6.%7"/>
-      <w:lvlJc w:val="start"/>
-      <w:pPr>
-        <w:tabs>
-          <w:tab w:pos="0" w:val="num"/>
-        </w:tabs>
-        <w:ind w:hanging="1296" w:start="1296"/>
-      </w:pPr>
-      <w:rPr/>
-    </w:lvl>
-    <w:lvl w:ilvl="7">
-      <w:start w:val="1"/>
-      <w:numFmt w:val="decimal"/>
-      <w:lvlText w:val="%1.%2.%3.%4.%5.%6.%7.%8"/>
-      <w:lvlJc w:val="start"/>
-      <w:pPr>
-        <w:tabs>
-          <w:tab w:pos="0" w:val="num"/>
-        </w:tabs>
-        <w:ind w:hanging="1440" w:start="1440"/>
-      </w:pPr>
-      <w:rPr/>
-    </w:lvl>
-    <w:lvl w:ilvl="8">
-      <w:start w:val="1"/>
-      <w:numFmt w:val="decimal"/>
-      <w:lvlText w:val="%1.%2.%3.%4.%5.%6.%7.%8.%9"/>
-      <w:lvlJc w:val="start"/>
-      <w:pPr>
-        <w:tabs>
-          <w:tab w:pos="0" w:val="num"/>
-        </w:tabs>
-        <w:ind w:hanging="1584" w:start="1584"/>
-      </w:pPr>
-      <w:rPr/>
-    </w:lvl>
-    <w:nsid w:val="74ccf13a"/>
+        <w:ind w:hanging="1584" w:left="1584"/>
+      </w:pPr>
+    </w:lvl>
   </w:abstractNum>
   <w:abstractNum w:abstractNumId="990">
     <w:nsid w:val="0000A990"/>
@@ -1305,11 +1149,11 @@
       </w:rPr>
     </w:lvl>
   </w:abstractNum>
-  <w:num w:numId="1">
+  <w:num w16cid:durableId="1439372155" w:numId="1">
     <w:abstractNumId w:val="1"/>
   </w:num>
-  <w:num w:numId="2">
-    <w:abstractNumId w:val="2"/>
+  <w:num w16cid:durableId="770975954" w:numId="2">
+    <w:abstractNumId w:val="0"/>
   </w:num>
   <w:num w:numId="1000">
     <w:abstractNumId w:val="990"/>
@@ -1321,11 +1165,11 @@
 </file>
 
 <file path=word/styles.xml><?xml version="1.0" encoding="utf-8"?>
-<w:styles xmlns:mc="http://schemas.openxmlformats.org/markup-compatibility/2006" xmlns:w="http://schemas.openxmlformats.org/wordprocessingml/2006/main" xmlns:w14="http://schemas.microsoft.com/office/word/2010/wordml" xmlns:wp14="http://schemas.microsoft.com/office/word/2010/wordprocessingDrawing" mc:Ignorable="w14 wp14">
+<w:styles xmlns:mc="http://schemas.openxmlformats.org/markup-compatibility/2006" xmlns:r="http://schemas.openxmlformats.org/officeDocument/2006/relationships" xmlns:w="http://schemas.openxmlformats.org/wordprocessingml/2006/main" xmlns:w14="http://schemas.microsoft.com/office/word/2010/wordml" xmlns:w15="http://schemas.microsoft.com/office/word/2012/wordml" xmlns:w16="http://schemas.microsoft.com/office/word/2018/wordml" xmlns:w16cex="http://schemas.microsoft.com/office/word/2018/wordml/cex" xmlns:w16cid="http://schemas.microsoft.com/office/word/2016/wordml/cid" xmlns:w16du="http://schemas.microsoft.com/office/word/2023/wordml/word16du" xmlns:w16sdtdh="http://schemas.microsoft.com/office/word/2020/wordml/sdtdatahash" xmlns:w16sdtfl="http://schemas.microsoft.com/office/word/2024/wordml/sdtformatlock" xmlns:w16se="http://schemas.microsoft.com/office/word/2015/wordml/symex" mc:Ignorable="w14 w15 w16se w16cid w16 w16cex w16sdtdh w16sdtfl w16du">
   <w:docDefaults>
     <w:rPrDefault>
       <w:rPr>
-        <w:rFonts w:ascii="Aptos" w:asciiTheme="minorHAnsi" w:cs="" w:cstheme="minorBidi" w:eastAsia="Aptos" w:eastAsiaTheme="minorHAnsi" w:hAnsi="Aptos" w:hAnsiTheme="minorHAnsi"/>
+        <w:rFonts w:asciiTheme="minorHAnsi" w:cstheme="minorBidi" w:eastAsiaTheme="minorHAnsi" w:hAnsiTheme="minorHAnsi"/>
         <w:kern w:val="2"/>
         <w:sz w:val="22"/>
         <w:szCs w:val="22"/>
@@ -1335,7 +1179,7 @@
     </w:rPrDefault>
     <w:pPrDefault>
       <w:pPr>
-        <w:suppressAutoHyphens w:val="true"/>
+        <w:suppressAutoHyphens/>
       </w:pPr>
     </w:pPrDefault>
   </w:docDefaults>
@@ -1720,21 +1564,13 @@
   <w:style w:default="1" w:styleId="Normal" w:type="paragraph">
     <w:name w:val="Normal"/>
     <w:qFormat/>
-    <w:rsid w:val="002127d5"/>
-    <w:pPr>
-      <w:widowControl/>
-      <w:bidi w:val="0"/>
-      <w:spacing w:after="160" w:before="0" w:line="259" w:lineRule="auto"/>
+    <w:rsid w:val="002127D5"/>
+    <w:pPr>
+      <w:spacing w:after="160" w:line="259" w:lineRule="auto"/>
       <w:jc w:val="both"/>
     </w:pPr>
     <w:rPr>
-      <w:rFonts w:ascii="Proxima Nova Medium" w:cs="" w:cstheme="minorBidi" w:eastAsia="Aptos" w:eastAsiaTheme="minorHAnsi" w:hAnsi="Proxima Nova Medium"/>
-      <w:color w:val="auto"/>
-      <w:kern w:val="2"/>
-      <w:sz w:val="22"/>
-      <w:szCs w:val="22"/>
-      <w:lang w:bidi="ar-SA" w:eastAsia="en-US" w:val="en-AU"/>
-      <w14:ligatures w14:val="standardContextual"/>
+      <w:rFonts w:ascii="Proxima Nova Medium" w:hAnsi="Proxima Nova Medium"/>
     </w:rPr>
   </w:style>
   <w:style w:styleId="Heading1" w:type="paragraph">
@@ -1744,15 +1580,15 @@
     <w:link w:val="Heading1Char"/>
     <w:uiPriority w:val="9"/>
     <w:qFormat/>
-    <w:rsid w:val="00f351c2"/>
-    <w:pPr>
-      <w:keepNext w:val="true"/>
+    <w:rsid w:val="00F351C2"/>
+    <w:pPr>
+      <w:keepNext/>
       <w:keepLines/>
       <w:spacing w:after="80" w:before="360"/>
       <w:outlineLvl w:val="0"/>
     </w:pPr>
     <w:rPr>
-      <w:rFonts w:cs="" w:cstheme="majorBidi" w:eastAsia="" w:eastAsiaTheme="majorEastAsia"/>
+      <w:rFonts w:cstheme="majorBidi" w:eastAsiaTheme="majorEastAsia"/>
       <w:b/>
       <w:sz w:val="40"/>
       <w:szCs w:val="40"/>
@@ -1766,9 +1602,9 @@
     <w:uiPriority w:val="9"/>
     <w:unhideWhenUsed/>
     <w:qFormat/>
-    <w:rsid w:val="00f351c2"/>
-    <w:pPr>
-      <w:keepNext w:val="true"/>
+    <w:rsid w:val="00F351C2"/>
+    <w:pPr>
+      <w:keepNext/>
       <w:keepLines/>
       <w:numPr>
         <w:ilvl w:val="1"/>
@@ -1778,7 +1614,7 @@
       <w:outlineLvl w:val="1"/>
     </w:pPr>
     <w:rPr>
-      <w:rFonts w:cs="" w:cstheme="majorBidi" w:eastAsia="" w:eastAsiaTheme="majorEastAsia"/>
+      <w:rFonts w:cstheme="majorBidi" w:eastAsiaTheme="majorEastAsia"/>
       <w:b/>
       <w:sz w:val="32"/>
       <w:szCs w:val="32"/>
@@ -1792,9 +1628,9 @@
     <w:uiPriority w:val="9"/>
     <w:unhideWhenUsed/>
     <w:qFormat/>
-    <w:rsid w:val="0074022a"/>
-    <w:pPr>
-      <w:keepNext w:val="true"/>
+    <w:rsid w:val="0074022A"/>
+    <w:pPr>
+      <w:keepNext/>
       <w:keepLines/>
       <w:numPr>
         <w:ilvl w:val="2"/>
@@ -1804,7 +1640,7 @@
       <w:outlineLvl w:val="2"/>
     </w:pPr>
     <w:rPr>
-      <w:rFonts w:cs="" w:cstheme="majorBidi" w:eastAsia="" w:eastAsiaTheme="majorEastAsia"/>
+      <w:rFonts w:cstheme="majorBidi" w:eastAsiaTheme="majorEastAsia"/>
       <w:sz w:val="28"/>
       <w:szCs w:val="28"/>
     </w:rPr>
@@ -1818,9 +1654,9 @@
     <w:semiHidden/>
     <w:unhideWhenUsed/>
     <w:qFormat/>
-    <w:rsid w:val="00a1493a"/>
-    <w:pPr>
-      <w:keepNext w:val="true"/>
+    <w:rsid w:val="00A1493A"/>
+    <w:pPr>
+      <w:keepNext/>
       <w:keepLines/>
       <w:numPr>
         <w:ilvl w:val="3"/>
@@ -1830,7 +1666,7 @@
       <w:outlineLvl w:val="3"/>
     </w:pPr>
     <w:rPr>
-      <w:rFonts w:cs="" w:cstheme="majorBidi" w:eastAsia="" w:eastAsiaTheme="majorEastAsia"/>
+      <w:rFonts w:cstheme="majorBidi" w:eastAsiaTheme="majorEastAsia"/>
       <w:iCs/>
     </w:rPr>
   </w:style>
@@ -1843,9 +1679,9 @@
     <w:semiHidden/>
     <w:unhideWhenUsed/>
     <w:qFormat/>
-    <w:rsid w:val="006a7e05"/>
-    <w:pPr>
-      <w:keepNext w:val="true"/>
+    <w:rsid w:val="006A7E05"/>
+    <w:pPr>
+      <w:keepNext/>
       <w:keepLines/>
       <w:numPr>
         <w:ilvl w:val="4"/>
@@ -1855,8 +1691,8 @@
       <w:outlineLvl w:val="4"/>
     </w:pPr>
     <w:rPr>
-      <w:rFonts w:cs="" w:cstheme="majorBidi" w:eastAsia="" w:eastAsiaTheme="majorEastAsia"/>
-      <w:color w:themeColor="accent1" w:themeShade="bf" w:val="0F4761"/>
+      <w:rFonts w:cstheme="majorBidi" w:eastAsiaTheme="majorEastAsia"/>
+      <w:color w:themeColor="accent1" w:themeShade="BF" w:val="0F4761"/>
     </w:rPr>
   </w:style>
   <w:style w:styleId="Heading6" w:type="paragraph">
@@ -1868,9 +1704,9 @@
     <w:semiHidden/>
     <w:unhideWhenUsed/>
     <w:qFormat/>
-    <w:rsid w:val="006a7e05"/>
-    <w:pPr>
-      <w:keepNext w:val="true"/>
+    <w:rsid w:val="006A7E05"/>
+    <w:pPr>
+      <w:keepNext/>
       <w:keepLines/>
       <w:numPr>
         <w:ilvl w:val="5"/>
@@ -1880,10 +1716,10 @@
       <w:outlineLvl w:val="5"/>
     </w:pPr>
     <w:rPr>
-      <w:rFonts w:cs="" w:cstheme="majorBidi" w:eastAsia="" w:eastAsiaTheme="majorEastAsia"/>
+      <w:rFonts w:cstheme="majorBidi" w:eastAsiaTheme="majorEastAsia"/>
       <w:i/>
       <w:iCs/>
-      <w:color w:themeColor="text1" w:themeTint="a6" w:val="595959"/>
+      <w:color w:themeColor="text1" w:themeTint="A6" w:val="595959"/>
     </w:rPr>
   </w:style>
   <w:style w:styleId="Heading7" w:type="paragraph">
@@ -1895,9 +1731,9 @@
     <w:semiHidden/>
     <w:unhideWhenUsed/>
     <w:qFormat/>
-    <w:rsid w:val="006a7e05"/>
-    <w:pPr>
-      <w:keepNext w:val="true"/>
+    <w:rsid w:val="006A7E05"/>
+    <w:pPr>
+      <w:keepNext/>
       <w:keepLines/>
       <w:numPr>
         <w:ilvl w:val="6"/>
@@ -1907,8 +1743,8 @@
       <w:outlineLvl w:val="6"/>
     </w:pPr>
     <w:rPr>
-      <w:rFonts w:cs="" w:cstheme="majorBidi" w:eastAsia="" w:eastAsiaTheme="majorEastAsia"/>
-      <w:color w:themeColor="text1" w:themeTint="a6" w:val="595959"/>
+      <w:rFonts w:cstheme="majorBidi" w:eastAsiaTheme="majorEastAsia"/>
+      <w:color w:themeColor="text1" w:themeTint="A6" w:val="595959"/>
     </w:rPr>
   </w:style>
   <w:style w:styleId="Heading8" w:type="paragraph">
@@ -1920,22 +1756,22 @@
     <w:semiHidden/>
     <w:unhideWhenUsed/>
     <w:qFormat/>
-    <w:rsid w:val="006a7e05"/>
-    <w:pPr>
-      <w:keepNext w:val="true"/>
+    <w:rsid w:val="006A7E05"/>
+    <w:pPr>
+      <w:keepNext/>
       <w:keepLines/>
       <w:numPr>
         <w:ilvl w:val="7"/>
         <w:numId w:val="1"/>
       </w:numPr>
-      <w:spacing w:after="0" w:before="0"/>
+      <w:spacing w:after="0"/>
       <w:outlineLvl w:val="7"/>
     </w:pPr>
     <w:rPr>
-      <w:rFonts w:cs="" w:cstheme="majorBidi" w:eastAsia="" w:eastAsiaTheme="majorEastAsia"/>
+      <w:rFonts w:cstheme="majorBidi" w:eastAsiaTheme="majorEastAsia"/>
       <w:i/>
       <w:iCs/>
-      <w:color w:themeColor="text1" w:themeTint="d8" w:val="272727"/>
+      <w:color w:themeColor="text1" w:themeTint="D8" w:val="272727"/>
     </w:rPr>
   </w:style>
   <w:style w:styleId="Heading9" w:type="paragraph">
@@ -1947,20 +1783,20 @@
     <w:semiHidden/>
     <w:unhideWhenUsed/>
     <w:qFormat/>
-    <w:rsid w:val="006a7e05"/>
-    <w:pPr>
-      <w:keepNext w:val="true"/>
+    <w:rsid w:val="006A7E05"/>
+    <w:pPr>
+      <w:keepNext/>
       <w:keepLines/>
       <w:numPr>
         <w:ilvl w:val="8"/>
         <w:numId w:val="1"/>
       </w:numPr>
-      <w:spacing w:after="0" w:before="0"/>
+      <w:spacing w:after="0"/>
       <w:outlineLvl w:val="8"/>
     </w:pPr>
     <w:rPr>
-      <w:rFonts w:cs="" w:cstheme="majorBidi" w:eastAsia="" w:eastAsiaTheme="majorEastAsia"/>
-      <w:color w:themeColor="text1" w:themeTint="d8" w:val="272727"/>
+      <w:rFonts w:cstheme="majorBidi" w:eastAsiaTheme="majorEastAsia"/>
+      <w:color w:themeColor="text1" w:themeTint="D8" w:val="272727"/>
     </w:rPr>
   </w:style>
   <w:style w:default="1" w:styleId="DefaultParagraphFont" w:type="character">
@@ -1968,8 +1804,27 @@
     <w:uiPriority w:val="1"/>
     <w:semiHidden/>
     <w:unhideWhenUsed/>
-    <w:qFormat/>
-    <w:rPr/>
+  </w:style>
+  <w:style w:default="1" w:styleId="TableNormal" w:type="table">
+    <w:name w:val="Normal Table"/>
+    <w:uiPriority w:val="99"/>
+    <w:semiHidden/>
+    <w:unhideWhenUsed/>
+    <w:tblPr>
+      <w:tblInd w:type="dxa" w:w="0"/>
+      <w:tblCellMar>
+        <w:top w:type="dxa" w:w="0"/>
+        <w:left w:type="dxa" w:w="108"/>
+        <w:bottom w:type="dxa" w:w="0"/>
+        <w:right w:type="dxa" w:w="108"/>
+      </w:tblCellMar>
+    </w:tblPr>
+  </w:style>
+  <w:style w:default="1" w:styleId="NoList" w:type="numbering">
+    <w:name w:val="No List"/>
+    <w:uiPriority w:val="99"/>
+    <w:semiHidden/>
+    <w:unhideWhenUsed/>
   </w:style>
   <w:style w:customStyle="1" w:styleId="Heading1Char" w:type="character">
     <w:name w:val="Heading 1 Char"/>
@@ -1977,9 +1832,9 @@
     <w:link w:val="Heading1"/>
     <w:uiPriority w:val="9"/>
     <w:qFormat/>
-    <w:rsid w:val="00f351c2"/>
-    <w:rPr>
-      <w:rFonts w:ascii="Proxima Nova Medium" w:cs="" w:cstheme="majorBidi" w:eastAsia="" w:eastAsiaTheme="majorEastAsia" w:hAnsi="Proxima Nova Medium"/>
+    <w:rsid w:val="00F351C2"/>
+    <w:rPr>
+      <w:rFonts w:ascii="Proxima Nova Medium" w:cstheme="majorBidi" w:eastAsiaTheme="majorEastAsia" w:hAnsi="Proxima Nova Medium"/>
       <w:b/>
       <w:sz w:val="40"/>
       <w:szCs w:val="40"/>
@@ -1991,9 +1846,9 @@
     <w:link w:val="Heading2"/>
     <w:uiPriority w:val="9"/>
     <w:qFormat/>
-    <w:rsid w:val="00f351c2"/>
-    <w:rPr>
-      <w:rFonts w:ascii="Proxima Nova Medium" w:cs="" w:cstheme="majorBidi" w:eastAsia="" w:eastAsiaTheme="majorEastAsia" w:hAnsi="Proxima Nova Medium"/>
+    <w:rsid w:val="00F351C2"/>
+    <w:rPr>
+      <w:rFonts w:ascii="Proxima Nova Medium" w:cstheme="majorBidi" w:eastAsiaTheme="majorEastAsia" w:hAnsi="Proxima Nova Medium"/>
       <w:b/>
       <w:sz w:val="32"/>
       <w:szCs w:val="32"/>
@@ -2005,9 +1860,9 @@
     <w:link w:val="Heading3"/>
     <w:uiPriority w:val="9"/>
     <w:qFormat/>
-    <w:rsid w:val="0074022a"/>
-    <w:rPr>
-      <w:rFonts w:ascii="Proxima Nova Medium" w:cs="" w:cstheme="majorBidi" w:eastAsia="" w:eastAsiaTheme="majorEastAsia" w:hAnsi="Proxima Nova Medium"/>
+    <w:rsid w:val="0074022A"/>
+    <w:rPr>
+      <w:rFonts w:ascii="Proxima Nova Medium" w:cstheme="majorBidi" w:eastAsiaTheme="majorEastAsia" w:hAnsi="Proxima Nova Medium"/>
       <w:sz w:val="28"/>
       <w:szCs w:val="28"/>
     </w:rPr>
@@ -2019,9 +1874,9 @@
     <w:uiPriority w:val="9"/>
     <w:semiHidden/>
     <w:qFormat/>
-    <w:rsid w:val="00a1493a"/>
-    <w:rPr>
-      <w:rFonts w:ascii="Proxima Nova Medium" w:cs="" w:cstheme="majorBidi" w:eastAsia="" w:eastAsiaTheme="majorEastAsia" w:hAnsi="Proxima Nova Medium"/>
+    <w:rsid w:val="00A1493A"/>
+    <w:rPr>
+      <w:rFonts w:ascii="Proxima Nova Medium" w:cstheme="majorBidi" w:eastAsiaTheme="majorEastAsia" w:hAnsi="Proxima Nova Medium"/>
       <w:iCs/>
     </w:rPr>
   </w:style>
@@ -2032,10 +1887,10 @@
     <w:uiPriority w:val="9"/>
     <w:semiHidden/>
     <w:qFormat/>
-    <w:rsid w:val="006a7e05"/>
-    <w:rPr>
-      <w:rFonts w:cs="" w:cstheme="majorBidi" w:eastAsia="" w:eastAsiaTheme="majorEastAsia"/>
-      <w:color w:themeColor="accent1" w:themeShade="bf" w:val="0F4761"/>
+    <w:rsid w:val="006A7E05"/>
+    <w:rPr>
+      <w:rFonts w:cstheme="majorBidi" w:eastAsiaTheme="majorEastAsia"/>
+      <w:color w:themeColor="accent1" w:themeShade="BF" w:val="0F4761"/>
     </w:rPr>
   </w:style>
   <w:style w:customStyle="1" w:styleId="Heading6Char" w:type="character">
@@ -2045,12 +1900,12 @@
     <w:uiPriority w:val="9"/>
     <w:semiHidden/>
     <w:qFormat/>
-    <w:rsid w:val="006a7e05"/>
-    <w:rPr>
-      <w:rFonts w:cs="" w:cstheme="majorBidi" w:eastAsia="" w:eastAsiaTheme="majorEastAsia"/>
+    <w:rsid w:val="006A7E05"/>
+    <w:rPr>
+      <w:rFonts w:cstheme="majorBidi" w:eastAsiaTheme="majorEastAsia"/>
       <w:i/>
       <w:iCs/>
-      <w:color w:themeColor="text1" w:themeTint="a6" w:val="595959"/>
+      <w:color w:themeColor="text1" w:themeTint="A6" w:val="595959"/>
     </w:rPr>
   </w:style>
   <w:style w:customStyle="1" w:styleId="Heading7Char" w:type="character">
@@ -2060,10 +1915,10 @@
     <w:uiPriority w:val="9"/>
     <w:semiHidden/>
     <w:qFormat/>
-    <w:rsid w:val="006a7e05"/>
-    <w:rPr>
-      <w:rFonts w:cs="" w:cstheme="majorBidi" w:eastAsia="" w:eastAsiaTheme="majorEastAsia"/>
-      <w:color w:themeColor="text1" w:themeTint="a6" w:val="595959"/>
+    <w:rsid w:val="006A7E05"/>
+    <w:rPr>
+      <w:rFonts w:cstheme="majorBidi" w:eastAsiaTheme="majorEastAsia"/>
+      <w:color w:themeColor="text1" w:themeTint="A6" w:val="595959"/>
     </w:rPr>
   </w:style>
   <w:style w:customStyle="1" w:styleId="Heading8Char" w:type="character">
@@ -2073,12 +1928,12 @@
     <w:uiPriority w:val="9"/>
     <w:semiHidden/>
     <w:qFormat/>
-    <w:rsid w:val="006a7e05"/>
-    <w:rPr>
-      <w:rFonts w:cs="" w:cstheme="majorBidi" w:eastAsia="" w:eastAsiaTheme="majorEastAsia"/>
+    <w:rsid w:val="006A7E05"/>
+    <w:rPr>
+      <w:rFonts w:cstheme="majorBidi" w:eastAsiaTheme="majorEastAsia"/>
       <w:i/>
       <w:iCs/>
-      <w:color w:themeColor="text1" w:themeTint="d8" w:val="272727"/>
+      <w:color w:themeColor="text1" w:themeTint="D8" w:val="272727"/>
     </w:rPr>
   </w:style>
   <w:style w:customStyle="1" w:styleId="Heading9Char" w:type="character">
@@ -2088,10 +1943,10 @@
     <w:uiPriority w:val="9"/>
     <w:semiHidden/>
     <w:qFormat/>
-    <w:rsid w:val="006a7e05"/>
-    <w:rPr>
-      <w:rFonts w:cs="" w:cstheme="majorBidi" w:eastAsia="" w:eastAsiaTheme="majorEastAsia"/>
-      <w:color w:themeColor="text1" w:themeTint="d8" w:val="272727"/>
+    <w:rsid w:val="006A7E05"/>
+    <w:rPr>
+      <w:rFonts w:cstheme="majorBidi" w:eastAsiaTheme="majorEastAsia"/>
+      <w:color w:themeColor="text1" w:themeTint="D8" w:val="272727"/>
     </w:rPr>
   </w:style>
   <w:style w:customStyle="1" w:styleId="TitleChar" w:type="character">
@@ -2100,9 +1955,9 @@
     <w:link w:val="Title"/>
     <w:uiPriority w:val="10"/>
     <w:qFormat/>
-    <w:rsid w:val="00a1493a"/>
-    <w:rPr>
-      <w:rFonts w:ascii="Proxima Nova Medium" w:cs="" w:cstheme="majorBidi" w:eastAsia="" w:eastAsiaTheme="majorEastAsia" w:hAnsi="Proxima Nova Medium"/>
+    <w:rsid w:val="00A1493A"/>
+    <w:rPr>
+      <w:rFonts w:ascii="Proxima Nova Medium" w:cstheme="majorBidi" w:eastAsiaTheme="majorEastAsia" w:hAnsi="Proxima Nova Medium"/>
       <w:b/>
       <w:color w:val="00808B"/>
       <w:spacing w:val="-10"/>
@@ -2117,9 +1972,9 @@
     <w:link w:val="Subtitle"/>
     <w:uiPriority w:val="11"/>
     <w:qFormat/>
-    <w:rsid w:val="00a1493a"/>
-    <w:rPr>
-      <w:rFonts w:ascii="Proxima Nova Medium" w:cs="" w:cstheme="majorBidi" w:eastAsia="" w:eastAsiaTheme="majorEastAsia" w:hAnsi="Proxima Nova Medium"/>
+    <w:rsid w:val="00A1493A"/>
+    <w:rPr>
+      <w:rFonts w:ascii="Proxima Nova Medium" w:cstheme="majorBidi" w:eastAsiaTheme="majorEastAsia" w:hAnsi="Proxima Nova Medium"/>
       <w:spacing w:val="15"/>
       <w:sz w:val="28"/>
       <w:szCs w:val="28"/>
@@ -2131,7 +1986,7 @@
     <w:link w:val="Quote"/>
     <w:uiPriority w:val="29"/>
     <w:qFormat/>
-    <w:rsid w:val="002127d5"/>
+    <w:rsid w:val="002127D5"/>
     <w:rPr>
       <w:rFonts w:ascii="Proxima Nova Medium" w:hAnsi="Proxima Nova Medium"/>
       <w:i/>
@@ -2143,7 +1998,7 @@
     <w:basedOn w:val="DefaultParagraphFont"/>
     <w:uiPriority w:val="21"/>
     <w:qFormat/>
-    <w:rsid w:val="002127d5"/>
+    <w:rsid w:val="002127D5"/>
     <w:rPr>
       <w:i/>
       <w:iCs/>
@@ -2156,7 +2011,7 @@
     <w:link w:val="IntenseQuote"/>
     <w:uiPriority w:val="30"/>
     <w:qFormat/>
-    <w:rsid w:val="002127d5"/>
+    <w:rsid w:val="002127D5"/>
     <w:rPr>
       <w:rFonts w:ascii="Proxima Nova Medium" w:hAnsi="Proxima Nova Medium"/>
       <w:i/>
@@ -2169,7 +2024,7 @@
     <w:basedOn w:val="DefaultParagraphFont"/>
     <w:uiPriority w:val="32"/>
     <w:qFormat/>
-    <w:rsid w:val="002127d5"/>
+    <w:rsid w:val="002127D5"/>
     <w:rPr>
       <w:b/>
       <w:bCs/>
@@ -2183,7 +2038,7 @@
     <w:basedOn w:val="DefaultParagraphFont"/>
     <w:uiPriority w:val="99"/>
     <w:unhideWhenUsed/>
-    <w:rsid w:val="00a55c2e"/>
+    <w:rsid w:val="00A55C2E"/>
     <w:rPr>
       <w:color w:themeColor="hyperlink" w:val="467886"/>
       <w:u w:val="single"/>
@@ -2196,10 +2051,10 @@
     <w:semiHidden/>
     <w:unhideWhenUsed/>
     <w:qFormat/>
-    <w:rsid w:val="00a55c2e"/>
+    <w:rsid w:val="00A55C2E"/>
     <w:rPr>
       <w:color w:val="605E5C"/>
-      <w:shd w:fill="E1DFDD" w:val="clear"/>
+      <w:shd w:color="auto" w:fill="E1DFDD" w:val="clear"/>
     </w:rPr>
   </w:style>
   <w:style w:customStyle="1" w:styleId="HeaderChar" w:type="character">
@@ -2208,7 +2063,7 @@
     <w:link w:val="Header"/>
     <w:uiPriority w:val="99"/>
     <w:qFormat/>
-    <w:rsid w:val="00a471d4"/>
+    <w:rsid w:val="00A471D4"/>
     <w:rPr>
       <w:rFonts w:ascii="Proxima Nova Medium" w:hAnsi="Proxima Nova Medium"/>
     </w:rPr>
@@ -2219,7 +2074,7 @@
     <w:link w:val="Footer"/>
     <w:uiPriority w:val="99"/>
     <w:qFormat/>
-    <w:rsid w:val="00a471d4"/>
+    <w:rsid w:val="00A471D4"/>
     <w:rPr>
       <w:rFonts w:ascii="Proxima Nova Medium" w:hAnsi="Proxima Nova Medium"/>
     </w:rPr>
@@ -2229,7 +2084,7 @@
     <w:basedOn w:val="DefaultParagraphFont"/>
     <w:uiPriority w:val="19"/>
     <w:qFormat/>
-    <w:rsid w:val="00a1493a"/>
+    <w:rsid w:val="00A1493A"/>
     <w:rPr>
       <w:i/>
       <w:iCs/>
@@ -2241,7 +2096,7 @@
     <w:basedOn w:val="DefaultParagraphFont"/>
     <w:uiPriority w:val="22"/>
     <w:qFormat/>
-    <w:rsid w:val="002127d5"/>
+    <w:rsid w:val="002127D5"/>
     <w:rPr>
       <w:b/>
       <w:bCs/>
@@ -2252,7 +2107,7 @@
     <w:basedOn w:val="DefaultParagraphFont"/>
     <w:uiPriority w:val="31"/>
     <w:qFormat/>
-    <w:rsid w:val="002127d5"/>
+    <w:rsid w:val="002127D5"/>
     <w:rPr>
       <w:smallCaps/>
       <w:color w:themeColor="text1" w:val="000000"/>
@@ -2263,7 +2118,7 @@
     <w:basedOn w:val="DefaultParagraphFont"/>
     <w:uiPriority w:val="33"/>
     <w:qFormat/>
-    <w:rsid w:val="002127d5"/>
+    <w:rsid w:val="002127D5"/>
     <w:rPr>
       <w:b/>
       <w:bCs/>
@@ -2272,18 +2127,17 @@
       <w:spacing w:val="5"/>
     </w:rPr>
   </w:style>
-  <w:style w:styleId="IndexLink" w:type="character">
+  <w:style w:customStyle="1" w:styleId="IndexLink" w:type="character">
     <w:name w:val="Index Link"/>
     <w:qFormat/>
-    <w:rPr/>
-  </w:style>
-  <w:style w:styleId="Heading" w:type="paragraph">
+  </w:style>
+  <w:style w:customStyle="1" w:styleId="Heading" w:type="paragraph">
     <w:name w:val="Heading"/>
     <w:basedOn w:val="Normal"/>
     <w:next w:val="BodyText"/>
     <w:qFormat/>
     <w:pPr>
-      <w:keepNext w:val="true"/>
+      <w:keepNext/>
       <w:spacing w:after="120" w:before="240"/>
     </w:pPr>
     <w:rPr>
@@ -2296,14 +2150,12 @@
     <w:name w:val="Body Text"/>
     <w:basedOn w:val="Normal"/>
     <w:pPr>
-      <w:spacing w:after="140" w:before="0" w:line="276" w:lineRule="auto"/>
-    </w:pPr>
-    <w:rPr/>
+      <w:spacing w:after="140" w:line="276" w:lineRule="auto"/>
+    </w:pPr>
   </w:style>
   <w:style w:styleId="List" w:type="paragraph">
     <w:name w:val="List"/>
     <w:basedOn w:val="BodyText"/>
-    <w:pPr/>
     <w:rPr>
       <w:rFonts w:cs="Arial Unicode MS"/>
     </w:rPr>
@@ -2315,9 +2167,9 @@
     <w:uiPriority w:val="35"/>
     <w:unhideWhenUsed/>
     <w:qFormat/>
-    <w:rsid w:val="002127d5"/>
-    <w:pPr>
-      <w:spacing w:after="200" w:before="0" w:line="240" w:lineRule="auto"/>
+    <w:rsid w:val="002127D5"/>
+    <w:pPr>
+      <w:spacing w:after="200" w:line="240" w:lineRule="auto"/>
     </w:pPr>
     <w:rPr>
       <w:i/>
@@ -2327,7 +2179,7 @@
       <w:szCs w:val="18"/>
     </w:rPr>
   </w:style>
-  <w:style w:styleId="Index" w:type="paragraph">
+  <w:style w:customStyle="1" w:styleId="Index" w:type="paragraph">
     <w:name w:val="Index"/>
     <w:basedOn w:val="Normal"/>
     <w:qFormat/>
@@ -2345,17 +2197,16 @@
     <w:link w:val="TitleChar"/>
     <w:uiPriority w:val="10"/>
     <w:qFormat/>
-    <w:rsid w:val="00a1493a"/>
-    <w:pPr>
-      <w:spacing w:after="80" w:before="0" w:line="240" w:lineRule="auto"/>
+    <w:rsid w:val="00A1493A"/>
+    <w:pPr>
+      <w:spacing w:after="80" w:line="240" w:lineRule="auto"/>
       <w:contextualSpacing/>
     </w:pPr>
     <w:rPr>
-      <w:rFonts w:cs="" w:cstheme="majorBidi" w:eastAsia="" w:eastAsiaTheme="majorEastAsia"/>
+      <w:rFonts w:cstheme="majorBidi" w:eastAsiaTheme="majorEastAsia"/>
       <w:b/>
       <w:color w:val="00808B"/>
       <w:spacing w:val="-10"/>
-      <w:kern w:val="2"/>
       <w:sz w:val="48"/>
       <w:szCs w:val="56"/>
     </w:rPr>
@@ -2367,10 +2218,9 @@
     <w:link w:val="SubtitleChar"/>
     <w:uiPriority w:val="11"/>
     <w:qFormat/>
-    <w:rsid w:val="00a1493a"/>
-    <w:pPr/>
-    <w:rPr>
-      <w:rFonts w:cs="" w:cstheme="majorBidi" w:eastAsia="" w:eastAsiaTheme="majorEastAsia"/>
+    <w:rsid w:val="00A1493A"/>
+    <w:rPr>
+      <w:rFonts w:cstheme="majorBidi" w:eastAsiaTheme="majorEastAsia"/>
       <w:spacing w:val="15"/>
       <w:sz w:val="28"/>
       <w:szCs w:val="28"/>
@@ -2383,9 +2233,9 @@
     <w:link w:val="QuoteChar"/>
     <w:uiPriority w:val="29"/>
     <w:qFormat/>
-    <w:rsid w:val="002127d5"/>
-    <w:pPr>
-      <w:spacing w:after="160" w:before="160"/>
+    <w:rsid w:val="002127D5"/>
+    <w:pPr>
+      <w:spacing w:before="160"/>
       <w:jc w:val="center"/>
     </w:pPr>
     <w:rPr>
@@ -2398,13 +2248,11 @@
     <w:basedOn w:val="Normal"/>
     <w:uiPriority w:val="34"/>
     <w:qFormat/>
-    <w:rsid w:val="006a7e05"/>
-    <w:pPr>
-      <w:spacing w:after="160" w:before="0"/>
-      <w:ind w:start="720"/>
+    <w:rsid w:val="006A7E05"/>
+    <w:pPr>
+      <w:ind w:left="720"/>
       <w:contextualSpacing/>
     </w:pPr>
-    <w:rPr/>
   </w:style>
   <w:style w:styleId="IntenseQuote" w:type="paragraph">
     <w:name w:val="Intense Quote"/>
@@ -2413,14 +2261,14 @@
     <w:link w:val="IntenseQuoteChar"/>
     <w:uiPriority w:val="30"/>
     <w:qFormat/>
-    <w:rsid w:val="002127d5"/>
+    <w:rsid w:val="002127D5"/>
     <w:pPr>
       <w:pBdr>
-        <w:top w:color="0F4761" w:space="10" w:sz="4" w:themeColor="accent1" w:themeShade="bf" w:val="single"/>
-        <w:bottom w:color="0F4761" w:space="10" w:sz="4" w:themeColor="accent1" w:themeShade="bf" w:val="single"/>
+        <w:top w:color="0F4761" w:space="10" w:sz="4" w:themeColor="accent1" w:themeShade="BF" w:val="single"/>
+        <w:bottom w:color="0F4761" w:space="10" w:sz="4" w:themeColor="accent1" w:themeShade="BF" w:val="single"/>
       </w:pBdr>
       <w:spacing w:after="360" w:before="360"/>
-      <w:ind w:end="864" w:start="864"/>
+      <w:ind w:left="864" w:right="864"/>
       <w:jc w:val="center"/>
     </w:pPr>
     <w:rPr>
@@ -2433,29 +2281,18 @@
     <w:name w:val="No Spacing"/>
     <w:uiPriority w:val="1"/>
     <w:qFormat/>
-    <w:rsid w:val="00a55c2e"/>
-    <w:pPr>
-      <w:widowControl/>
-      <w:bidi w:val="0"/>
-      <w:spacing w:after="0" w:before="0" w:line="240" w:lineRule="auto"/>
+    <w:rsid w:val="00A55C2E"/>
+    <w:pPr>
       <w:jc w:val="both"/>
     </w:pPr>
     <w:rPr>
-      <w:rFonts w:ascii="Proxima Nova Medium" w:cs="" w:cstheme="minorBidi" w:eastAsia="Aptos" w:eastAsiaTheme="minorHAnsi" w:hAnsi="Proxima Nova Medium"/>
-      <w:color w:val="auto"/>
-      <w:kern w:val="2"/>
-      <w:sz w:val="22"/>
-      <w:szCs w:val="22"/>
-      <w:lang w:bidi="ar-SA" w:eastAsia="en-US" w:val="en-AU"/>
-      <w14:ligatures w14:val="standardContextual"/>
-    </w:rPr>
-  </w:style>
-  <w:style w:styleId="HeaderandFooter" w:type="paragraph">
+      <w:rFonts w:ascii="Proxima Nova Medium" w:hAnsi="Proxima Nova Medium"/>
+    </w:rPr>
+  </w:style>
+  <w:style w:customStyle="1" w:styleId="HeaderandFooter" w:type="paragraph">
     <w:name w:val="Header and Footer"/>
     <w:basedOn w:val="Normal"/>
     <w:qFormat/>
-    <w:pPr/>
-    <w:rPr/>
   </w:style>
   <w:style w:styleId="Header" w:type="paragraph">
     <w:name w:val="header"/>
@@ -2463,16 +2300,14 @@
     <w:link w:val="HeaderChar"/>
     <w:uiPriority w:val="99"/>
     <w:unhideWhenUsed/>
-    <w:rsid w:val="00a471d4"/>
+    <w:rsid w:val="00A471D4"/>
     <w:pPr>
       <w:tabs>
-        <w:tab w:pos="720" w:val="clear"/>
-        <w:tab w:leader="none" w:pos="4513" w:val="center"/>
-        <w:tab w:leader="none" w:pos="9026" w:val="right"/>
+        <w:tab w:pos="4513" w:val="center"/>
+        <w:tab w:pos="9026" w:val="right"/>
       </w:tabs>
-      <w:spacing w:after="0" w:before="0" w:line="240" w:lineRule="auto"/>
-    </w:pPr>
-    <w:rPr/>
+      <w:spacing w:after="0" w:line="240" w:lineRule="auto"/>
+    </w:pPr>
   </w:style>
   <w:style w:styleId="Footer" w:type="paragraph">
     <w:name w:val="footer"/>
@@ -2480,22 +2315,18 @@
     <w:link w:val="FooterChar"/>
     <w:uiPriority w:val="99"/>
     <w:unhideWhenUsed/>
-    <w:rsid w:val="00a471d4"/>
+    <w:rsid w:val="00A471D4"/>
     <w:pPr>
       <w:tabs>
-        <w:tab w:pos="720" w:val="clear"/>
-        <w:tab w:leader="none" w:pos="4513" w:val="center"/>
-        <w:tab w:leader="none" w:pos="9026" w:val="right"/>
+        <w:tab w:pos="4513" w:val="center"/>
+        <w:tab w:pos="9026" w:val="right"/>
       </w:tabs>
-      <w:spacing w:after="0" w:before="0" w:line="240" w:lineRule="auto"/>
-    </w:pPr>
-    <w:rPr/>
+      <w:spacing w:after="0" w:line="240" w:lineRule="auto"/>
+    </w:pPr>
   </w:style>
   <w:style w:styleId="IndexHeading" w:type="paragraph">
     <w:name w:val="index heading"/>
     <w:basedOn w:val="Heading"/>
-    <w:pPr/>
-    <w:rPr/>
   </w:style>
   <w:style w:styleId="TOCHeading" w:type="paragraph">
     <w:name w:val="TOC Heading"/>
@@ -2504,17 +2335,16 @@
     <w:uiPriority w:val="39"/>
     <w:unhideWhenUsed/>
     <w:qFormat/>
-    <w:rsid w:val="002127d5"/>
+    <w:rsid w:val="002127D5"/>
     <w:pPr>
       <w:numPr>
-        <w:ilvl w:val="0"/>
         <w:numId w:val="1"/>
       </w:numPr>
       <w:spacing w:after="0" w:before="240"/>
       <w:outlineLvl w:val="9"/>
     </w:pPr>
     <w:rPr>
-      <w:b w:val="false"/>
+      <w:b w:val="0"/>
       <w:kern w:val="0"/>
       <w:sz w:val="32"/>
       <w:szCs w:val="32"/>
@@ -2529,11 +2359,10 @@
     <w:autoRedefine/>
     <w:uiPriority w:val="39"/>
     <w:unhideWhenUsed/>
-    <w:rsid w:val="00f351c2"/>
-    <w:pPr>
-      <w:spacing w:after="100" w:before="0"/>
-    </w:pPr>
-    <w:rPr/>
+    <w:rsid w:val="00F351C2"/>
+    <w:pPr>
+      <w:spacing w:after="100"/>
+    </w:pPr>
   </w:style>
   <w:style w:styleId="TOC2" w:type="paragraph">
     <w:name w:val="toc 2"/>
@@ -2542,12 +2371,11 @@
     <w:autoRedefine/>
     <w:uiPriority w:val="39"/>
     <w:unhideWhenUsed/>
-    <w:rsid w:val="0074022a"/>
-    <w:pPr>
-      <w:spacing w:after="100" w:before="0"/>
-      <w:ind w:start="220"/>
-    </w:pPr>
-    <w:rPr/>
+    <w:rsid w:val="0074022A"/>
+    <w:pPr>
+      <w:spacing w:after="100"/>
+      <w:ind w:left="220"/>
+    </w:pPr>
   </w:style>
   <w:style w:styleId="TOC3" w:type="paragraph">
     <w:name w:val="toc 3"/>
@@ -2556,12 +2384,11 @@
     <w:autoRedefine/>
     <w:uiPriority w:val="39"/>
     <w:unhideWhenUsed/>
-    <w:rsid w:val="0074022a"/>
-    <w:pPr>
-      <w:spacing w:after="100" w:before="0"/>
-      <w:ind w:start="440"/>
-    </w:pPr>
-    <w:rPr/>
+    <w:rsid w:val="0074022A"/>
+    <w:pPr>
+      <w:spacing w:after="100"/>
+      <w:ind w:left="440"/>
+    </w:pPr>
   </w:style>
   <w:style w:styleId="Bibliography" w:type="paragraph">
     <w:name w:val="Bibliography"/>
@@ -2570,90 +2397,51 @@
     <w:uiPriority w:val="37"/>
     <w:unhideWhenUsed/>
     <w:qFormat/>
-    <w:rsid w:val="002127d5"/>
-    <w:pPr>
-      <w:jc w:val="start"/>
-    </w:pPr>
-    <w:rPr/>
+    <w:rsid w:val="002127D5"/>
+    <w:pPr>
+      <w:jc w:val="left"/>
+    </w:pPr>
   </w:style>
   <w:style w:styleId="TOC4" w:type="paragraph">
     <w:name w:val="toc 4"/>
     <w:basedOn w:val="Index"/>
-    <w:pPr/>
-    <w:rPr/>
   </w:style>
   <w:style w:styleId="TOC5" w:type="paragraph">
     <w:name w:val="toc 5"/>
     <w:basedOn w:val="Index"/>
-    <w:pPr/>
-    <w:rPr/>
   </w:style>
   <w:style w:styleId="TOC6" w:type="paragraph">
     <w:name w:val="toc 6"/>
     <w:basedOn w:val="Index"/>
-    <w:pPr/>
-    <w:rPr/>
   </w:style>
   <w:style w:styleId="TOC7" w:type="paragraph">
     <w:name w:val="toc 7"/>
     <w:basedOn w:val="Index"/>
-    <w:pPr/>
-    <w:rPr/>
   </w:style>
   <w:style w:styleId="TOC8" w:type="paragraph">
     <w:name w:val="toc 8"/>
     <w:basedOn w:val="Index"/>
-    <w:pPr/>
-    <w:rPr/>
   </w:style>
   <w:style w:styleId="TOC9" w:type="paragraph">
     <w:name w:val="toc 9"/>
     <w:basedOn w:val="Index"/>
-    <w:pPr/>
-    <w:rPr/>
-  </w:style>
-  <w:style w:styleId="FrameContents" w:type="paragraph">
+  </w:style>
+  <w:style w:customStyle="1" w:styleId="FrameContents" w:type="paragraph">
     <w:name w:val="Frame Contents"/>
     <w:basedOn w:val="Normal"/>
     <w:qFormat/>
-    <w:pPr/>
-    <w:rPr/>
-  </w:style>
-  <w:style w:default="1" w:styleId="NoList" w:type="numbering">
-    <w:name w:val="No List"/>
-    <w:uiPriority w:val="99"/>
-    <w:semiHidden/>
-    <w:unhideWhenUsed/>
-    <w:qFormat/>
-  </w:style>
-  <w:style w:customStyle="1" w:styleId="Style11" w:type="numbering">
+  </w:style>
+  <w:style w:customStyle="1" w:styleId="Style1" w:type="numbering">
     <w:name w:val="Style1"/>
     <w:uiPriority w:val="99"/>
     <w:qFormat/>
-    <w:rsid w:val="00d751f5"/>
-  </w:style>
-  <w:style w:default="1" w:styleId="TableNormal" w:type="table">
-    <w:name w:val="Normal Table"/>
-    <w:uiPriority w:val="99"/>
-    <w:semiHidden/>
-    <w:unhideWhenUsed/>
-    <w:tblPr>
-      <w:tblCellMar>
-        <w:top w:type="dxa" w:w="0"/>
-        <w:left w:type="dxa" w:w="108"/>
-        <w:bottom w:type="dxa" w:w="0"/>
-        <w:right w:type="dxa" w:w="108"/>
-      </w:tblCellMar>
-    </w:tblPr>
+    <w:rsid w:val="00D751F5"/>
   </w:style>
   <w:style w:styleId="TableGrid" w:type="table">
     <w:name w:val="Table Grid"/>
     <w:basedOn w:val="TableNormal"/>
     <w:uiPriority w:val="39"/>
-    <w:rsid w:val="00a1493a"/>
-    <w:pPr>
-      <w:spacing w:after="0" w:line="240" w:lineRule="auto"/>
-    </w:pPr>
+    <w:rsid w:val="00A1493A"/>
     <w:tblPr>
       <w:tblBorders>
         <w:top w:color="auto" w:space="0" w:sz="4" w:val="single"/>
@@ -2669,11 +2457,7 @@
     <w:name w:val="AAGI Table Style"/>
     <w:basedOn w:val="TableNormal"/>
     <w:uiPriority w:val="99"/>
-    <w:rsid w:val="00a1493a"/>
-    <w:pPr>
-      <w:spacing w:after="0" w:line="240" w:lineRule="auto"/>
-      <w:jc w:val="left"/>
-    </w:pPr>
+    <w:rsid w:val="00A1493A"/>
     <w:rPr>
       <w:color w:themeColor="text1" w:val="000000"/>
     </w:rPr>
@@ -2689,7 +2473,7 @@
     </w:tblPr>
     <w:tblStylePr w:type="firstRow">
       <w:rPr>
-        <w:color w:themeColor="background1" w:val="ffffff"/>
+        <w:color w:themeColor="background1" w:val="FFFFFF"/>
         <w:sz w:val="22"/>
       </w:rPr>
       <w:tblPr/>
@@ -2964,7 +2748,7 @@
 </file>
 
 <file path=word/theme/theme1.xml><?xml version="1.0" encoding="utf-8"?>
-<a:theme xmlns:a="http://schemas.openxmlformats.org/drawingml/2006/main" xmlns:r="http://schemas.openxmlformats.org/officeDocument/2006/relationships" name="Office Theme">
+<a:theme xmlns:a="http://schemas.openxmlformats.org/drawingml/2006/main" name="Office Theme">
   <a:themeElements>
     <a:clrScheme name="Office">
       <a:dk1>
@@ -3006,12 +2790,12 @@
     </a:clrScheme>
     <a:fontScheme name="Office">
       <a:majorFont>
-        <a:latin typeface="Aptos Display" panose="02110004020202020204" pitchFamily="0" charset="1"/>
+        <a:latin typeface="Aptos Display" panose="02110004020202020204"/>
         <a:ea typeface=""/>
         <a:cs typeface=""/>
       </a:majorFont>
       <a:minorFont>
-        <a:latin typeface="Aptos" panose="02110004020202020204" pitchFamily="0" charset="1"/>
+        <a:latin typeface="Aptos" panose="02110004020202020204"/>
         <a:ea typeface=""/>
         <a:cs typeface=""/>
       </a:minorFont>
@@ -3043,7 +2827,7 @@
             </a:gs>
           </a:gsLst>
           <a:lin ang="5400000" scaled="0"/>
-          <a:tileRect l="0" t="0" r="0" b="0"/>
+          <a:tileRect/>
         </a:gradFill>
         <a:gradFill>
           <a:gsLst>
@@ -3067,7 +2851,7 @@
             </a:gs>
           </a:gsLst>
           <a:lin ang="5400000" scaled="0"/>
-          <a:tileRect l="0" t="0" r="0" b="0"/>
+          <a:tileRect/>
         </a:gradFill>
       </a:fillStyleLst>
       <a:lnStyleLst>
@@ -3127,10 +2911,12 @@
             </a:gs>
           </a:gsLst>
           <a:lin ang="5400000" scaled="0"/>
-          <a:tileRect l="0" t="0" r="0" b="0"/>
+          <a:tileRect/>
         </a:gradFill>
       </a:bgFillStyleLst>
     </a:fmtScheme>
   </a:themeElements>
+  <a:objectDefaults/>
+  <a:extraClrSchemeLst/>
 </a:theme>
 </file>
--- a/template-docx-short-report.docx
+++ b/template-docx-short-report.docx
@@ -37,7 +37,7 @@
         <w:pStyle w:val="Date"/>
       </w:pPr>
       <w:r>
-        <w:t xml:space="preserve">May 4, 2026</w:t>
+        <w:t xml:space="preserve">May 5, 2026</w:t>
       </w:r>
     </w:p>
     <w:sdt>
@@ -230,7 +230,7 @@
           <w:i/>
           <w:iCs/>
         </w:rPr>
-        <w:t xml:space="preserve">Last updated: 2026-05-04</w:t>
+        <w:t xml:space="preserve">Last updated: 2026-05-05</w:t>
       </w:r>
     </w:p>
     <w:bookmarkEnd w:id="44"/>

--- a/template-docx-short-report.docx
+++ b/template-docx-short-report.docx
@@ -37,7 +37,7 @@
         <w:pStyle w:val="Date"/>
       </w:pPr>
       <w:r>
-        <w:t xml:space="preserve">May 5, 2026</w:t>
+        <w:t xml:space="preserve">June 4, 2026</w:t>
       </w:r>
     </w:p>
     <w:sdt>
@@ -230,7 +230,7 @@
           <w:i/>
           <w:iCs/>
         </w:rPr>
-        <w:t xml:space="preserve">Last updated: 2026-05-05</w:t>
+        <w:t xml:space="preserve">Last updated: 2026-06-04</w:t>
       </w:r>
     </w:p>
     <w:bookmarkEnd w:id="44"/>

--- a/template-docx-short-report.docx
+++ b/template-docx-short-report.docx
@@ -37,7 +37,7 @@
         <w:pStyle w:val="Date"/>
       </w:pPr>
       <w:r>
-        <w:t xml:space="preserve">June 4, 2026</w:t>
+        <w:t xml:space="preserve">June 11, 2026</w:t>
       </w:r>
     </w:p>
     <w:sdt>
@@ -230,7 +230,7 @@
           <w:i/>
           <w:iCs/>
         </w:rPr>
-        <w:t xml:space="preserve">Last updated: 2026-06-04</w:t>
+        <w:t xml:space="preserve">Last updated: 2026-06-11</w:t>
       </w:r>
     </w:p>
     <w:bookmarkEnd w:id="44"/>

--- a/template-docx-short-report.docx
+++ b/template-docx-short-report.docx
@@ -7,13 +7,7 @@
         <w:pStyle w:val="Subtitle"/>
       </w:pPr>
       <w:r>
-        <w:t xml:space="preserve">My Report Title</w:t>
-      </w:r>
-      <w:r>
-        <w:t xml:space="preserve"> </w:t>
-      </w:r>
-      <w:r>
-        <w:t xml:space="preserve">Report for ABC2026-001ABC</w:t>
+        <w:t xml:space="preserve">My Report Title Report for ABC2026-001ABC</w:t>
       </w:r>
     </w:p>
     <w:p>
@@ -29,7 +23,7 @@
         <w:pStyle w:val="Author"/>
       </w:pPr>
       <w:r>
-        <w:t xml:space="preserve">Prepared by: Alice A., Bob B.</w:t>
+        <w:t xml:space="preserve">Prepared by: your_name</w:t>
       </w:r>
     </w:p>
     <w:p>
@@ -37,7 +31,7 @@
         <w:pStyle w:val="Date"/>
       </w:pPr>
       <w:r>
-        <w:t xml:space="preserve">June 11, 2026</w:t>
+        <w:t xml:space="preserve">June 16, 2026</w:t>
       </w:r>
     </w:p>
     <w:sdt>
@@ -80,7 +74,7 @@
               <a:graphicData uri="http://schemas.openxmlformats.org/drawingml/2006/picture">
                 <pic:pic>
                   <pic:nvPicPr>
-                    <pic:cNvPr descr="AAGI_logo.svg" id="41" name="Picture"/>
+                    <pic:cNvPr descr="_extensions/AAGI-AUS/aagi/assets/AAGI_logo.svg" id="41" name="Picture"/>
                     <pic:cNvPicPr>
                       <a:picLocks noChangeArrowheads="1" noChangeAspect="1"/>
                     </pic:cNvPicPr>
@@ -154,7 +148,7 @@
         <w:t xml:space="preserve">AAGI Program Report</w:t>
       </w:r>
     </w:p>
-    <w:bookmarkStart w:id="45" w:name="my-report-title"/>
+    <w:bookmarkStart w:id="44" w:name="my-report-title"/>
     <w:p>
       <w:pPr>
         <w:pStyle w:val="Heading1"/>
@@ -163,114 +157,156 @@
         <w:t xml:space="preserve">My Report Title</w:t>
       </w:r>
     </w:p>
-    <w:bookmarkStart w:id="44" w:name="report-for-abc2026-001abc"/>
+    <w:bookmarkStart w:id="43" w:name="technical-report"/>
     <w:p>
       <w:pPr>
         <w:pStyle w:val="Heading2"/>
       </w:pPr>
       <w:r>
-        <w:t xml:space="preserve">Report for ABC2026-001ABC</w:t>
+        <w:t xml:space="preserve">Technical Report</w:t>
       </w:r>
     </w:p>
     <w:p>
       <w:pPr>
         <w:pStyle w:val="FirstParagraph"/>
       </w:pPr>
-      <w:r>
-        <w:t xml:space="preserve">Prepared for:</w:t>
-      </w:r>
-      <w:r>
-        <w:t xml:space="preserve"> </w:t>
-      </w:r>
       <w:r>
         <w:rPr>
           <w:b/>
           <w:bCs/>
         </w:rPr>
-        <w:t xml:space="preserve">collab_partner_org (partner@example.com)</w:t>
-      </w:r>
-      <w:r>
-        <w:br/>
-      </w:r>
-      <w:r>
-        <w:t xml:space="preserve">Prepared by:</w:t>
+        <w:t xml:space="preserve">Project code:</w:t>
       </w:r>
       <w:r>
         <w:t xml:space="preserve"> </w:t>
       </w:r>
+      <w:r>
+        <w:t xml:space="preserve">ABC2026-001ABC</w:t>
+      </w:r>
+    </w:p>
+    <w:p>
+      <w:pPr>
+        <w:pStyle w:val="BodyText"/>
+      </w:pPr>
       <w:r>
         <w:rPr>
           <w:b/>
           <w:bCs/>
         </w:rPr>
+        <w:t xml:space="preserve">Authors:</w:t>
+      </w:r>
+      <w:r>
+        <w:t xml:space="preserve"> </w:t>
+      </w:r>
+      <w:r>
         <w:t xml:space="preserve">your_name</w:t>
       </w:r>
+    </w:p>
+    <w:p>
+      <w:pPr>
+        <w:pStyle w:val="BodyText"/>
+      </w:pPr>
+      <w:r>
+        <w:rPr>
+          <w:b/>
+          <w:bCs/>
+        </w:rPr>
+        <w:t xml:space="preserve">Prepared for:</w:t>
+      </w:r>
+      <w:r>
+        <w:t xml:space="preserve"> </w:t>
+      </w:r>
+      <w:r>
+        <w:t xml:space="preserve">collab_partner_org (partner@example.com)</w:t>
+      </w:r>
       <w:r>
         <w:br/>
       </w:r>
       <w:r>
-        <w:t xml:space="preserve">Correspondence email:</w:t>
+        <w:rPr>
+          <w:b/>
+          <w:bCs/>
+        </w:rPr>
+        <w:t xml:space="preserve">Prepared by:</w:t>
       </w:r>
       <w:r>
         <w:t xml:space="preserve"> </w:t>
       </w:r>
-      <w:hyperlink r:id="rId43">
-        <w:r>
-          <w:rPr>
-            <w:rStyle w:val="Hyperlink"/>
-          </w:rPr>
-          <w:t xml:space="preserve">contact@example.com</w:t>
-        </w:r>
-      </w:hyperlink>
+      <w:r>
+        <w:t xml:space="preserve">AAGI — your_name</w:t>
+      </w:r>
       <w:r>
         <w:br/>
       </w:r>
       <w:r>
         <w:rPr>
-          <w:i/>
-          <w:iCs/>
+          <w:b/>
+          <w:bCs/>
         </w:rPr>
-        <w:t xml:space="preserve">Last updated: 2026-06-11</w:t>
-      </w:r>
-    </w:p>
+        <w:t xml:space="preserve">Correspondence:</w:t>
+      </w:r>
+      <w:r>
+        <w:t xml:space="preserve"> </w:t>
+      </w:r>
+      <w:r>
+        <w:t xml:space="preserve">&lt;&gt;</w:t>
+      </w:r>
+    </w:p>
+    <w:p>
+      <w:pPr>
+        <w:pStyle w:val="BodyText"/>
+      </w:pPr>
+      <w:r>
+        <w:rPr>
+          <w:b/>
+          <w:bCs/>
+        </w:rPr>
+        <w:t xml:space="preserve">Date:</w:t>
+      </w:r>
+      <w:r>
+        <w:t xml:space="preserve"> </w:t>
+      </w:r>
+      <w:r>
+        <w:t xml:space="preserve">June 2026</w:t>
+      </w:r>
+    </w:p>
+    <w:bookmarkEnd w:id="43"/>
     <w:bookmarkEnd w:id="44"/>
+    <w:p>
+      <w:pPr>
+        <w:pStyle w:val="BodyText"/>
+      </w:pPr>
+    </w:p>
+    <w:p>
+      <w:r>
+        <w:br w:type="page"/>
+      </w:r>
+    </w:p>
+    <w:bookmarkStart w:id="45" w:name="executive-summary"/>
+    <w:p>
+      <w:pPr>
+        <w:pStyle w:val="Heading1"/>
+      </w:pPr>
+      <w:r>
+        <w:t xml:space="preserve">Executive summary</w:t>
+      </w:r>
+    </w:p>
+    <w:p>
+      <w:pPr>
+        <w:pStyle w:val="FirstParagraph"/>
+      </w:pPr>
+      <w:r>
+        <w:t xml:space="preserve">Concise summary of the work provided by AAGI and the primary findings.</w:t>
+      </w:r>
+    </w:p>
     <w:bookmarkEnd w:id="45"/>
-    <w:p>
-      <w:pPr>
-        <w:pStyle w:val="BodyText"/>
-      </w:pPr>
-    </w:p>
-    <w:bookmarkStart w:id="46" w:name="executive-summary"/>
+    <w:bookmarkStart w:id="46" w:name="introduction"/>
     <w:p>
       <w:pPr>
         <w:pStyle w:val="Heading1"/>
       </w:pPr>
       <w:r>
-        <w:t xml:space="preserve">Executive Summary</w:t>
-      </w:r>
-    </w:p>
-    <w:p>
-      <w:pPr>
-        <w:pStyle w:val="FirstParagraph"/>
-      </w:pPr>
-      <w:r>
-        <w:t xml:space="preserve">Executive summary goes here.</w:t>
-      </w:r>
-      <w:r>
-        <w:t xml:space="preserve"> </w:t>
-      </w:r>
-      <w:r>
-        <w:t xml:space="preserve">Summarise the work provided by AAGI and the main results.</w:t>
-      </w:r>
-    </w:p>
-    <w:bookmarkEnd w:id="46"/>
-    <w:bookmarkStart w:id="47" w:name="key-findings"/>
-    <w:p>
-      <w:pPr>
-        <w:pStyle w:val="Heading1"/>
-      </w:pPr>
-      <w:r>
-        <w:t xml:space="preserve">Key findings</w:t>
+        <w:t xml:space="preserve">Introduction</w:t>
       </w:r>
     </w:p>
     <w:p>
@@ -282,7 +318,7 @@
         </w:numPr>
       </w:pPr>
       <w:r>
-        <w:t xml:space="preserve">Finding 1</w:t>
+        <w:t xml:space="preserve">Goals of the research project.</w:t>
       </w:r>
     </w:p>
     <w:p>
@@ -294,7 +330,17 @@
         </w:numPr>
       </w:pPr>
       <w:r>
-        <w:t xml:space="preserve">Finding 2</w:t>
+        <w:t xml:space="preserve">Background, context and rationale.</w:t>
+      </w:r>
+    </w:p>
+    <w:bookmarkEnd w:id="46"/>
+    <w:bookmarkStart w:id="47" w:name="experimental-trial-design"/>
+    <w:p>
+      <w:pPr>
+        <w:pStyle w:val="Heading1"/>
+      </w:pPr>
+      <w:r>
+        <w:t xml:space="preserve">Experimental / Trial Design</w:t>
       </w:r>
     </w:p>
     <w:p>
@@ -302,80 +348,126 @@
         <w:pStyle w:val="Compact"/>
         <w:numPr>
           <w:ilvl w:val="0"/>
-          <w:numId w:val="1001"/>
+          <w:numId w:val="1002"/>
         </w:numPr>
       </w:pPr>
       <w:r>
-        <w:t xml:space="preserve">Finding 3</w:t>
-      </w:r>
-    </w:p>
-    <w:p>
-      <w:pPr>
-        <w:pStyle w:val="FirstParagraph"/>
-      </w:pPr>
-      <w:r>
-        <w:rPr>
-          <w:b/>
-          <w:bCs/>
-        </w:rPr>
-        <w:t xml:space="preserve">NOTE</w:t>
-      </w:r>
-      <w:r>
-        <w:t xml:space="preserve"> </w:t>
-      </w:r>
-      <w:r>
-        <w:t xml:space="preserve">— This is an example of an AAGI note callout.</w:t>
+        <w:t xml:space="preserve">Trial design and layout.</w:t>
+      </w:r>
+    </w:p>
+    <w:p>
+      <w:pPr>
+        <w:pStyle w:val="Compact"/>
+        <w:numPr>
+          <w:ilvl w:val="0"/>
+          <w:numId w:val="1002"/>
+        </w:numPr>
+      </w:pPr>
+      <w:r>
+        <w:t xml:space="preserve">Treatments, replicates, blocking, randomisation.</w:t>
       </w:r>
     </w:p>
     <w:bookmarkEnd w:id="47"/>
-    <w:bookmarkStart w:id="48" w:name="methods-brief"/>
+    <w:bookmarkStart w:id="48" w:name="exploratory-data-analysis-visualisation"/>
     <w:p>
       <w:pPr>
         <w:pStyle w:val="Heading1"/>
       </w:pPr>
       <w:r>
-        <w:t xml:space="preserve">Methods (brief)</w:t>
-      </w:r>
-    </w:p>
-    <w:p>
-      <w:pPr>
-        <w:pStyle w:val="FirstParagraph"/>
-      </w:pPr>
-      <w:r>
-        <w:t xml:space="preserve">Briefly describe the analysis approach and any key assumptions.</w:t>
+        <w:t xml:space="preserve">Exploratory Data Analysis &amp; Visualisation</w:t>
+      </w:r>
+    </w:p>
+    <w:p>
+      <w:pPr>
+        <w:pStyle w:val="Compact"/>
+        <w:numPr>
+          <w:ilvl w:val="0"/>
+          <w:numId w:val="1003"/>
+        </w:numPr>
+      </w:pPr>
+      <w:r>
+        <w:t xml:space="preserve">Interpretation of key plots.</w:t>
       </w:r>
     </w:p>
     <w:bookmarkEnd w:id="48"/>
-    <w:bookmarkStart w:id="49" w:name="results-brief"/>
+    <w:bookmarkStart w:id="49" w:name="methods"/>
     <w:p>
       <w:pPr>
         <w:pStyle w:val="Heading1"/>
       </w:pPr>
       <w:r>
-        <w:t xml:space="preserve">Results (brief)</w:t>
-      </w:r>
-    </w:p>
-    <w:p>
-      <w:pPr>
-        <w:pStyle w:val="FirstParagraph"/>
-      </w:pPr>
-      <w:r>
-        <w:t xml:space="preserve">Summarise the primary results, with 1–2 key figures/tables as needed.</w:t>
+        <w:t xml:space="preserve">Methods</w:t>
+      </w:r>
+    </w:p>
+    <w:p>
+      <w:pPr>
+        <w:pStyle w:val="Compact"/>
+        <w:numPr>
+          <w:ilvl w:val="0"/>
+          <w:numId w:val="1004"/>
+        </w:numPr>
+      </w:pPr>
+      <w:r>
+        <w:t xml:space="preserve">Detailed procedures, software versions, pipeline commits.</w:t>
       </w:r>
     </w:p>
     <w:bookmarkEnd w:id="49"/>
-    <w:bookmarkStart w:id="51" w:name="references"/>
+    <w:bookmarkStart w:id="50" w:name="analysis"/>
     <w:p>
       <w:pPr>
         <w:pStyle w:val="Heading1"/>
       </w:pPr>
       <w:r>
+        <w:t xml:space="preserve">Analysis</w:t>
+      </w:r>
+    </w:p>
+    <w:p>
+      <w:pPr>
+        <w:pStyle w:val="Compact"/>
+        <w:numPr>
+          <w:ilvl w:val="0"/>
+          <w:numId w:val="1005"/>
+        </w:numPr>
+      </w:pPr>
+      <w:r>
+        <w:t xml:space="preserve">Statistical approaches and workflow.</w:t>
+      </w:r>
+    </w:p>
+    <w:bookmarkEnd w:id="50"/>
+    <w:bookmarkStart w:id="51" w:name="results-and-discussion"/>
+    <w:p>
+      <w:pPr>
+        <w:pStyle w:val="Heading1"/>
+      </w:pPr>
+      <w:r>
+        <w:t xml:space="preserve">Results and Discussion</w:t>
+      </w:r>
+    </w:p>
+    <w:p>
+      <w:pPr>
+        <w:pStyle w:val="Compact"/>
+        <w:numPr>
+          <w:ilvl w:val="0"/>
+          <w:numId w:val="1006"/>
+        </w:numPr>
+      </w:pPr>
+      <w:r>
+        <w:t xml:space="preserve">Main findings and implications.</w:t>
+      </w:r>
+    </w:p>
+    <w:bookmarkEnd w:id="51"/>
+    <w:bookmarkStart w:id="53" w:name="references"/>
+    <w:p>
+      <w:pPr>
+        <w:pStyle w:val="Heading1"/>
+      </w:pPr>
+      <w:r>
         <w:t xml:space="preserve">References</w:t>
       </w:r>
     </w:p>
-    <w:bookmarkStart w:id="50" w:name="refs"/>
-    <w:bookmarkEnd w:id="50"/>
-    <w:bookmarkEnd w:id="51"/>
+    <w:bookmarkStart w:id="52" w:name="refs"/>
+    <w:bookmarkEnd w:id="52"/>
+    <w:bookmarkEnd w:id="53"/>
     <w:sectPr>
       <w:footerReference r:id="rId10" w:type="even"/>
       <w:footerReference r:id="rId11" w:type="default"/>
@@ -1159,6 +1251,21 @@
     <w:abstractNumId w:val="990"/>
   </w:num>
   <w:num w:numId="1001">
+    <w:abstractNumId w:val="991"/>
+  </w:num>
+  <w:num w:numId="1002">
+    <w:abstractNumId w:val="991"/>
+  </w:num>
+  <w:num w:numId="1003">
+    <w:abstractNumId w:val="991"/>
+  </w:num>
+  <w:num w:numId="1004">
+    <w:abstractNumId w:val="991"/>
+  </w:num>
+  <w:num w:numId="1005">
+    <w:abstractNumId w:val="991"/>
+  </w:num>
+  <w:num w:numId="1006">
     <w:abstractNumId w:val="991"/>
   </w:num>
 </w:numbering>

--- a/template-docx-short-report.docx
+++ b/template-docx-short-report.docx
@@ -276,13 +276,64 @@
       <w:pPr>
         <w:pStyle w:val="BodyText"/>
       </w:pPr>
+      <w:r>
+        <w:drawing>
+          <wp:inline>
+            <wp:extent cx="5727700" cy="815151"/>
+            <wp:effectExtent b="0" l="0" r="0" t="0"/>
+            <wp:docPr descr="" title="" id="46" name="Picture"/>
+            <a:graphic>
+              <a:graphicData uri="http://schemas.openxmlformats.org/drawingml/2006/picture">
+                <pic:pic>
+                  <pic:nvPicPr>
+                    <pic:cNvPr descr="_extensions/AAGI-AUS/aagi/assets/AAGI_SP_Logo_Block-Portrait.svg" id="47" name="Picture"/>
+                    <pic:cNvPicPr>
+                      <a:picLocks noChangeArrowheads="1" noChangeAspect="1"/>
+                    </pic:cNvPicPr>
+                  </pic:nvPicPr>
+                  <pic:blipFill>
+                    <a:blip r:embed="rId48">
+                      <a:extLst>
+                        <a:ext uri="{28A0092B-C50C-407E-A947-70E740481C1C}">
+                          <a14:useLocalDpi xmlns:a14="http://schemas.microsoft.com/office/drawing/2010/main" val="0"/>
+                        </a:ext>
+                        <a:ext uri="{96DAC541-7B7A-43D3-8B79-37D633B846F1}">
+                          <asvg:svgBlip xmlns:asvg="http://schemas.microsoft.com/office/drawing/2016/SVG/main" r:embed="rId45"/>
+                        </a:ext>
+                      </a:extLst>
+                    </a:blip>
+                    <a:stretch>
+                      <a:fillRect/>
+                    </a:stretch>
+                  </pic:blipFill>
+                  <pic:spPr bwMode="auto">
+                    <a:xfrm>
+                      <a:off x="0" y="0"/>
+                      <a:ext cx="5727700" cy="815151"/>
+                    </a:xfrm>
+                    <a:prstGeom prst="rect">
+                      <a:avLst/>
+                    </a:prstGeom>
+                    <a:noFill/>
+                    <a:ln w="9525">
+                      <a:noFill/>
+                      <a:headEnd/>
+                      <a:tailEnd/>
+                    </a:ln>
+                  </pic:spPr>
+                </pic:pic>
+              </a:graphicData>
+            </a:graphic>
+          </wp:inline>
+        </w:drawing>
+      </w:r>
     </w:p>
     <w:p>
       <w:r>
         <w:br w:type="page"/>
       </w:r>
     </w:p>
-    <w:bookmarkStart w:id="45" w:name="executive-summary"/>
+    <w:bookmarkStart w:id="49" w:name="executive-summary"/>
     <w:p>
       <w:pPr>
         <w:pStyle w:val="Heading1"/>
@@ -299,8 +350,8 @@
         <w:t xml:space="preserve">Concise summary of the work provided by AAGI and the primary findings.</w:t>
       </w:r>
     </w:p>
-    <w:bookmarkEnd w:id="45"/>
-    <w:bookmarkStart w:id="46" w:name="introduction"/>
+    <w:bookmarkEnd w:id="49"/>
+    <w:bookmarkStart w:id="50" w:name="introduction"/>
     <w:p>
       <w:pPr>
         <w:pStyle w:val="Heading1"/>
@@ -333,8 +384,8 @@
         <w:t xml:space="preserve">Background, context and rationale.</w:t>
       </w:r>
     </w:p>
-    <w:bookmarkEnd w:id="46"/>
-    <w:bookmarkStart w:id="47" w:name="experimental-trial-design"/>
+    <w:bookmarkEnd w:id="50"/>
+    <w:bookmarkStart w:id="51" w:name="experimental-trial-design"/>
     <w:p>
       <w:pPr>
         <w:pStyle w:val="Heading1"/>
@@ -367,8 +418,8 @@
         <w:t xml:space="preserve">Treatments, replicates, blocking, randomisation.</w:t>
       </w:r>
     </w:p>
-    <w:bookmarkEnd w:id="47"/>
-    <w:bookmarkStart w:id="48" w:name="exploratory-data-analysis-visualisation"/>
+    <w:bookmarkEnd w:id="51"/>
+    <w:bookmarkStart w:id="52" w:name="exploratory-data-analysis-visualisation"/>
     <w:p>
       <w:pPr>
         <w:pStyle w:val="Heading1"/>
@@ -389,8 +440,8 @@
         <w:t xml:space="preserve">Interpretation of key plots.</w:t>
       </w:r>
     </w:p>
-    <w:bookmarkEnd w:id="48"/>
-    <w:bookmarkStart w:id="49" w:name="methods"/>
+    <w:bookmarkEnd w:id="52"/>
+    <w:bookmarkStart w:id="53" w:name="methods"/>
     <w:p>
       <w:pPr>
         <w:pStyle w:val="Heading1"/>
@@ -411,8 +462,8 @@
         <w:t xml:space="preserve">Detailed procedures, software versions, pipeline commits.</w:t>
       </w:r>
     </w:p>
-    <w:bookmarkEnd w:id="49"/>
-    <w:bookmarkStart w:id="50" w:name="analysis"/>
+    <w:bookmarkEnd w:id="53"/>
+    <w:bookmarkStart w:id="54" w:name="analysis"/>
     <w:p>
       <w:pPr>
         <w:pStyle w:val="Heading1"/>
@@ -433,8 +484,8 @@
         <w:t xml:space="preserve">Statistical approaches and workflow.</w:t>
       </w:r>
     </w:p>
-    <w:bookmarkEnd w:id="50"/>
-    <w:bookmarkStart w:id="51" w:name="results-and-discussion"/>
+    <w:bookmarkEnd w:id="54"/>
+    <w:bookmarkStart w:id="55" w:name="results-and-discussion"/>
     <w:p>
       <w:pPr>
         <w:pStyle w:val="Heading1"/>
@@ -455,8 +506,8 @@
         <w:t xml:space="preserve">Main findings and implications.</w:t>
       </w:r>
     </w:p>
-    <w:bookmarkEnd w:id="51"/>
-    <w:bookmarkStart w:id="53" w:name="references"/>
+    <w:bookmarkEnd w:id="55"/>
+    <w:bookmarkStart w:id="57" w:name="references"/>
     <w:p>
       <w:pPr>
         <w:pStyle w:val="Heading1"/>
@@ -465,9 +516,9 @@
         <w:t xml:space="preserve">References</w:t>
       </w:r>
     </w:p>
-    <w:bookmarkStart w:id="52" w:name="refs"/>
-    <w:bookmarkEnd w:id="52"/>
-    <w:bookmarkEnd w:id="53"/>
+    <w:bookmarkStart w:id="56" w:name="refs"/>
+    <w:bookmarkEnd w:id="56"/>
+    <w:bookmarkEnd w:id="57"/>
     <w:sectPr>
       <w:footerReference r:id="rId10" w:type="even"/>
       <w:footerReference r:id="rId11" w:type="default"/>

--- a/template-docx-short-report.docx
+++ b/template-docx-short-report.docx
@@ -31,7 +31,7 @@
         <w:pStyle w:val="Date"/>
       </w:pPr>
       <w:r>
-        <w:t xml:space="preserve">June 16, 2026</w:t>
+        <w:t xml:space="preserve">June 17, 2026</w:t>
       </w:r>
     </w:p>
     <w:sdt>
